--- a/07_Final_deliveries/Report/Project's meeting minutes.docx
+++ b/07_Final_deliveries/Report/Project's meeting minutes.docx
@@ -74,7 +74,7 @@
         <mc:AlternateContent>
           <mc:Choice Requires="wpg">
             <w:drawing>
-              <wp:anchor distT="0" distB="0" distL="114300" distR="114300" simplePos="0" relativeHeight="251659264" behindDoc="0" locked="0" layoutInCell="1" allowOverlap="1" wp14:anchorId="1E2ABBB2" wp14:editId="7E7BB08A">
+              <wp:anchor distT="0" distB="0" distL="114300" distR="114300" simplePos="0" relativeHeight="251659264" behindDoc="0" locked="0" layoutInCell="1" allowOverlap="1" wp14:anchorId="1E2ABBB2" wp14:editId="0FB043A5">
                 <wp:simplePos x="0" y="0"/>
                 <wp:positionH relativeFrom="column">
                   <wp:posOffset>-1714500</wp:posOffset>
@@ -9190,37 +9190,37 @@
       <w:r>
         <w:fldChar w:fldCharType="separate"/>
       </w:r>
+      <w:r>
+        <w:rPr>
+          <w:noProof/>
+        </w:rPr>
+        <w:t>3</w:t>
+      </w:r>
+      <w:r>
+        <w:fldChar w:fldCharType="end"/>
+      </w:r>
+      <w:r>
+        <w:noBreakHyphen/>
+      </w:r>
+      <w:r>
+        <w:fldChar w:fldCharType="begin"/>
+      </w:r>
+      <w:r>
+        <w:instrText xml:space="preserve"> SEQ Figure \* ARABIC \s 1 </w:instrText>
+      </w:r>
+      <w:r>
+        <w:fldChar w:fldCharType="separate"/>
+      </w:r>
+      <w:r>
+        <w:rPr>
+          <w:noProof/>
+        </w:rPr>
+        <w:t>1</w:t>
+      </w:r>
+      <w:r>
+        <w:fldChar w:fldCharType="end"/>
+      </w:r>
       <w:bookmarkStart w:id="18" w:name="_Toc156232097"/>
-      <w:r>
-        <w:rPr>
-          <w:noProof/>
-        </w:rPr>
-        <w:t>2</w:t>
-      </w:r>
-      <w:r>
-        <w:fldChar w:fldCharType="end"/>
-      </w:r>
-      <w:r>
-        <w:noBreakHyphen/>
-      </w:r>
-      <w:r>
-        <w:fldChar w:fldCharType="begin"/>
-      </w:r>
-      <w:r>
-        <w:instrText xml:space="preserve"> SEQ Figure \* ARABIC \s 1 </w:instrText>
-      </w:r>
-      <w:r>
-        <w:fldChar w:fldCharType="separate"/>
-      </w:r>
-      <w:r>
-        <w:rPr>
-          <w:noProof/>
-        </w:rPr>
-        <w:t>1</w:t>
-      </w:r>
-      <w:r>
-        <w:fldChar w:fldCharType="end"/>
-      </w:r>
       <w:r>
         <w:t>. Figure: Lead time (21/12/2023)</w:t>
       </w:r>
@@ -9325,7 +9325,7 @@
           <w:lang w:eastAsia="es-ES"/>
         </w:rPr>
         <w:drawing>
-          <wp:inline distT="0" distB="0" distL="0" distR="0" wp14:anchorId="4365D783" wp14:editId="0B84BE0D">
+          <wp:inline distT="0" distB="0" distL="0" distR="0" wp14:anchorId="4365D783" wp14:editId="4036C1A9">
             <wp:extent cx="5730240" cy="2476500"/>
             <wp:effectExtent l="0" t="0" r="3810" b="0"/>
             <wp:docPr id="2" name="Imagen 2" descr="https://lh7-us.googleusercontent.com/-ihEGGqDy2E8AojoSP4tOeHLaMXUIr6p8hMHNbBTcr1sVdQSJNxK-nXpqA4mstFHivkluaxbReBqXOc0aEqW7BNnE_PpsRJXtxaxAYy0WOlG8CNa4KivY-h0MZnvyqYdAI9xzxuqsTrktzK38GjKiYM"/>
@@ -9389,37 +9389,37 @@
       <w:r>
         <w:fldChar w:fldCharType="separate"/>
       </w:r>
+      <w:r>
+        <w:rPr>
+          <w:noProof/>
+        </w:rPr>
+        <w:t>3</w:t>
+      </w:r>
+      <w:r>
+        <w:fldChar w:fldCharType="end"/>
+      </w:r>
+      <w:r>
+        <w:noBreakHyphen/>
+      </w:r>
+      <w:r>
+        <w:fldChar w:fldCharType="begin"/>
+      </w:r>
+      <w:r>
+        <w:instrText xml:space="preserve"> SEQ Figure \* ARABIC \s 1 </w:instrText>
+      </w:r>
+      <w:r>
+        <w:fldChar w:fldCharType="separate"/>
+      </w:r>
+      <w:r>
+        <w:rPr>
+          <w:noProof/>
+        </w:rPr>
+        <w:t>2</w:t>
+      </w:r>
+      <w:r>
+        <w:fldChar w:fldCharType="end"/>
+      </w:r>
       <w:bookmarkStart w:id="20" w:name="_Toc156232098"/>
-      <w:r>
-        <w:rPr>
-          <w:noProof/>
-        </w:rPr>
-        <w:t>2</w:t>
-      </w:r>
-      <w:r>
-        <w:fldChar w:fldCharType="end"/>
-      </w:r>
-      <w:r>
-        <w:noBreakHyphen/>
-      </w:r>
-      <w:r>
-        <w:fldChar w:fldCharType="begin"/>
-      </w:r>
-      <w:r>
-        <w:instrText xml:space="preserve"> SEQ Figure \* ARABIC \s 1 </w:instrText>
-      </w:r>
-      <w:r>
-        <w:fldChar w:fldCharType="separate"/>
-      </w:r>
-      <w:r>
-        <w:rPr>
-          <w:noProof/>
-        </w:rPr>
-        <w:t>2</w:t>
-      </w:r>
-      <w:r>
-        <w:fldChar w:fldCharType="end"/>
-      </w:r>
       <w:r>
         <w:t>. Figure: Gantt diagram (21/12/2023)</w:t>
       </w:r>
@@ -9905,37 +9905,37 @@
       <w:r>
         <w:fldChar w:fldCharType="separate"/>
       </w:r>
+      <w:r>
+        <w:rPr>
+          <w:noProof/>
+        </w:rPr>
+        <w:t>4</w:t>
+      </w:r>
+      <w:r>
+        <w:fldChar w:fldCharType="end"/>
+      </w:r>
+      <w:r>
+        <w:noBreakHyphen/>
+      </w:r>
+      <w:r>
+        <w:fldChar w:fldCharType="begin"/>
+      </w:r>
+      <w:r>
+        <w:instrText xml:space="preserve"> SEQ Figure \* ARABIC \s 1 </w:instrText>
+      </w:r>
+      <w:r>
+        <w:fldChar w:fldCharType="separate"/>
+      </w:r>
+      <w:r>
+        <w:rPr>
+          <w:noProof/>
+        </w:rPr>
+        <w:t>1</w:t>
+      </w:r>
+      <w:r>
+        <w:fldChar w:fldCharType="end"/>
+      </w:r>
       <w:bookmarkStart w:id="24" w:name="_Toc156232099"/>
-      <w:r>
-        <w:rPr>
-          <w:noProof/>
-        </w:rPr>
-        <w:t>3</w:t>
-      </w:r>
-      <w:r>
-        <w:fldChar w:fldCharType="end"/>
-      </w:r>
-      <w:r>
-        <w:noBreakHyphen/>
-      </w:r>
-      <w:r>
-        <w:fldChar w:fldCharType="begin"/>
-      </w:r>
-      <w:r>
-        <w:instrText xml:space="preserve"> SEQ Figure \* ARABIC \s 1 </w:instrText>
-      </w:r>
-      <w:r>
-        <w:fldChar w:fldCharType="separate"/>
-      </w:r>
-      <w:r>
-        <w:rPr>
-          <w:noProof/>
-        </w:rPr>
-        <w:t>1</w:t>
-      </w:r>
-      <w:r>
-        <w:fldChar w:fldCharType="end"/>
-      </w:r>
       <w:r>
         <w:t>. Figure: Lead time (08/01/2024)</w:t>
       </w:r>
@@ -10042,7 +10042,7 @@
         </w:rPr>
         <w:lastRenderedPageBreak/>
         <w:drawing>
-          <wp:inline distT="0" distB="0" distL="0" distR="0" wp14:anchorId="26FE62D9" wp14:editId="753BA062">
+          <wp:inline distT="0" distB="0" distL="0" distR="0" wp14:anchorId="26FE62D9" wp14:editId="763DE994">
             <wp:extent cx="5730240" cy="2598420"/>
             <wp:effectExtent l="0" t="0" r="3810" b="0"/>
             <wp:docPr id="14" name="Imagen 14" descr="https://lh7-us.googleusercontent.com/NcORdmERzZ8j86NiwEiET0LtPdUaCFXyEyYtqFPhH50miPq2lHQLBEsqiYCS-XOVz5C3vRGCxkOOGyPTzStvDGME6jwf5TTfZXsLBmvz_ilH9FW_K9XnoCHJ4Sc8KytxU4VPAq-A3IuO2glPY1mGFUg"/>
@@ -10106,37 +10106,37 @@
       <w:r>
         <w:fldChar w:fldCharType="separate"/>
       </w:r>
+      <w:r>
+        <w:rPr>
+          <w:noProof/>
+        </w:rPr>
+        <w:t>4</w:t>
+      </w:r>
+      <w:r>
+        <w:fldChar w:fldCharType="end"/>
+      </w:r>
+      <w:r>
+        <w:noBreakHyphen/>
+      </w:r>
+      <w:r>
+        <w:fldChar w:fldCharType="begin"/>
+      </w:r>
+      <w:r>
+        <w:instrText xml:space="preserve"> SEQ Figure \* ARABIC \s 1 </w:instrText>
+      </w:r>
+      <w:r>
+        <w:fldChar w:fldCharType="separate"/>
+      </w:r>
+      <w:r>
+        <w:rPr>
+          <w:noProof/>
+        </w:rPr>
+        <w:t>2</w:t>
+      </w:r>
+      <w:r>
+        <w:fldChar w:fldCharType="end"/>
+      </w:r>
       <w:bookmarkStart w:id="26" w:name="_Toc156232100"/>
-      <w:r>
-        <w:rPr>
-          <w:noProof/>
-        </w:rPr>
-        <w:t>3</w:t>
-      </w:r>
-      <w:r>
-        <w:fldChar w:fldCharType="end"/>
-      </w:r>
-      <w:r>
-        <w:noBreakHyphen/>
-      </w:r>
-      <w:r>
-        <w:fldChar w:fldCharType="begin"/>
-      </w:r>
-      <w:r>
-        <w:instrText xml:space="preserve"> SEQ Figure \* ARABIC \s 1 </w:instrText>
-      </w:r>
-      <w:r>
-        <w:fldChar w:fldCharType="separate"/>
-      </w:r>
-      <w:r>
-        <w:rPr>
-          <w:noProof/>
-        </w:rPr>
-        <w:t>2</w:t>
-      </w:r>
-      <w:r>
-        <w:fldChar w:fldCharType="end"/>
-      </w:r>
       <w:r>
         <w:t>. Figure: Gantt diagram (08/01/2024)</w:t>
       </w:r>
@@ -14465,13 +14465,7 @@
         <w:pStyle w:val="Ttulo2"/>
       </w:pPr>
       <w:r>
-        <w:t>Daily meeting (1</w:t>
-      </w:r>
-      <w:r>
-        <w:t>6</w:t>
-      </w:r>
-      <w:r>
-        <w:t>/01/2024)</w:t>
+        <w:t>Daily meeting (16/01/2024)</w:t>
       </w:r>
     </w:p>
     <w:p>
@@ -14924,17 +14918,7 @@
           <w:szCs w:val="22"/>
           <w:lang w:val="en-GB"/>
         </w:rPr>
-        <w:t>Start implementing the simulation to the web</w:t>
-      </w:r>
-      <w:r>
-        <w:rPr>
-          <w:rFonts w:ascii="Arial" w:hAnsi="Arial" w:cs="Arial"/>
-          <w:color w:val="000000"/>
-          <w:sz w:val="22"/>
-          <w:szCs w:val="22"/>
-          <w:lang w:val="en-GB"/>
-        </w:rPr>
-        <w:t>.</w:t>
+        <w:t>Start implementing the simulation to the web.</w:t>
       </w:r>
     </w:p>
     <w:p>
@@ -15911,13 +15895,7 @@
         <w:pStyle w:val="Ttulo2"/>
       </w:pPr>
       <w:r>
-        <w:t>Daily meeting (1</w:t>
-      </w:r>
-      <w:r>
-        <w:t>7</w:t>
-      </w:r>
-      <w:r>
-        <w:t>/01/2024)</w:t>
+        <w:t>Daily meeting (17/01/2024)</w:t>
       </w:r>
     </w:p>
     <w:p>
@@ -15949,27 +15927,7 @@
           <w:szCs w:val="22"/>
           <w:lang w:val="en-GB"/>
         </w:rPr>
-        <w:t>: 1</w:t>
-      </w:r>
-      <w:r>
-        <w:rPr>
-          <w:rFonts w:ascii="Arial" w:hAnsi="Arial" w:cs="Arial"/>
-          <w:color w:val="000000"/>
-          <w:sz w:val="22"/>
-          <w:szCs w:val="22"/>
-          <w:lang w:val="en-GB"/>
-        </w:rPr>
-        <w:t>7</w:t>
-      </w:r>
-      <w:r>
-        <w:rPr>
-          <w:rFonts w:ascii="Arial" w:hAnsi="Arial" w:cs="Arial"/>
-          <w:color w:val="000000"/>
-          <w:sz w:val="22"/>
-          <w:szCs w:val="22"/>
-          <w:lang w:val="en-GB"/>
-        </w:rPr>
-        <w:t>-01-2024</w:t>
+        <w:t>: 17-01-2024</w:t>
       </w:r>
     </w:p>
     <w:p>
@@ -17364,17 +17322,7 @@
           <w:szCs w:val="22"/>
           <w:lang w:val="en-GB"/>
         </w:rPr>
-        <w:t>Nothing</w:t>
-      </w:r>
-      <w:r>
-        <w:rPr>
-          <w:rFonts w:ascii="Arial" w:hAnsi="Arial" w:cs="Arial"/>
-          <w:color w:val="000000"/>
-          <w:sz w:val="22"/>
-          <w:szCs w:val="22"/>
-          <w:lang w:val="en-GB"/>
-        </w:rPr>
-        <w:t xml:space="preserve"> to comment</w:t>
+        <w:t>Nothing to comment</w:t>
       </w:r>
       <w:r>
         <w:rPr>
@@ -17430,37 +17378,7 @@
           <w:szCs w:val="22"/>
           <w:lang w:val="en-GB"/>
         </w:rPr>
-        <w:t xml:space="preserve">In today's Mondragon University meeting, the team provided updates on their respective tasks and demonstrated commendable progress and dedication. A notable achievement was finishing the data exploratory analysis scripts, while another successfully initiated the deployment of this one on node-red. Concerns were raised regarding the deadlock of the thread simulation but there wasn't any problem with the video </w:t>
-      </w:r>
-      <w:r>
-        <w:rPr>
-          <w:rFonts w:ascii="Arial" w:hAnsi="Arial" w:cs="Arial"/>
-          <w:color w:val="000000"/>
-          <w:sz w:val="22"/>
-          <w:szCs w:val="22"/>
-          <w:lang w:val="en-GB"/>
-        </w:rPr>
-        <w:t>recording,</w:t>
-      </w:r>
-      <w:r>
-        <w:rPr>
-          <w:rFonts w:ascii="Arial" w:hAnsi="Arial" w:cs="Arial"/>
-          <w:color w:val="000000"/>
-          <w:sz w:val="22"/>
-          <w:szCs w:val="22"/>
-          <w:lang w:val="en-GB"/>
-        </w:rPr>
-        <w:t xml:space="preserve"> and all went really well</w:t>
-      </w:r>
-      <w:r>
-        <w:rPr>
-          <w:rFonts w:ascii="Arial" w:hAnsi="Arial" w:cs="Arial"/>
-          <w:color w:val="000000"/>
-          <w:sz w:val="22"/>
-          <w:szCs w:val="22"/>
-          <w:lang w:val="en-GB"/>
-        </w:rPr>
-        <w:t>.</w:t>
+        <w:t>In today's Mondragon University meeting, the team provided updates on their respective tasks and demonstrated commendable progress and dedication. A notable achievement was finishing the data exploratory analysis scripts, while another successfully initiated the deployment of this one on node-red. Concerns were raised regarding the deadlock of the thread simulation but there wasn't any problem with the video recording, and all went really well.</w:t>
       </w:r>
     </w:p>
     <w:p>
@@ -17468,13 +17386,7 @@
         <w:pStyle w:val="Ttulo2"/>
       </w:pPr>
       <w:r>
-        <w:t>Daily meeting (1</w:t>
-      </w:r>
-      <w:r>
-        <w:t>8</w:t>
-      </w:r>
-      <w:r>
-        <w:t>/01/2024)</w:t>
+        <w:t>Daily meeting (18/01/2024)</w:t>
       </w:r>
     </w:p>
     <w:p>
@@ -17506,27 +17418,7 @@
           <w:szCs w:val="22"/>
           <w:lang w:val="en-GB"/>
         </w:rPr>
-        <w:t>: 1</w:t>
-      </w:r>
-      <w:r>
-        <w:rPr>
-          <w:rFonts w:ascii="Arial" w:hAnsi="Arial" w:cs="Arial"/>
-          <w:color w:val="000000"/>
-          <w:sz w:val="22"/>
-          <w:szCs w:val="22"/>
-          <w:lang w:val="en-GB"/>
-        </w:rPr>
-        <w:t>8</w:t>
-      </w:r>
-      <w:r>
-        <w:rPr>
-          <w:rFonts w:ascii="Arial" w:hAnsi="Arial" w:cs="Arial"/>
-          <w:color w:val="000000"/>
-          <w:sz w:val="22"/>
-          <w:szCs w:val="22"/>
-          <w:lang w:val="en-GB"/>
-        </w:rPr>
-        <w:t>-01-2024</w:t>
+        <w:t>: 18-01-2024</w:t>
       </w:r>
     </w:p>
     <w:p>
@@ -17879,17 +17771,7 @@
           <w:szCs w:val="22"/>
           <w:lang w:val="en-GB"/>
         </w:rPr>
-        <w:t>Record the video and continue implementing message passing</w:t>
-      </w:r>
-      <w:r>
-        <w:rPr>
-          <w:rFonts w:ascii="Arial" w:hAnsi="Arial" w:cs="Arial"/>
-          <w:color w:val="000000"/>
-          <w:sz w:val="22"/>
-          <w:szCs w:val="22"/>
-          <w:lang w:val="en-GB"/>
-        </w:rPr>
-        <w:t>.</w:t>
+        <w:t>Record the video and continue implementing message passing.</w:t>
       </w:r>
     </w:p>
     <w:p>
@@ -17947,17 +17829,7 @@
           <w:szCs w:val="22"/>
           <w:lang w:val="en-GB"/>
         </w:rPr>
-        <w:t>Record the video</w:t>
-      </w:r>
-      <w:r>
-        <w:rPr>
-          <w:rFonts w:ascii="Arial" w:hAnsi="Arial" w:cs="Arial"/>
-          <w:color w:val="000000"/>
-          <w:sz w:val="22"/>
-          <w:szCs w:val="22"/>
-          <w:lang w:val="en-GB"/>
-        </w:rPr>
-        <w:t>.</w:t>
+        <w:t>Record the video.</w:t>
       </w:r>
     </w:p>
     <w:p>
@@ -18015,17 +17887,7 @@
           <w:szCs w:val="22"/>
           <w:lang w:val="en-GB"/>
         </w:rPr>
-        <w:t>Record and edit the video</w:t>
-      </w:r>
-      <w:r>
-        <w:rPr>
-          <w:rFonts w:ascii="Arial" w:hAnsi="Arial" w:cs="Arial"/>
-          <w:color w:val="000000"/>
-          <w:sz w:val="22"/>
-          <w:szCs w:val="22"/>
-          <w:lang w:val="en-GB"/>
-        </w:rPr>
-        <w:t>.</w:t>
+        <w:t>Record and edit the video.</w:t>
       </w:r>
     </w:p>
     <w:p>
@@ -18083,17 +17945,7 @@
           <w:szCs w:val="22"/>
           <w:lang w:val="en-GB"/>
         </w:rPr>
-        <w:t>Record the video</w:t>
-      </w:r>
-      <w:r>
-        <w:rPr>
-          <w:rFonts w:ascii="Arial" w:hAnsi="Arial" w:cs="Arial"/>
-          <w:color w:val="000000"/>
-          <w:sz w:val="22"/>
-          <w:szCs w:val="22"/>
-          <w:lang w:val="en-GB"/>
-        </w:rPr>
-        <w:t>.</w:t>
+        <w:t>Record the video.</w:t>
       </w:r>
     </w:p>
     <w:p>
@@ -18152,17 +18004,7 @@
           <w:lang w:val="en-GB"/>
         </w:rPr>
         <w:lastRenderedPageBreak/>
-        <w:t>Record the video</w:t>
-      </w:r>
-      <w:r>
-        <w:rPr>
-          <w:rFonts w:ascii="Arial" w:hAnsi="Arial" w:cs="Arial"/>
-          <w:color w:val="000000"/>
-          <w:sz w:val="22"/>
-          <w:szCs w:val="22"/>
-          <w:lang w:val="en-GB"/>
-        </w:rPr>
-        <w:t>.</w:t>
+        <w:t>Record the video.</w:t>
       </w:r>
     </w:p>
     <w:p>
@@ -18249,17 +18091,7 @@
           <w:szCs w:val="22"/>
           <w:lang w:val="en-GB"/>
         </w:rPr>
-        <w:t>Finish the message passing implementation in Operating Simulation and include in</w:t>
-      </w:r>
-      <w:r>
-        <w:rPr>
-          <w:rFonts w:ascii="Arial" w:hAnsi="Arial" w:cs="Arial"/>
-          <w:color w:val="000000"/>
-          <w:sz w:val="22"/>
-          <w:szCs w:val="22"/>
-          <w:lang w:val="en-GB"/>
-        </w:rPr>
-        <w:t xml:space="preserve"> Node-Red.</w:t>
+        <w:t>Finish the message passing implementation in Operating Simulation and include in Node-Red.</w:t>
       </w:r>
     </w:p>
     <w:p>
@@ -18317,17 +18149,7 @@
           <w:szCs w:val="22"/>
           <w:lang w:val="en-GB"/>
         </w:rPr>
-        <w:t>Unify all using node red: message XML, scrapping, complete operating simulation</w:t>
-      </w:r>
-      <w:r>
-        <w:rPr>
-          <w:rFonts w:ascii="Arial" w:hAnsi="Arial" w:cs="Arial"/>
-          <w:color w:val="000000"/>
-          <w:sz w:val="22"/>
-          <w:szCs w:val="22"/>
-          <w:lang w:val="en-GB"/>
-        </w:rPr>
-        <w:t>.</w:t>
+        <w:t>Unify all using node red: message XML, scrapping, complete operating simulation.</w:t>
       </w:r>
     </w:p>
     <w:p>
@@ -18385,17 +18207,7 @@
           <w:szCs w:val="22"/>
           <w:lang w:val="en-GB"/>
         </w:rPr>
-        <w:t>Finish the video and test in python</w:t>
-      </w:r>
-      <w:r>
-        <w:rPr>
-          <w:rFonts w:ascii="Arial" w:hAnsi="Arial" w:cs="Arial"/>
-          <w:color w:val="000000"/>
-          <w:sz w:val="22"/>
-          <w:szCs w:val="22"/>
-          <w:lang w:val="en-GB"/>
-        </w:rPr>
-        <w:t>.</w:t>
+        <w:t>Finish the video and test in python.</w:t>
       </w:r>
     </w:p>
     <w:p>
@@ -18453,57 +18265,7 @@
           <w:szCs w:val="22"/>
           <w:lang w:val="en-GB"/>
         </w:rPr>
-        <w:t xml:space="preserve">Make the prediction in </w:t>
-      </w:r>
-      <w:r>
-        <w:rPr>
-          <w:rFonts w:ascii="Arial" w:hAnsi="Arial" w:cs="Arial"/>
-          <w:color w:val="000000"/>
-          <w:sz w:val="22"/>
-          <w:szCs w:val="22"/>
-          <w:lang w:val="en-GB"/>
-        </w:rPr>
-        <w:t>N</w:t>
-      </w:r>
-      <w:r>
-        <w:rPr>
-          <w:rFonts w:ascii="Arial" w:hAnsi="Arial" w:cs="Arial"/>
-          <w:color w:val="000000"/>
-          <w:sz w:val="22"/>
-          <w:szCs w:val="22"/>
-          <w:lang w:val="en-GB"/>
-        </w:rPr>
-        <w:t>ode-</w:t>
-      </w:r>
-      <w:r>
-        <w:rPr>
-          <w:rFonts w:ascii="Arial" w:hAnsi="Arial" w:cs="Arial"/>
-          <w:color w:val="000000"/>
-          <w:sz w:val="22"/>
-          <w:szCs w:val="22"/>
-          <w:lang w:val="en-GB"/>
-        </w:rPr>
-        <w:t>R</w:t>
-      </w:r>
-      <w:r>
-        <w:rPr>
-          <w:rFonts w:ascii="Arial" w:hAnsi="Arial" w:cs="Arial"/>
-          <w:color w:val="000000"/>
-          <w:sz w:val="22"/>
-          <w:szCs w:val="22"/>
-          <w:lang w:val="en-GB"/>
-        </w:rPr>
-        <w:t>ed</w:t>
-      </w:r>
-      <w:r>
-        <w:rPr>
-          <w:rFonts w:ascii="Arial" w:hAnsi="Arial" w:cs="Arial"/>
-          <w:color w:val="000000"/>
-          <w:sz w:val="22"/>
-          <w:szCs w:val="22"/>
-          <w:lang w:val="en-GB"/>
-        </w:rPr>
-        <w:t>.</w:t>
+        <w:t>Make the prediction in Node-Red.</w:t>
       </w:r>
     </w:p>
     <w:p>
@@ -18532,17 +18294,7 @@
           <w:szCs w:val="22"/>
           <w:lang w:val="en-GB"/>
         </w:rPr>
-        <w:t>Julen</w:t>
-      </w:r>
-      <w:r>
-        <w:rPr>
-          <w:rFonts w:ascii="Arial" w:hAnsi="Arial" w:cs="Arial"/>
-          <w:color w:val="000000"/>
-          <w:sz w:val="22"/>
-          <w:szCs w:val="22"/>
-          <w:lang w:val="en-GB"/>
-        </w:rPr>
-        <w:t>:</w:t>
+        <w:t>Julen:</w:t>
       </w:r>
     </w:p>
     <w:p>
@@ -18571,17 +18323,7 @@
           <w:szCs w:val="22"/>
           <w:lang w:val="en-GB"/>
         </w:rPr>
-        <w:t>Implement scrapping and XML message</w:t>
-      </w:r>
-      <w:r>
-        <w:rPr>
-          <w:rFonts w:ascii="Arial" w:hAnsi="Arial" w:cs="Arial"/>
-          <w:color w:val="000000"/>
-          <w:sz w:val="22"/>
-          <w:szCs w:val="22"/>
-          <w:lang w:val="en-GB"/>
-        </w:rPr>
-        <w:t>.</w:t>
+        <w:t>Implement scrapping and XML message.</w:t>
       </w:r>
     </w:p>
     <w:p>
@@ -18668,17 +18410,7 @@
           <w:szCs w:val="22"/>
           <w:lang w:val="en-GB"/>
         </w:rPr>
-        <w:t>There is a deadlock in the simulation</w:t>
-      </w:r>
-      <w:r>
-        <w:rPr>
-          <w:rFonts w:ascii="Arial" w:hAnsi="Arial" w:cs="Arial"/>
-          <w:color w:val="000000"/>
-          <w:sz w:val="22"/>
-          <w:szCs w:val="22"/>
-          <w:lang w:val="en-GB"/>
-        </w:rPr>
-        <w:t>.</w:t>
+        <w:t>There is a deadlock in the simulation.</w:t>
       </w:r>
     </w:p>
     <w:p>
@@ -18736,17 +18468,7 @@
           <w:szCs w:val="22"/>
           <w:lang w:val="en-GB"/>
         </w:rPr>
-        <w:t>Nothing</w:t>
-      </w:r>
-      <w:r>
-        <w:rPr>
-          <w:rFonts w:ascii="Arial" w:hAnsi="Arial" w:cs="Arial"/>
-          <w:color w:val="000000"/>
-          <w:sz w:val="22"/>
-          <w:szCs w:val="22"/>
-          <w:lang w:val="en-GB"/>
-        </w:rPr>
-        <w:t xml:space="preserve"> to comment.</w:t>
+        <w:t>Nothing to comment.</w:t>
       </w:r>
     </w:p>
     <w:p>
@@ -18862,17 +18584,7 @@
           <w:szCs w:val="22"/>
           <w:lang w:val="en-GB"/>
         </w:rPr>
-        <w:t>Nothing</w:t>
-      </w:r>
-      <w:r>
-        <w:rPr>
-          <w:rFonts w:ascii="Arial" w:hAnsi="Arial" w:cs="Arial"/>
-          <w:color w:val="000000"/>
-          <w:sz w:val="22"/>
-          <w:szCs w:val="22"/>
-          <w:lang w:val="en-GB"/>
-        </w:rPr>
-        <w:t xml:space="preserve"> to comment.</w:t>
+        <w:t>Nothing to comment.</w:t>
       </w:r>
     </w:p>
     <w:p>
@@ -18930,17 +18642,7 @@
           <w:szCs w:val="22"/>
           <w:lang w:val="en-GB"/>
         </w:rPr>
-        <w:t>Nothing</w:t>
-      </w:r>
-      <w:r>
-        <w:rPr>
-          <w:rFonts w:ascii="Arial" w:hAnsi="Arial" w:cs="Arial"/>
-          <w:color w:val="000000"/>
-          <w:sz w:val="22"/>
-          <w:szCs w:val="22"/>
-          <w:lang w:val="en-GB"/>
-        </w:rPr>
-        <w:t xml:space="preserve"> to comment.</w:t>
+        <w:t>Nothing to comment.</w:t>
       </w:r>
     </w:p>
     <w:p>
@@ -18986,17 +18688,7 @@
           <w:szCs w:val="22"/>
           <w:lang w:val="en-GB"/>
         </w:rPr>
-        <w:t>During today's meeting at Mondragon University on 19-01-2024, the team reported significant progress and dedication to their tasks. Notably, Unai advanced in video recording and message passing implementation, Xabat achieved video recording unification using Node-Red, and Peru successfully recorded and edited the video. Looking forward, the team outlined their goals, including finalizing message passing in the Operating Simulation, unifying processes using Node-Red, and conducting Python testing. Some concerns were raised about a simulation deadlock, but the overall video recording process proceeded smoothly, showcasing the team's efficient collaboration and problem-solving skills</w:t>
-      </w:r>
-      <w:r>
-        <w:rPr>
-          <w:rFonts w:ascii="Arial" w:hAnsi="Arial" w:cs="Arial"/>
-          <w:color w:val="000000"/>
-          <w:sz w:val="22"/>
-          <w:szCs w:val="22"/>
-          <w:lang w:val="en-GB"/>
-        </w:rPr>
-        <w:t>.</w:t>
+        <w:t>During today's meeting at Mondragon University on 19-01-2024, the team reported significant progress and dedication to their tasks. Notably, Unai advanced in video recording and message passing implementation, Xabat achieved video recording unification using Node-Red, and Peru successfully recorded and edited the video. Looking forward, the team outlined their goals, including finalizing message passing in the Operating Simulation, unifying processes using Node-Red, and conducting Python testing. Some concerns were raised about a simulation deadlock, but the overall video recording process proceeded smoothly, showcasing the team's efficient collaboration and problem-solving skills.</w:t>
       </w:r>
     </w:p>
     <w:p>
@@ -19004,13 +18696,7 @@
         <w:pStyle w:val="Ttulo2"/>
       </w:pPr>
       <w:r>
-        <w:t>Daily meeting (1</w:t>
-      </w:r>
-      <w:r>
-        <w:t>9</w:t>
-      </w:r>
-      <w:r>
-        <w:t>/01/2024)</w:t>
+        <w:t>Daily meeting (19/01/2024)</w:t>
       </w:r>
     </w:p>
     <w:p>
@@ -19042,27 +18728,7 @@
           <w:szCs w:val="22"/>
           <w:lang w:val="en-GB"/>
         </w:rPr>
-        <w:t>: 1</w:t>
-      </w:r>
-      <w:r>
-        <w:rPr>
-          <w:rFonts w:ascii="Arial" w:hAnsi="Arial" w:cs="Arial"/>
-          <w:color w:val="000000"/>
-          <w:sz w:val="22"/>
-          <w:szCs w:val="22"/>
-          <w:lang w:val="en-GB"/>
-        </w:rPr>
-        <w:t>9</w:t>
-      </w:r>
-      <w:r>
-        <w:rPr>
-          <w:rFonts w:ascii="Arial" w:hAnsi="Arial" w:cs="Arial"/>
-          <w:color w:val="000000"/>
-          <w:sz w:val="22"/>
-          <w:szCs w:val="22"/>
-          <w:lang w:val="en-GB"/>
-        </w:rPr>
-        <w:t>-01-2024</w:t>
+        <w:t>: 19-01-2024</w:t>
       </w:r>
     </w:p>
     <w:p>
@@ -19416,57 +19082,7 @@
           <w:szCs w:val="22"/>
           <w:lang w:val="en-GB"/>
         </w:rPr>
-        <w:t xml:space="preserve">Finish the message passing implementation in Operating Simulation and include in </w:t>
-      </w:r>
-      <w:r>
-        <w:rPr>
-          <w:rFonts w:ascii="Arial" w:hAnsi="Arial" w:cs="Arial"/>
-          <w:color w:val="000000"/>
-          <w:sz w:val="22"/>
-          <w:szCs w:val="22"/>
-          <w:lang w:val="en-GB"/>
-        </w:rPr>
-        <w:t>N</w:t>
-      </w:r>
-      <w:r>
-        <w:rPr>
-          <w:rFonts w:ascii="Arial" w:hAnsi="Arial" w:cs="Arial"/>
-          <w:color w:val="000000"/>
-          <w:sz w:val="22"/>
-          <w:szCs w:val="22"/>
-          <w:lang w:val="en-GB"/>
-        </w:rPr>
-        <w:t>ode</w:t>
-      </w:r>
-      <w:r>
-        <w:rPr>
-          <w:rFonts w:ascii="Arial" w:hAnsi="Arial" w:cs="Arial"/>
-          <w:color w:val="000000"/>
-          <w:sz w:val="22"/>
-          <w:szCs w:val="22"/>
-          <w:lang w:val="en-GB"/>
-        </w:rPr>
-        <w:t>-R</w:t>
-      </w:r>
-      <w:r>
-        <w:rPr>
-          <w:rFonts w:ascii="Arial" w:hAnsi="Arial" w:cs="Arial"/>
-          <w:color w:val="000000"/>
-          <w:sz w:val="22"/>
-          <w:szCs w:val="22"/>
-          <w:lang w:val="en-GB"/>
-        </w:rPr>
-        <w:t>ed</w:t>
-      </w:r>
-      <w:r>
-        <w:rPr>
-          <w:rFonts w:ascii="Arial" w:hAnsi="Arial" w:cs="Arial"/>
-          <w:color w:val="000000"/>
-          <w:sz w:val="22"/>
-          <w:szCs w:val="22"/>
-          <w:lang w:val="en-GB"/>
-        </w:rPr>
-        <w:t>.</w:t>
+        <w:t>Finish the message passing implementation in Operating Simulation and include in Node-Red.</w:t>
       </w:r>
     </w:p>
     <w:p>
@@ -19524,57 +19140,7 @@
           <w:szCs w:val="22"/>
           <w:lang w:val="en-GB"/>
         </w:rPr>
-        <w:t xml:space="preserve">Unify all using </w:t>
-      </w:r>
-      <w:r>
-        <w:rPr>
-          <w:rFonts w:ascii="Arial" w:hAnsi="Arial" w:cs="Arial"/>
-          <w:color w:val="000000"/>
-          <w:sz w:val="22"/>
-          <w:szCs w:val="22"/>
-          <w:lang w:val="en-GB"/>
-        </w:rPr>
-        <w:t>N</w:t>
-      </w:r>
-      <w:r>
-        <w:rPr>
-          <w:rFonts w:ascii="Arial" w:hAnsi="Arial" w:cs="Arial"/>
-          <w:color w:val="000000"/>
-          <w:sz w:val="22"/>
-          <w:szCs w:val="22"/>
-          <w:lang w:val="en-GB"/>
-        </w:rPr>
-        <w:t>ode</w:t>
-      </w:r>
-      <w:r>
-        <w:rPr>
-          <w:rFonts w:ascii="Arial" w:hAnsi="Arial" w:cs="Arial"/>
-          <w:color w:val="000000"/>
-          <w:sz w:val="22"/>
-          <w:szCs w:val="22"/>
-          <w:lang w:val="en-GB"/>
-        </w:rPr>
-        <w:t>-R</w:t>
-      </w:r>
-      <w:r>
-        <w:rPr>
-          <w:rFonts w:ascii="Arial" w:hAnsi="Arial" w:cs="Arial"/>
-          <w:color w:val="000000"/>
-          <w:sz w:val="22"/>
-          <w:szCs w:val="22"/>
-          <w:lang w:val="en-GB"/>
-        </w:rPr>
-        <w:t>ed: message XML, scrapping, complete operating simulation</w:t>
-      </w:r>
-      <w:r>
-        <w:rPr>
-          <w:rFonts w:ascii="Arial" w:hAnsi="Arial" w:cs="Arial"/>
-          <w:color w:val="000000"/>
-          <w:sz w:val="22"/>
-          <w:szCs w:val="22"/>
-          <w:lang w:val="en-GB"/>
-        </w:rPr>
-        <w:t>.</w:t>
+        <w:t>Unify all using Node-Red: message XML, scrapping, complete operating simulation.</w:t>
       </w:r>
     </w:p>
     <w:p>
@@ -19632,17 +19198,7 @@
           <w:szCs w:val="22"/>
           <w:lang w:val="en-GB"/>
         </w:rPr>
-        <w:t>Finish the video and test in python</w:t>
-      </w:r>
-      <w:r>
-        <w:rPr>
-          <w:rFonts w:ascii="Arial" w:hAnsi="Arial" w:cs="Arial"/>
-          <w:color w:val="000000"/>
-          <w:sz w:val="22"/>
-          <w:szCs w:val="22"/>
-          <w:lang w:val="en-GB"/>
-        </w:rPr>
-        <w:t>.</w:t>
+        <w:t>Finish the video and test in python.</w:t>
       </w:r>
     </w:p>
     <w:p>
@@ -19700,57 +19256,7 @@
           <w:szCs w:val="22"/>
           <w:lang w:val="en-GB"/>
         </w:rPr>
-        <w:t xml:space="preserve">Make the prediction in </w:t>
-      </w:r>
-      <w:r>
-        <w:rPr>
-          <w:rFonts w:ascii="Arial" w:hAnsi="Arial" w:cs="Arial"/>
-          <w:color w:val="000000"/>
-          <w:sz w:val="22"/>
-          <w:szCs w:val="22"/>
-          <w:lang w:val="en-GB"/>
-        </w:rPr>
-        <w:t>N</w:t>
-      </w:r>
-      <w:r>
-        <w:rPr>
-          <w:rFonts w:ascii="Arial" w:hAnsi="Arial" w:cs="Arial"/>
-          <w:color w:val="000000"/>
-          <w:sz w:val="22"/>
-          <w:szCs w:val="22"/>
-          <w:lang w:val="en-GB"/>
-        </w:rPr>
-        <w:t>ode-</w:t>
-      </w:r>
-      <w:r>
-        <w:rPr>
-          <w:rFonts w:ascii="Arial" w:hAnsi="Arial" w:cs="Arial"/>
-          <w:color w:val="000000"/>
-          <w:sz w:val="22"/>
-          <w:szCs w:val="22"/>
-          <w:lang w:val="en-GB"/>
-        </w:rPr>
-        <w:t>R</w:t>
-      </w:r>
-      <w:r>
-        <w:rPr>
-          <w:rFonts w:ascii="Arial" w:hAnsi="Arial" w:cs="Arial"/>
-          <w:color w:val="000000"/>
-          <w:sz w:val="22"/>
-          <w:szCs w:val="22"/>
-          <w:lang w:val="en-GB"/>
-        </w:rPr>
-        <w:t>ed</w:t>
-      </w:r>
-      <w:r>
-        <w:rPr>
-          <w:rFonts w:ascii="Arial" w:hAnsi="Arial" w:cs="Arial"/>
-          <w:color w:val="000000"/>
-          <w:sz w:val="22"/>
-          <w:szCs w:val="22"/>
-          <w:lang w:val="en-GB"/>
-        </w:rPr>
-        <w:t>.</w:t>
+        <w:t>Make the prediction in Node-Red.</w:t>
       </w:r>
     </w:p>
     <w:p>
@@ -19808,17 +19314,7 @@
           <w:szCs w:val="22"/>
           <w:lang w:val="en-GB"/>
         </w:rPr>
-        <w:t>Implement scrapping and XML message</w:t>
-      </w:r>
-      <w:r>
-        <w:rPr>
-          <w:rFonts w:ascii="Arial" w:hAnsi="Arial" w:cs="Arial"/>
-          <w:color w:val="000000"/>
-          <w:sz w:val="22"/>
-          <w:szCs w:val="22"/>
-          <w:lang w:val="en-GB"/>
-        </w:rPr>
-        <w:t>.</w:t>
+        <w:t>Implement scrapping and XML message.</w:t>
       </w:r>
     </w:p>
     <w:p>
@@ -19905,17 +19401,7 @@
           <w:szCs w:val="22"/>
           <w:lang w:val="en-GB"/>
         </w:rPr>
-        <w:t>Do the cloud again</w:t>
-      </w:r>
-      <w:r>
-        <w:rPr>
-          <w:rFonts w:ascii="Arial" w:hAnsi="Arial" w:cs="Arial"/>
-          <w:color w:val="000000"/>
-          <w:sz w:val="22"/>
-          <w:szCs w:val="22"/>
-          <w:lang w:val="en-GB"/>
-        </w:rPr>
-        <w:t>.</w:t>
+        <w:t>Do the cloud again.</w:t>
       </w:r>
     </w:p>
     <w:p>
@@ -19973,17 +19459,7 @@
           <w:szCs w:val="22"/>
           <w:lang w:val="en-GB"/>
         </w:rPr>
-        <w:t xml:space="preserve">Put all </w:t>
-      </w:r>
-      <w:r>
-        <w:rPr>
-          <w:rFonts w:ascii="Arial" w:hAnsi="Arial" w:cs="Arial"/>
-          <w:color w:val="000000"/>
-          <w:sz w:val="22"/>
-          <w:szCs w:val="22"/>
-          <w:lang w:val="en-GB"/>
-        </w:rPr>
-        <w:t>together.</w:t>
+        <w:t>Put all together.</w:t>
       </w:r>
     </w:p>
     <w:p>
@@ -20041,17 +19517,7 @@
           <w:szCs w:val="22"/>
           <w:lang w:val="en-GB"/>
         </w:rPr>
-        <w:t>Do the test Scrapping</w:t>
-      </w:r>
-      <w:r>
-        <w:rPr>
-          <w:rFonts w:ascii="Arial" w:hAnsi="Arial" w:cs="Arial"/>
-          <w:color w:val="000000"/>
-          <w:sz w:val="22"/>
-          <w:szCs w:val="22"/>
-          <w:lang w:val="en-GB"/>
-        </w:rPr>
-        <w:t>.</w:t>
+        <w:t>Do the test Scrapping.</w:t>
       </w:r>
     </w:p>
     <w:p>
@@ -20109,47 +19575,7 @@
           <w:szCs w:val="22"/>
           <w:lang w:val="en-GB"/>
         </w:rPr>
-        <w:t xml:space="preserve">Finish the prediction </w:t>
-      </w:r>
-      <w:r>
-        <w:rPr>
-          <w:rFonts w:ascii="Arial" w:hAnsi="Arial" w:cs="Arial"/>
-          <w:color w:val="000000"/>
-          <w:sz w:val="22"/>
-          <w:szCs w:val="22"/>
-          <w:lang w:val="en-GB"/>
-        </w:rPr>
-        <w:t>unnormaliz</w:t>
-      </w:r>
-      <w:r>
-        <w:rPr>
-          <w:rFonts w:ascii="Arial" w:hAnsi="Arial" w:cs="Arial"/>
-          <w:color w:val="000000"/>
-          <w:sz w:val="22"/>
-          <w:szCs w:val="22"/>
-          <w:lang w:val="en-GB"/>
-        </w:rPr>
-        <w:t>ation</w:t>
-      </w:r>
-      <w:r>
-        <w:rPr>
-          <w:rFonts w:ascii="Arial" w:hAnsi="Arial" w:cs="Arial"/>
-          <w:color w:val="000000"/>
-          <w:sz w:val="22"/>
-          <w:szCs w:val="22"/>
-          <w:lang w:val="en-GB"/>
-        </w:rPr>
-        <w:t xml:space="preserve"> and do the graphics</w:t>
-      </w:r>
-      <w:r>
-        <w:rPr>
-          <w:rFonts w:ascii="Arial" w:hAnsi="Arial" w:cs="Arial"/>
-          <w:color w:val="000000"/>
-          <w:sz w:val="22"/>
-          <w:szCs w:val="22"/>
-          <w:lang w:val="en-GB"/>
-        </w:rPr>
-        <w:t>.</w:t>
+        <w:t>Finish the prediction unnormalization and do the graphics.</w:t>
       </w:r>
     </w:p>
     <w:p>
@@ -20178,17 +19604,7 @@
           <w:szCs w:val="22"/>
           <w:lang w:val="en-GB"/>
         </w:rPr>
-        <w:t>Julen</w:t>
-      </w:r>
-      <w:r>
-        <w:rPr>
-          <w:rFonts w:ascii="Arial" w:hAnsi="Arial" w:cs="Arial"/>
-          <w:color w:val="000000"/>
-          <w:sz w:val="22"/>
-          <w:szCs w:val="22"/>
-          <w:lang w:val="en-GB"/>
-        </w:rPr>
-        <w:t>:</w:t>
+        <w:t>Julen:</w:t>
       </w:r>
     </w:p>
     <w:p>
@@ -20305,37 +19721,7 @@
           <w:lang w:val="en-GB"/>
         </w:rPr>
         <w:lastRenderedPageBreak/>
-        <w:t xml:space="preserve">Google Cloud was </w:t>
-      </w:r>
-      <w:r>
-        <w:rPr>
-          <w:rFonts w:ascii="Arial" w:hAnsi="Arial" w:cs="Arial"/>
-          <w:color w:val="000000"/>
-          <w:sz w:val="22"/>
-          <w:szCs w:val="22"/>
-          <w:lang w:val="en-GB"/>
-        </w:rPr>
-        <w:t>suspended</w:t>
-      </w:r>
-      <w:r>
-        <w:rPr>
-          <w:rFonts w:ascii="Arial" w:hAnsi="Arial" w:cs="Arial"/>
-          <w:color w:val="000000"/>
-          <w:sz w:val="22"/>
-          <w:szCs w:val="22"/>
-          <w:lang w:val="en-GB"/>
-        </w:rPr>
-        <w:t xml:space="preserve"> by Google</w:t>
-      </w:r>
-      <w:r>
-        <w:rPr>
-          <w:rFonts w:ascii="Arial" w:hAnsi="Arial" w:cs="Arial"/>
-          <w:color w:val="000000"/>
-          <w:sz w:val="22"/>
-          <w:szCs w:val="22"/>
-          <w:lang w:val="en-GB"/>
-        </w:rPr>
-        <w:t>.</w:t>
+        <w:t>Google Cloud was suspended by Google.</w:t>
       </w:r>
     </w:p>
     <w:p>
@@ -20393,17 +19779,7 @@
           <w:szCs w:val="22"/>
           <w:lang w:val="en-GB"/>
         </w:rPr>
-        <w:t>Google cloud failed</w:t>
-      </w:r>
-      <w:r>
-        <w:rPr>
-          <w:rFonts w:ascii="Arial" w:hAnsi="Arial" w:cs="Arial"/>
-          <w:color w:val="000000"/>
-          <w:sz w:val="22"/>
-          <w:szCs w:val="22"/>
-          <w:lang w:val="en-GB"/>
-        </w:rPr>
-        <w:t>.</w:t>
+        <w:t>Google cloud failed.</w:t>
       </w:r>
     </w:p>
     <w:p>
@@ -20619,14 +19995,7 @@
           <w:rFonts w:cs="Arial"/>
           <w:color w:val="000000"/>
         </w:rPr>
-        <w:t>During today's meeting at Mondragon University on 19-01-2024, the team reported significant progress and dedication to their tasks. Notably, Unai advanced in video recording and message passing implementation, Xabat achieved video recording unification using Node-Red, and Peru successfully recorded and edited the video. Looking forward, the team outlined their goals, including finalizing message passing in the Operating Simulation, unifying processes using Node-Red, and conducting Python testing. Some concerns were raised about a simulation deadlock, but the overall video recording process proceeded smoothly, showcasing the team's efficient collaboration and problem-solving skills</w:t>
-      </w:r>
-      <w:r>
-        <w:rPr>
-          <w:rFonts w:cs="Arial"/>
-          <w:color w:val="000000"/>
-        </w:rPr>
-        <w:t>.</w:t>
+        <w:t>During today's meeting at Mondragon University on 19-01-2024, the team reported significant progress and dedication to their tasks. Notably, Unai advanced in video recording and message passing implementation, Xabat achieved video recording unification using Node-Red, and Peru successfully recorded and edited the video. Looking forward, the team outlined their goals, including finalizing message passing in the Operating Simulation, unifying processes using Node-Red, and conducting Python testing. Some concerns were raised about a simulation deadlock, but the overall video recording process proceeded smoothly, showcasing the team's efficient collaboration and problem-solving skills.</w:t>
       </w:r>
     </w:p>
     <w:p>
@@ -20640,17 +20009,3588 @@
         <w:t>Seventh week (22/01/2024-24/01/2024)</w:t>
       </w:r>
       <w:bookmarkEnd w:id="36"/>
-    </w:p>
-    <w:bookmarkEnd w:id="37"/>
+      <w:bookmarkEnd w:id="37"/>
+    </w:p>
+    <w:p>
+      <w:pPr>
+        <w:pStyle w:val="Ttulo2"/>
+      </w:pPr>
+      <w:r>
+        <w:rPr>
+          <w:bCs/>
+        </w:rPr>
+        <w:t>Replenishment and Commitment Meeting (</w:t>
+      </w:r>
+      <w:r>
+        <w:rPr>
+          <w:bCs/>
+        </w:rPr>
+        <w:t>22</w:t>
+      </w:r>
+      <w:r>
+        <w:rPr>
+          <w:bCs/>
+        </w:rPr>
+        <w:t>/01/2024)</w:t>
+      </w:r>
+    </w:p>
+    <w:p>
+      <w:r>
+        <w:rPr>
+          <w:b/>
+          <w:bCs/>
+        </w:rPr>
+        <w:t>Date</w:t>
+      </w:r>
+      <w:r>
+        <w:t xml:space="preserve">: </w:t>
+      </w:r>
+      <w:r>
+        <w:t>22</w:t>
+      </w:r>
+      <w:r>
+        <w:t>-01-2024</w:t>
+      </w:r>
+    </w:p>
+    <w:p>
+      <w:r>
+        <w:rPr>
+          <w:b/>
+          <w:bCs/>
+        </w:rPr>
+        <w:t>Time</w:t>
+      </w:r>
+      <w:r>
+        <w:t>: From 8:30 to 9:00</w:t>
+      </w:r>
+    </w:p>
+    <w:p>
+      <w:r>
+        <w:rPr>
+          <w:b/>
+          <w:bCs/>
+        </w:rPr>
+        <w:t>Location</w:t>
+      </w:r>
+      <w:r>
+        <w:t>: Mondragon University 11310</w:t>
+      </w:r>
+    </w:p>
+    <w:p>
+      <w:r>
+        <w:rPr>
+          <w:b/>
+          <w:bCs/>
+        </w:rPr>
+        <w:t>Attendees</w:t>
+      </w:r>
+      <w:r>
+        <w:t>:</w:t>
+      </w:r>
+    </w:p>
+    <w:p>
+      <w:pPr>
+        <w:numPr>
+          <w:ilvl w:val="0"/>
+          <w:numId w:val="30"/>
+        </w:numPr>
+      </w:pPr>
+      <w:r>
+        <w:t>Service Delivery Manager: Unai </w:t>
+      </w:r>
+    </w:p>
+    <w:p>
+      <w:pPr>
+        <w:numPr>
+          <w:ilvl w:val="0"/>
+          <w:numId w:val="30"/>
+        </w:numPr>
+      </w:pPr>
+      <w:r>
+        <w:t>Service Request Manager: Peru</w:t>
+      </w:r>
+    </w:p>
+    <w:p>
+      <w:pPr>
+        <w:numPr>
+          <w:ilvl w:val="0"/>
+          <w:numId w:val="30"/>
+        </w:numPr>
+      </w:pPr>
+      <w:r>
+        <w:t>Team: Xabat, Andoni and Julen</w:t>
+      </w:r>
+    </w:p>
+    <w:p>
+      <w:r>
+        <w:rPr>
+          <w:b/>
+          <w:bCs/>
+        </w:rPr>
+        <w:t>Agenda</w:t>
+      </w:r>
+      <w:r>
+        <w:t>:</w:t>
+      </w:r>
+    </w:p>
+    <w:p>
+      <w:pPr>
+        <w:numPr>
+          <w:ilvl w:val="0"/>
+          <w:numId w:val="31"/>
+        </w:numPr>
+      </w:pPr>
+      <w:r>
+        <w:t>Review the performance of the team during the past week.</w:t>
+      </w:r>
+    </w:p>
+    <w:p>
+      <w:pPr>
+        <w:numPr>
+          <w:ilvl w:val="0"/>
+          <w:numId w:val="31"/>
+        </w:numPr>
+      </w:pPr>
+      <w:r>
+        <w:t>Discuss if the limit of the WIP is suitable for the team.</w:t>
+      </w:r>
+    </w:p>
+    <w:p>
+      <w:pPr>
+        <w:numPr>
+          <w:ilvl w:val="0"/>
+          <w:numId w:val="31"/>
+        </w:numPr>
+      </w:pPr>
+      <w:r>
+        <w:t>Check for the presence of blocked items.</w:t>
+      </w:r>
+    </w:p>
+    <w:p>
+      <w:pPr>
+        <w:numPr>
+          <w:ilvl w:val="0"/>
+          <w:numId w:val="31"/>
+        </w:numPr>
+      </w:pPr>
+      <w:r>
+        <w:t>Decide the priority of the PBIs selected.</w:t>
+      </w:r>
+    </w:p>
+    <w:p>
+      <w:pPr>
+        <w:numPr>
+          <w:ilvl w:val="0"/>
+          <w:numId w:val="31"/>
+        </w:numPr>
+      </w:pPr>
+      <w:r>
+        <w:t>Discuss if new PBIs are required for the correct development of the project.</w:t>
+      </w:r>
+    </w:p>
+    <w:p>
+      <w:pPr>
+        <w:numPr>
+          <w:ilvl w:val="0"/>
+          <w:numId w:val="31"/>
+        </w:numPr>
+      </w:pPr>
+      <w:r>
+        <w:t>Discuss if any PBI has to be removed from this version of the project.</w:t>
+      </w:r>
+    </w:p>
+    <w:p>
+      <w:r>
+        <w:rPr>
+          <w:b/>
+          <w:bCs/>
+        </w:rPr>
+        <w:t>Discussion Summary</w:t>
+      </w:r>
+    </w:p>
+    <w:p>
+      <w:pPr>
+        <w:numPr>
+          <w:ilvl w:val="0"/>
+          <w:numId w:val="32"/>
+        </w:numPr>
+      </w:pPr>
+      <w:r>
+        <w:t>Performance in the past week:</w:t>
+      </w:r>
+    </w:p>
+    <w:p>
+      <w:pPr>
+        <w:numPr>
+          <w:ilvl w:val="1"/>
+          <w:numId w:val="32"/>
+        </w:numPr>
+      </w:pPr>
+      <w:r>
+        <w:t>The team's performance in the last week has been good, but a little slower than expected, as the Google Cloud server was suspended. As a result, the server has to be made again, which took one day to recreate and another one to verify its correct functioning. The team members have worked well together, dividing the different tasks, and following the planned schedule.</w:t>
+      </w:r>
+    </w:p>
+    <w:p>
+      <w:pPr>
+        <w:numPr>
+          <w:ilvl w:val="0"/>
+          <w:numId w:val="32"/>
+        </w:numPr>
+      </w:pPr>
+      <w:r>
+        <w:t>WIP suitability:</w:t>
+      </w:r>
+    </w:p>
+    <w:p>
+      <w:pPr>
+        <w:numPr>
+          <w:ilvl w:val="1"/>
+          <w:numId w:val="32"/>
+        </w:numPr>
+      </w:pPr>
+      <w:r>
+        <w:t>The PBI limit that was decided has been adequate in terms of project development, as only 3 PBIs were developed simultaneously. In fact, it has been bigger than the one required, as at this stage of the project the team members have focused on certain tasks by helping each other.</w:t>
+      </w:r>
+    </w:p>
+    <w:p>
+      <w:pPr>
+        <w:numPr>
+          <w:ilvl w:val="0"/>
+          <w:numId w:val="32"/>
+        </w:numPr>
+      </w:pPr>
+      <w:r>
+        <w:t>Blocked items:</w:t>
+      </w:r>
+    </w:p>
+    <w:p>
+      <w:pPr>
+        <w:numPr>
+          <w:ilvl w:val="1"/>
+          <w:numId w:val="32"/>
+        </w:numPr>
+      </w:pPr>
+      <w:r>
+        <w:t>So far, the group has encountered major problems with the Google Cloud server suspendance, which blocked some PBIs until the server was recreated.</w:t>
+      </w:r>
+    </w:p>
+    <w:p>
+      <w:pPr>
+        <w:numPr>
+          <w:ilvl w:val="0"/>
+          <w:numId w:val="32"/>
+        </w:numPr>
+      </w:pPr>
+      <w:r>
+        <w:t>PBI priority selection:</w:t>
+      </w:r>
+    </w:p>
+    <w:p>
+      <w:pPr>
+        <w:numPr>
+          <w:ilvl w:val="1"/>
+          <w:numId w:val="32"/>
+        </w:numPr>
+      </w:pPr>
+      <w:r>
+        <w:t xml:space="preserve">The tasks that could not be completed earlier have now been completed successfully and without any problems for the team members. </w:t>
+      </w:r>
+    </w:p>
+    <w:p>
+      <w:pPr>
+        <w:numPr>
+          <w:ilvl w:val="1"/>
+          <w:numId w:val="32"/>
+        </w:numPr>
+      </w:pPr>
+      <w:r>
+        <w:lastRenderedPageBreak/>
+        <w:t>The tasks with the highest priority now will be the search of historical data on the web and making the prediction through the web.</w:t>
+      </w:r>
+    </w:p>
+    <w:p>
+      <w:pPr>
+        <w:numPr>
+          <w:ilvl w:val="0"/>
+          <w:numId w:val="32"/>
+        </w:numPr>
+      </w:pPr>
+      <w:r>
+        <w:t>New PBIs:</w:t>
+      </w:r>
+    </w:p>
+    <w:p>
+      <w:pPr>
+        <w:numPr>
+          <w:ilvl w:val="1"/>
+          <w:numId w:val="32"/>
+        </w:numPr>
+      </w:pPr>
+      <w:r>
+        <w:t>No new targets to be included this week.</w:t>
+      </w:r>
+    </w:p>
+    <w:p>
+      <w:pPr>
+        <w:numPr>
+          <w:ilvl w:val="0"/>
+          <w:numId w:val="32"/>
+        </w:numPr>
+      </w:pPr>
+      <w:r>
+        <w:t>Removed PBIs:</w:t>
+      </w:r>
+    </w:p>
+    <w:p>
+      <w:pPr>
+        <w:numPr>
+          <w:ilvl w:val="1"/>
+          <w:numId w:val="32"/>
+        </w:numPr>
+      </w:pPr>
+      <w:r>
+        <w:t>As a result of the recent troubles with the server, the PBI of making the recommendation system has been removed, leaving it as a future line.</w:t>
+      </w:r>
+    </w:p>
+    <w:p>
+      <w:pPr>
+        <w:rPr>
+          <w:b/>
+          <w:bCs/>
+        </w:rPr>
+      </w:pPr>
+      <w:r>
+        <w:rPr>
+          <w:b/>
+          <w:bCs/>
+        </w:rPr>
+        <w:t>Action Items:</w:t>
+      </w:r>
+    </w:p>
+    <w:p>
+      <w:pPr>
+        <w:numPr>
+          <w:ilvl w:val="0"/>
+          <w:numId w:val="32"/>
+        </w:numPr>
+      </w:pPr>
+      <w:r>
+        <w:t>Complete the PBIs for prediction making:</w:t>
+      </w:r>
+    </w:p>
+    <w:p>
+      <w:pPr>
+        <w:numPr>
+          <w:ilvl w:val="1"/>
+          <w:numId w:val="32"/>
+        </w:numPr>
+      </w:pPr>
+      <w:r>
+        <w:t>Ensure the successful closure of outstanding Product Backlog Items (PBIs) related to prediction making. This involves ending tasks, documenting outcomes, and achieving alignment with project objectives.</w:t>
+      </w:r>
+    </w:p>
+    <w:p>
+      <w:pPr>
+        <w:numPr>
+          <w:ilvl w:val="0"/>
+          <w:numId w:val="32"/>
+        </w:numPr>
+      </w:pPr>
+      <w:r>
+        <w:t>Attempt to prevent the occurrence of blocked items:</w:t>
+      </w:r>
+    </w:p>
+    <w:p>
+      <w:pPr>
+        <w:numPr>
+          <w:ilvl w:val="1"/>
+          <w:numId w:val="32"/>
+        </w:numPr>
+      </w:pPr>
+      <w:r>
+        <w:t>Implement proactive measures to identify and address potential obstacles before they escalate. Foster open communication within the team to promptly resolve any issues hindering progress.</w:t>
+      </w:r>
+    </w:p>
+    <w:p>
+      <w:pPr>
+        <w:numPr>
+          <w:ilvl w:val="0"/>
+          <w:numId w:val="32"/>
+        </w:numPr>
+      </w:pPr>
+      <w:r>
+        <w:t>Strive to keep the WIP below the set limit of 2:</w:t>
+      </w:r>
+    </w:p>
+    <w:p>
+      <w:pPr>
+        <w:numPr>
+          <w:ilvl w:val="1"/>
+          <w:numId w:val="32"/>
+        </w:numPr>
+      </w:pPr>
+      <w:r>
+        <w:t xml:space="preserve">Make a concerted effort to manage the Work in Progress (WIP) and ensure that the number of concurrent tasks remains below the now established limit of 2. </w:t>
+      </w:r>
+      <w:r>
+        <w:tab/>
+        <w:t>This involves careful planning and coordination to optimise workflow efficiency.</w:t>
+      </w:r>
+    </w:p>
+    <w:p>
+      <w:pPr>
+        <w:numPr>
+          <w:ilvl w:val="0"/>
+          <w:numId w:val="32"/>
+        </w:numPr>
+      </w:pPr>
+      <w:r>
+        <w:t>Maintain the good performance of the team for this week:</w:t>
+      </w:r>
+    </w:p>
+    <w:p>
+      <w:pPr>
+        <w:numPr>
+          <w:ilvl w:val="1"/>
+          <w:numId w:val="32"/>
+        </w:numPr>
+      </w:pPr>
+      <w:r>
+        <w:t>Uphold the positive performance exhibited by the team in the previous week. Encourage collaboration, effective communication, and a focus on achieving individual and collective goals to sustain the high standard of work, in order to do the last deliverables of the product.</w:t>
+      </w:r>
+    </w:p>
+    <w:p>
+      <w:r>
+        <w:rPr>
+          <w:b/>
+          <w:bCs/>
+        </w:rPr>
+        <w:t>Conclusions:</w:t>
+      </w:r>
+    </w:p>
+    <w:p>
+      <w:r>
+        <w:t>In this week's Replenishment and Commitment Meeting (22/01/2024), the team acknowledged a minor setback with the Google Cloud server, causing a one-day delay. Despite this, they collaborated effectively, surpassing the agreed Work in Progress (WIP) limit. Blocked items were primarily due to the server issue, prompting a commitment to proactive measures. Priority PBIs were successfully addressed, focusing on completing pending tasks and prioritizing the search for historical data and prediction through the web. No new PBIs were introduced, and the recommendation system PBI was removed due to server challenges. Action items include completing PBIs for prediction making, preventing blocked items, managing WIP below the limit, and maintaining positive team performance for the upcoming week, ensuring successful project delivery</w:t>
+      </w:r>
+      <w:r>
+        <w:t>.</w:t>
+      </w:r>
+    </w:p>
+    <w:p>
+      <w:pPr>
+        <w:pStyle w:val="Ttulo2"/>
+      </w:pPr>
+      <w:r>
+        <w:t>Daily meeting (</w:t>
+      </w:r>
+      <w:r>
+        <w:t>22</w:t>
+      </w:r>
+      <w:r>
+        <w:t>/01/2024)</w:t>
+      </w:r>
+    </w:p>
+    <w:p>
+      <w:r>
+        <w:rPr>
+          <w:b/>
+          <w:bCs/>
+        </w:rPr>
+        <w:t>Date</w:t>
+      </w:r>
+      <w:r>
+        <w:t xml:space="preserve">: </w:t>
+      </w:r>
+      <w:r>
+        <w:t>22</w:t>
+      </w:r>
+      <w:r>
+        <w:t>-01-2024</w:t>
+      </w:r>
+    </w:p>
+    <w:p>
+      <w:r>
+        <w:rPr>
+          <w:b/>
+          <w:bCs/>
+        </w:rPr>
+        <w:t>Time</w:t>
+      </w:r>
+      <w:r>
+        <w:t>: From 8:30 to 9:00</w:t>
+      </w:r>
+    </w:p>
+    <w:p>
+      <w:r>
+        <w:rPr>
+          <w:b/>
+          <w:bCs/>
+        </w:rPr>
+        <w:lastRenderedPageBreak/>
+        <w:t>Location</w:t>
+      </w:r>
+      <w:r>
+        <w:t>: Mondragon University 11310</w:t>
+      </w:r>
+    </w:p>
+    <w:p>
+      <w:r>
+        <w:rPr>
+          <w:b/>
+          <w:bCs/>
+        </w:rPr>
+        <w:t>Attendees</w:t>
+      </w:r>
+      <w:r>
+        <w:t>:</w:t>
+      </w:r>
+    </w:p>
+    <w:p>
+      <w:pPr>
+        <w:numPr>
+          <w:ilvl w:val="0"/>
+          <w:numId w:val="34"/>
+        </w:numPr>
+      </w:pPr>
+      <w:r>
+        <w:t>Service Delivery Manager: Unai</w:t>
+      </w:r>
+    </w:p>
+    <w:p>
+      <w:pPr>
+        <w:numPr>
+          <w:ilvl w:val="0"/>
+          <w:numId w:val="34"/>
+        </w:numPr>
+      </w:pPr>
+      <w:r>
+        <w:t>Service Request Manager: Peru</w:t>
+      </w:r>
+    </w:p>
+    <w:p>
+      <w:pPr>
+        <w:numPr>
+          <w:ilvl w:val="0"/>
+          <w:numId w:val="34"/>
+        </w:numPr>
+      </w:pPr>
+      <w:r>
+        <w:t>Team: Xabat, Andoni and Julen</w:t>
+      </w:r>
+    </w:p>
+    <w:p>
+      <w:r>
+        <w:rPr>
+          <w:b/>
+          <w:bCs/>
+        </w:rPr>
+        <w:t>Agenda</w:t>
+      </w:r>
+      <w:r>
+        <w:t>:</w:t>
+      </w:r>
+    </w:p>
+    <w:p>
+      <w:pPr>
+        <w:numPr>
+          <w:ilvl w:val="0"/>
+          <w:numId w:val="34"/>
+        </w:numPr>
+      </w:pPr>
+      <w:r>
+        <w:t>Coordination and planning for the day ahead.</w:t>
+      </w:r>
+    </w:p>
+    <w:p>
+      <w:r>
+        <w:rPr>
+          <w:b/>
+          <w:bCs/>
+        </w:rPr>
+        <w:t>Daily Minutes:</w:t>
+      </w:r>
+    </w:p>
+    <w:p>
+      <w:pPr>
+        <w:numPr>
+          <w:ilvl w:val="0"/>
+          <w:numId w:val="88"/>
+        </w:numPr>
+      </w:pPr>
+      <w:r>
+        <w:t>What did I do yesterday?</w:t>
+      </w:r>
+    </w:p>
+    <w:p>
+      <w:pPr>
+        <w:numPr>
+          <w:ilvl w:val="1"/>
+          <w:numId w:val="88"/>
+        </w:numPr>
+      </w:pPr>
+      <w:r>
+        <w:t>Unai:</w:t>
+      </w:r>
+    </w:p>
+    <w:p>
+      <w:pPr>
+        <w:numPr>
+          <w:ilvl w:val="2"/>
+          <w:numId w:val="88"/>
+        </w:numPr>
+      </w:pPr>
+      <w:r>
+        <w:t>Do the cloud again.</w:t>
+      </w:r>
+    </w:p>
+    <w:p>
+      <w:pPr>
+        <w:numPr>
+          <w:ilvl w:val="1"/>
+          <w:numId w:val="88"/>
+        </w:numPr>
+      </w:pPr>
+      <w:r>
+        <w:t>Xabat:</w:t>
+      </w:r>
+    </w:p>
+    <w:p>
+      <w:pPr>
+        <w:numPr>
+          <w:ilvl w:val="2"/>
+          <w:numId w:val="88"/>
+        </w:numPr>
+      </w:pPr>
+      <w:r>
+        <w:t>Put all together.</w:t>
+      </w:r>
+    </w:p>
+    <w:p>
+      <w:pPr>
+        <w:numPr>
+          <w:ilvl w:val="1"/>
+          <w:numId w:val="88"/>
+        </w:numPr>
+      </w:pPr>
+      <w:r>
+        <w:t>Peru:</w:t>
+      </w:r>
+    </w:p>
+    <w:p>
+      <w:pPr>
+        <w:numPr>
+          <w:ilvl w:val="2"/>
+          <w:numId w:val="88"/>
+        </w:numPr>
+      </w:pPr>
+      <w:r>
+        <w:t>Do the test Scrapping.</w:t>
+      </w:r>
+    </w:p>
+    <w:p>
+      <w:pPr>
+        <w:numPr>
+          <w:ilvl w:val="1"/>
+          <w:numId w:val="88"/>
+        </w:numPr>
+      </w:pPr>
+      <w:r>
+        <w:t>Andoni:</w:t>
+      </w:r>
+    </w:p>
+    <w:p>
+      <w:pPr>
+        <w:numPr>
+          <w:ilvl w:val="2"/>
+          <w:numId w:val="88"/>
+        </w:numPr>
+      </w:pPr>
+      <w:r>
+        <w:t>Finish the prediction unnormalized and do the graphics.</w:t>
+      </w:r>
+    </w:p>
+    <w:p>
+      <w:pPr>
+        <w:numPr>
+          <w:ilvl w:val="1"/>
+          <w:numId w:val="88"/>
+        </w:numPr>
+      </w:pPr>
+      <w:r>
+        <w:t>Julen:</w:t>
+      </w:r>
+    </w:p>
+    <w:p>
+      <w:pPr>
+        <w:numPr>
+          <w:ilvl w:val="2"/>
+          <w:numId w:val="88"/>
+        </w:numPr>
+      </w:pPr>
+      <w:r>
+        <w:t>Test of the java.</w:t>
+      </w:r>
+    </w:p>
+    <w:p>
+      <w:pPr>
+        <w:numPr>
+          <w:ilvl w:val="0"/>
+          <w:numId w:val="88"/>
+        </w:numPr>
+        <w:tabs>
+          <w:tab w:val="clear" w:pos="720"/>
+        </w:tabs>
+      </w:pPr>
+      <w:r>
+        <w:t>What will I do today?</w:t>
+      </w:r>
+    </w:p>
+    <w:p>
+      <w:pPr>
+        <w:numPr>
+          <w:ilvl w:val="1"/>
+          <w:numId w:val="88"/>
+        </w:numPr>
+      </w:pPr>
+      <w:r>
+        <w:t>Unai:</w:t>
+      </w:r>
+    </w:p>
+    <w:p>
+      <w:pPr>
+        <w:numPr>
+          <w:ilvl w:val="2"/>
+          <w:numId w:val="88"/>
+        </w:numPr>
+      </w:pPr>
+      <w:r>
+        <w:t>Make real prediction in the simulation</w:t>
+      </w:r>
+      <w:r>
+        <w:t>.</w:t>
+      </w:r>
+    </w:p>
+    <w:p>
+      <w:pPr>
+        <w:numPr>
+          <w:ilvl w:val="1"/>
+          <w:numId w:val="88"/>
+        </w:numPr>
+      </w:pPr>
+      <w:r>
+        <w:t>Xabat:</w:t>
+      </w:r>
+    </w:p>
+    <w:p>
+      <w:pPr>
+        <w:numPr>
+          <w:ilvl w:val="2"/>
+          <w:numId w:val="88"/>
+        </w:numPr>
+      </w:pPr>
+      <w:r>
+        <w:t>Upload the photos of the search information dynamically; html, CSS, and JavaScript of the accordion to show the info and images. Fix the error that the forum does not save the new messages.</w:t>
+      </w:r>
+    </w:p>
+    <w:p>
+      <w:pPr>
+        <w:numPr>
+          <w:ilvl w:val="1"/>
+          <w:numId w:val="88"/>
+        </w:numPr>
+      </w:pPr>
+      <w:r>
+        <w:t>Peru:</w:t>
+      </w:r>
+    </w:p>
+    <w:p>
+      <w:pPr>
+        <w:numPr>
+          <w:ilvl w:val="2"/>
+          <w:numId w:val="88"/>
+        </w:numPr>
+      </w:pPr>
+      <w:r>
+        <w:t>Test of the python functions</w:t>
+      </w:r>
+      <w:r>
+        <w:t>.</w:t>
+      </w:r>
+    </w:p>
+    <w:p>
+      <w:pPr>
+        <w:numPr>
+          <w:ilvl w:val="1"/>
+          <w:numId w:val="88"/>
+        </w:numPr>
+      </w:pPr>
+      <w:r>
+        <w:t>Andoni:</w:t>
+      </w:r>
+    </w:p>
+    <w:p>
+      <w:pPr>
+        <w:numPr>
+          <w:ilvl w:val="2"/>
+          <w:numId w:val="88"/>
+        </w:numPr>
+      </w:pPr>
+      <w:r>
+        <w:t>Upload the new prophet model</w:t>
+      </w:r>
+      <w:r>
+        <w:t>.</w:t>
+      </w:r>
+    </w:p>
+    <w:p>
+      <w:pPr>
+        <w:numPr>
+          <w:ilvl w:val="1"/>
+          <w:numId w:val="88"/>
+        </w:numPr>
+      </w:pPr>
+      <w:r>
+        <w:t>Julen:</w:t>
+      </w:r>
+    </w:p>
+    <w:p>
+      <w:pPr>
+        <w:numPr>
+          <w:ilvl w:val="2"/>
+          <w:numId w:val="88"/>
+        </w:numPr>
+      </w:pPr>
+      <w:r>
+        <w:t>Trigger to add user to the forum they sign up and fix errors</w:t>
+      </w:r>
+      <w:r>
+        <w:t>.</w:t>
+      </w:r>
+    </w:p>
+    <w:p>
+      <w:pPr>
+        <w:numPr>
+          <w:ilvl w:val="0"/>
+          <w:numId w:val="88"/>
+        </w:numPr>
+        <w:tabs>
+          <w:tab w:val="clear" w:pos="720"/>
+        </w:tabs>
+      </w:pPr>
+      <w:r>
+        <w:t>What is in my way?</w:t>
+      </w:r>
+    </w:p>
+    <w:p>
+      <w:pPr>
+        <w:numPr>
+          <w:ilvl w:val="1"/>
+          <w:numId w:val="88"/>
+        </w:numPr>
+      </w:pPr>
+      <w:r>
+        <w:lastRenderedPageBreak/>
+        <w:t>Unai:</w:t>
+      </w:r>
+    </w:p>
+    <w:p>
+      <w:pPr>
+        <w:numPr>
+          <w:ilvl w:val="2"/>
+          <w:numId w:val="88"/>
+        </w:numPr>
+      </w:pPr>
+      <w:r>
+        <w:t>Making real predictions with simulations</w:t>
+      </w:r>
+      <w:r>
+        <w:t>.</w:t>
+      </w:r>
+    </w:p>
+    <w:p>
+      <w:pPr>
+        <w:numPr>
+          <w:ilvl w:val="1"/>
+          <w:numId w:val="88"/>
+        </w:numPr>
+      </w:pPr>
+      <w:r>
+        <w:t>Xabat:</w:t>
+      </w:r>
+    </w:p>
+    <w:p>
+      <w:pPr>
+        <w:numPr>
+          <w:ilvl w:val="2"/>
+          <w:numId w:val="88"/>
+        </w:numPr>
+      </w:pPr>
+      <w:r>
+        <w:t>Forum’s new messages are not saved</w:t>
+      </w:r>
+      <w:r>
+        <w:t>.</w:t>
+      </w:r>
+    </w:p>
+    <w:p>
+      <w:pPr>
+        <w:numPr>
+          <w:ilvl w:val="1"/>
+          <w:numId w:val="88"/>
+        </w:numPr>
+      </w:pPr>
+      <w:r>
+        <w:t>Peru:</w:t>
+      </w:r>
+    </w:p>
+    <w:p>
+      <w:pPr>
+        <w:numPr>
+          <w:ilvl w:val="2"/>
+          <w:numId w:val="88"/>
+        </w:numPr>
+      </w:pPr>
+      <w:r>
+        <w:t>Making the tests in the client of Python</w:t>
+      </w:r>
+      <w:r>
+        <w:t>.</w:t>
+      </w:r>
+    </w:p>
+    <w:p>
+      <w:pPr>
+        <w:numPr>
+          <w:ilvl w:val="1"/>
+          <w:numId w:val="88"/>
+        </w:numPr>
+      </w:pPr>
+      <w:r>
+        <w:t>Andoni:</w:t>
+      </w:r>
+    </w:p>
+    <w:p>
+      <w:pPr>
+        <w:numPr>
+          <w:ilvl w:val="2"/>
+          <w:numId w:val="88"/>
+        </w:numPr>
+      </w:pPr>
+      <w:r>
+        <w:t>The prediction is not as good as expected</w:t>
+      </w:r>
+      <w:r>
+        <w:t>.</w:t>
+      </w:r>
+    </w:p>
+    <w:p>
+      <w:pPr>
+        <w:numPr>
+          <w:ilvl w:val="1"/>
+          <w:numId w:val="88"/>
+        </w:numPr>
+      </w:pPr>
+      <w:r>
+        <w:t>Julen:</w:t>
+      </w:r>
+    </w:p>
+    <w:p>
+      <w:pPr>
+        <w:numPr>
+          <w:ilvl w:val="2"/>
+          <w:numId w:val="88"/>
+        </w:numPr>
+      </w:pPr>
+      <w:r>
+        <w:t>Forum’s new messages are not saved</w:t>
+      </w:r>
+      <w:r>
+        <w:t>.</w:t>
+      </w:r>
+    </w:p>
+    <w:p>
+      <w:r>
+        <w:rPr>
+          <w:b/>
+          <w:bCs/>
+        </w:rPr>
+        <w:t>Open Discussion:</w:t>
+      </w:r>
+    </w:p>
     <w:p>
       <w:pPr>
         <w:keepNext/>
       </w:pPr>
+      <w:r>
+        <w:t>In the meeting held on 22-01-2024 at Mondragon University, the team engaged in coordination and planning for the day. Plans for today involve real predictions in the simulation for Unai, dynamic photo uploads and forum error fixing for Xabat, Python function testing for Peru, uploading the new Prophet model for Andoni, and forum user addition triggering and error fixing for Julen. Challenges include making real predictions with simulations for Unai, saving new forum messages for Xabat and Julen, Python client testing for Peru, and the performance of the prediction for Andoni. The team is actively working to overcome these challenges and meet their goals for the day</w:t>
+      </w:r>
+      <w:r>
+        <w:t>.</w:t>
+      </w:r>
+    </w:p>
+    <w:p>
+      <w:pPr>
+        <w:pStyle w:val="Ttulo2"/>
+      </w:pPr>
+      <w:r>
+        <w:t>Daily meeting (2</w:t>
+      </w:r>
+      <w:r>
+        <w:t>3</w:t>
+      </w:r>
+      <w:r>
+        <w:t>/01/2024)</w:t>
+      </w:r>
+    </w:p>
+    <w:p>
+      <w:r>
+        <w:rPr>
+          <w:b/>
+          <w:bCs/>
+        </w:rPr>
+        <w:t>Date</w:t>
+      </w:r>
+      <w:r>
+        <w:t>: 2</w:t>
+      </w:r>
+      <w:r>
+        <w:t>3</w:t>
+      </w:r>
+      <w:r>
+        <w:t>-01-2024</w:t>
+      </w:r>
+    </w:p>
+    <w:p>
+      <w:r>
+        <w:rPr>
+          <w:b/>
+          <w:bCs/>
+        </w:rPr>
+        <w:t>Time</w:t>
+      </w:r>
+      <w:r>
+        <w:t>: From 8:30 to 9:00</w:t>
+      </w:r>
+    </w:p>
+    <w:p>
+      <w:r>
+        <w:rPr>
+          <w:b/>
+          <w:bCs/>
+        </w:rPr>
+        <w:t>Location</w:t>
+      </w:r>
+      <w:r>
+        <w:t>: Mondragon University 11310</w:t>
+      </w:r>
+    </w:p>
+    <w:p>
+      <w:r>
+        <w:rPr>
+          <w:b/>
+          <w:bCs/>
+        </w:rPr>
+        <w:t>Attendees</w:t>
+      </w:r>
+      <w:r>
+        <w:t>:</w:t>
+      </w:r>
+    </w:p>
+    <w:p>
+      <w:pPr>
+        <w:numPr>
+          <w:ilvl w:val="0"/>
+          <w:numId w:val="34"/>
+        </w:numPr>
+      </w:pPr>
+      <w:r>
+        <w:t>Service Delivery Manager: Unai</w:t>
+      </w:r>
+    </w:p>
+    <w:p>
+      <w:pPr>
+        <w:numPr>
+          <w:ilvl w:val="0"/>
+          <w:numId w:val="34"/>
+        </w:numPr>
+      </w:pPr>
+      <w:r>
+        <w:t>Service Request Manager: Peru</w:t>
+      </w:r>
+    </w:p>
+    <w:p>
+      <w:pPr>
+        <w:numPr>
+          <w:ilvl w:val="0"/>
+          <w:numId w:val="34"/>
+        </w:numPr>
+      </w:pPr>
+      <w:r>
+        <w:t>Team: Xabat, Andoni and Julen</w:t>
+      </w:r>
+    </w:p>
+    <w:p>
+      <w:r>
+        <w:rPr>
+          <w:b/>
+          <w:bCs/>
+        </w:rPr>
+        <w:t>Agenda</w:t>
+      </w:r>
+      <w:r>
+        <w:t>:</w:t>
+      </w:r>
+    </w:p>
+    <w:p>
+      <w:pPr>
+        <w:numPr>
+          <w:ilvl w:val="0"/>
+          <w:numId w:val="34"/>
+        </w:numPr>
+      </w:pPr>
+      <w:r>
+        <w:t>Coordination and planning for the day ahead.</w:t>
+      </w:r>
+    </w:p>
+    <w:p>
+      <w:r>
+        <w:rPr>
+          <w:b/>
+          <w:bCs/>
+        </w:rPr>
+        <w:t>Daily Minutes:</w:t>
+      </w:r>
+    </w:p>
+    <w:p>
+      <w:pPr>
+        <w:numPr>
+          <w:ilvl w:val="0"/>
+          <w:numId w:val="90"/>
+        </w:numPr>
+      </w:pPr>
+      <w:r>
+        <w:t>What did I do yesterday?</w:t>
+      </w:r>
+    </w:p>
+    <w:p>
+      <w:pPr>
+        <w:numPr>
+          <w:ilvl w:val="1"/>
+          <w:numId w:val="90"/>
+        </w:numPr>
+      </w:pPr>
+      <w:r>
+        <w:t>Unai:</w:t>
+      </w:r>
+    </w:p>
+    <w:p>
+      <w:pPr>
+        <w:numPr>
+          <w:ilvl w:val="2"/>
+          <w:numId w:val="90"/>
+        </w:numPr>
+      </w:pPr>
+      <w:r>
+        <w:t>Make real prediction in the simulation</w:t>
+      </w:r>
+      <w:r>
+        <w:t>.</w:t>
+      </w:r>
+    </w:p>
+    <w:p>
+      <w:pPr>
+        <w:numPr>
+          <w:ilvl w:val="1"/>
+          <w:numId w:val="90"/>
+        </w:numPr>
+      </w:pPr>
+      <w:r>
+        <w:t>Xabat:</w:t>
+      </w:r>
+    </w:p>
+    <w:p>
+      <w:pPr>
+        <w:numPr>
+          <w:ilvl w:val="2"/>
+          <w:numId w:val="90"/>
+        </w:numPr>
+      </w:pPr>
+      <w:r>
+        <w:lastRenderedPageBreak/>
+        <w:t>Upload the photos of the search information dynamically; html, CSS, and JavaScript of the accordion to show the info and images. Fix the error that the forum does not save the new messages.</w:t>
+      </w:r>
+    </w:p>
+    <w:p>
+      <w:pPr>
+        <w:numPr>
+          <w:ilvl w:val="1"/>
+          <w:numId w:val="90"/>
+        </w:numPr>
+      </w:pPr>
+      <w:r>
+        <w:t>Peru:</w:t>
+      </w:r>
+    </w:p>
+    <w:p>
+      <w:pPr>
+        <w:numPr>
+          <w:ilvl w:val="2"/>
+          <w:numId w:val="90"/>
+        </w:numPr>
+      </w:pPr>
+      <w:r>
+        <w:t>Test of the python functions</w:t>
+      </w:r>
+      <w:r>
+        <w:t>.</w:t>
+      </w:r>
+    </w:p>
+    <w:p>
+      <w:pPr>
+        <w:numPr>
+          <w:ilvl w:val="1"/>
+          <w:numId w:val="90"/>
+        </w:numPr>
+      </w:pPr>
+      <w:r>
+        <w:t>Andoni:</w:t>
+      </w:r>
+    </w:p>
+    <w:p>
+      <w:pPr>
+        <w:numPr>
+          <w:ilvl w:val="2"/>
+          <w:numId w:val="90"/>
+        </w:numPr>
+      </w:pPr>
+      <w:r>
+        <w:t>Upload the new prophet model</w:t>
+      </w:r>
+      <w:r>
+        <w:t>.</w:t>
+      </w:r>
+    </w:p>
+    <w:p>
+      <w:pPr>
+        <w:numPr>
+          <w:ilvl w:val="1"/>
+          <w:numId w:val="90"/>
+        </w:numPr>
+      </w:pPr>
+      <w:r>
+        <w:t>Julen:</w:t>
+      </w:r>
+    </w:p>
+    <w:p>
+      <w:pPr>
+        <w:numPr>
+          <w:ilvl w:val="2"/>
+          <w:numId w:val="90"/>
+        </w:numPr>
+      </w:pPr>
+      <w:r>
+        <w:t>Trigger to add user to the forum they sign up and fix errors</w:t>
+      </w:r>
+      <w:r>
+        <w:t>.</w:t>
+      </w:r>
+    </w:p>
+    <w:p>
+      <w:pPr>
+        <w:numPr>
+          <w:ilvl w:val="0"/>
+          <w:numId w:val="90"/>
+        </w:numPr>
+        <w:tabs>
+          <w:tab w:val="clear" w:pos="720"/>
+        </w:tabs>
+      </w:pPr>
+      <w:r>
+        <w:t>What will I do today?</w:t>
+      </w:r>
+    </w:p>
+    <w:p>
+      <w:pPr>
+        <w:numPr>
+          <w:ilvl w:val="1"/>
+          <w:numId w:val="90"/>
+        </w:numPr>
+      </w:pPr>
+      <w:r>
+        <w:t>Unai:</w:t>
+      </w:r>
+    </w:p>
+    <w:p>
+      <w:pPr>
+        <w:numPr>
+          <w:ilvl w:val="2"/>
+          <w:numId w:val="90"/>
+        </w:numPr>
+      </w:pPr>
+      <w:r>
+        <w:t>Finish making real prediction with the simulation and automatize AI tests with Jenkins</w:t>
+      </w:r>
+      <w:r>
+        <w:t>.</w:t>
+      </w:r>
+    </w:p>
+    <w:p>
+      <w:pPr>
+        <w:numPr>
+          <w:ilvl w:val="1"/>
+          <w:numId w:val="90"/>
+        </w:numPr>
+      </w:pPr>
+      <w:r>
+        <w:t>Xabat:</w:t>
+      </w:r>
+    </w:p>
+    <w:p>
+      <w:pPr>
+        <w:numPr>
+          <w:ilvl w:val="2"/>
+          <w:numId w:val="90"/>
+        </w:numPr>
+      </w:pPr>
+      <w:r>
+        <w:t>Fix minor errors</w:t>
+      </w:r>
+      <w:r>
+        <w:t>.</w:t>
+      </w:r>
+    </w:p>
+    <w:p>
+      <w:pPr>
+        <w:numPr>
+          <w:ilvl w:val="1"/>
+          <w:numId w:val="90"/>
+        </w:numPr>
+      </w:pPr>
+      <w:r>
+        <w:t>Peru:</w:t>
+      </w:r>
+    </w:p>
+    <w:p>
+      <w:pPr>
+        <w:numPr>
+          <w:ilvl w:val="2"/>
+          <w:numId w:val="90"/>
+        </w:numPr>
+      </w:pPr>
+      <w:r>
+        <w:t>Finish the video editing and finish AI tests</w:t>
+      </w:r>
+      <w:r>
+        <w:t>.</w:t>
+      </w:r>
+    </w:p>
+    <w:p>
+      <w:pPr>
+        <w:numPr>
+          <w:ilvl w:val="1"/>
+          <w:numId w:val="90"/>
+        </w:numPr>
+      </w:pPr>
+      <w:r>
+        <w:t>Andoni:</w:t>
+      </w:r>
+    </w:p>
+    <w:p>
+      <w:pPr>
+        <w:numPr>
+          <w:ilvl w:val="2"/>
+          <w:numId w:val="90"/>
+        </w:numPr>
+      </w:pPr>
+      <w:r>
+        <w:t>Finish making real prediction with the simulation</w:t>
+      </w:r>
+      <w:r>
+        <w:t>.</w:t>
+      </w:r>
+    </w:p>
+    <w:p>
+      <w:pPr>
+        <w:numPr>
+          <w:ilvl w:val="1"/>
+          <w:numId w:val="90"/>
+        </w:numPr>
+      </w:pPr>
+      <w:r>
+        <w:t>Julen:</w:t>
+      </w:r>
+    </w:p>
+    <w:p>
+      <w:pPr>
+        <w:numPr>
+          <w:ilvl w:val="2"/>
+          <w:numId w:val="90"/>
+        </w:numPr>
+      </w:pPr>
+      <w:r>
+        <w:t>Finish AI server tests</w:t>
+      </w:r>
+      <w:r>
+        <w:t>.</w:t>
+      </w:r>
+    </w:p>
+    <w:p>
+      <w:pPr>
+        <w:numPr>
+          <w:ilvl w:val="0"/>
+          <w:numId w:val="90"/>
+        </w:numPr>
+        <w:tabs>
+          <w:tab w:val="clear" w:pos="720"/>
+        </w:tabs>
+      </w:pPr>
+      <w:r>
+        <w:t>What is in my way?</w:t>
+      </w:r>
+    </w:p>
+    <w:p>
+      <w:pPr>
+        <w:numPr>
+          <w:ilvl w:val="1"/>
+          <w:numId w:val="90"/>
+        </w:numPr>
+      </w:pPr>
+      <w:r>
+        <w:t>Unai:</w:t>
+      </w:r>
+    </w:p>
+    <w:p>
+      <w:pPr>
+        <w:numPr>
+          <w:ilvl w:val="2"/>
+          <w:numId w:val="90"/>
+        </w:numPr>
+      </w:pPr>
+      <w:r>
+        <w:t>Making the connection between AI server and REST server</w:t>
+      </w:r>
+      <w:r>
+        <w:t>.</w:t>
+      </w:r>
+    </w:p>
+    <w:p>
+      <w:pPr>
+        <w:numPr>
+          <w:ilvl w:val="1"/>
+          <w:numId w:val="90"/>
+        </w:numPr>
+      </w:pPr>
+      <w:r>
+        <w:t>Xabat:</w:t>
+      </w:r>
+    </w:p>
+    <w:p>
+      <w:pPr>
+        <w:numPr>
+          <w:ilvl w:val="2"/>
+          <w:numId w:val="90"/>
+        </w:numPr>
+      </w:pPr>
+      <w:r>
+        <w:t>Nothing to comment</w:t>
+      </w:r>
+      <w:r>
+        <w:t>.</w:t>
+      </w:r>
+    </w:p>
+    <w:p>
+      <w:pPr>
+        <w:numPr>
+          <w:ilvl w:val="1"/>
+          <w:numId w:val="90"/>
+        </w:numPr>
+      </w:pPr>
+      <w:r>
+        <w:t>Peru:</w:t>
+      </w:r>
+    </w:p>
+    <w:p>
+      <w:pPr>
+        <w:numPr>
+          <w:ilvl w:val="2"/>
+          <w:numId w:val="90"/>
+        </w:numPr>
+      </w:pPr>
+      <w:r>
+        <w:t>Some tests have different structures</w:t>
+      </w:r>
+      <w:r>
+        <w:t>.</w:t>
+      </w:r>
+    </w:p>
+    <w:p>
+      <w:pPr>
+        <w:numPr>
+          <w:ilvl w:val="1"/>
+          <w:numId w:val="90"/>
+        </w:numPr>
+      </w:pPr>
+      <w:r>
+        <w:t>Andoni:</w:t>
+      </w:r>
+    </w:p>
+    <w:p>
+      <w:pPr>
+        <w:numPr>
+          <w:ilvl w:val="2"/>
+          <w:numId w:val="90"/>
+        </w:numPr>
+      </w:pPr>
+      <w:r>
+        <w:t>Nothing to comment</w:t>
+      </w:r>
+      <w:r>
+        <w:t>.</w:t>
+      </w:r>
+    </w:p>
+    <w:p>
+      <w:pPr>
+        <w:numPr>
+          <w:ilvl w:val="1"/>
+          <w:numId w:val="90"/>
+        </w:numPr>
+      </w:pPr>
+      <w:r>
+        <w:t>Julen:</w:t>
+      </w:r>
+    </w:p>
+    <w:p>
+      <w:pPr>
+        <w:numPr>
+          <w:ilvl w:val="2"/>
+          <w:numId w:val="90"/>
+        </w:numPr>
+      </w:pPr>
+      <w:r>
+        <w:t>Some tests have different structures</w:t>
+      </w:r>
+      <w:r>
+        <w:t>.</w:t>
+      </w:r>
+    </w:p>
+    <w:p>
+      <w:r>
+        <w:rPr>
+          <w:b/>
+          <w:bCs/>
+        </w:rPr>
+        <w:t>Open Discussion:</w:t>
+      </w:r>
+    </w:p>
+    <w:p>
+      <w:pPr>
+        <w:keepNext/>
+      </w:pPr>
+      <w:r>
+        <w:lastRenderedPageBreak/>
+        <w:t>In today's Daily Meeting on January 23, 2024, the team reported on their progress and outlined tasks for the day. Unai focused on making a real prediction in the simulation and automating AI tests with Jenkins. Xabat worked on uploading dynamic photos for search information and fixing forum-related errors. Peru conducted Python function tests, while Andoni uploaded a new Prophet model and Julen addressed forum-related tasks. For the day ahead, Unai aimed to finish the real prediction and automate AI tests, Xabat planned to fix minor errors, Peru aimed to complete video editing and AI tests, Andoni and Julen aimed to finish their respective tasks. Obstacles included Unai working on the connection between the AI server and REST server, Peru facing structural differences in some tests, and Julen encountering similar issues. Overall, the team is actively working on project tasks, with identified obstacles to be addressed promptly</w:t>
+      </w:r>
+      <w:r>
+        <w:t>.</w:t>
+      </w:r>
+    </w:p>
+    <w:p>
+      <w:pPr>
+        <w:pStyle w:val="Ttulo2"/>
+      </w:pPr>
+      <w:r>
+        <w:t>Daily meeting (2</w:t>
+      </w:r>
+      <w:r>
+        <w:t>4</w:t>
+      </w:r>
+      <w:r>
+        <w:t>/01/2024)</w:t>
+      </w:r>
+    </w:p>
+    <w:p>
+      <w:r>
+        <w:rPr>
+          <w:b/>
+          <w:bCs/>
+        </w:rPr>
+        <w:t>Date</w:t>
+      </w:r>
+      <w:r>
+        <w:t>: 2</w:t>
+      </w:r>
+      <w:r>
+        <w:t>4</w:t>
+      </w:r>
+      <w:r>
+        <w:t>-01-2024</w:t>
+      </w:r>
+    </w:p>
+    <w:p>
+      <w:r>
+        <w:rPr>
+          <w:b/>
+          <w:bCs/>
+        </w:rPr>
+        <w:t>Time</w:t>
+      </w:r>
+      <w:r>
+        <w:t>: From 8:30 to 9:00</w:t>
+      </w:r>
+    </w:p>
+    <w:p>
+      <w:r>
+        <w:rPr>
+          <w:b/>
+          <w:bCs/>
+        </w:rPr>
+        <w:t>Location</w:t>
+      </w:r>
+      <w:r>
+        <w:t>: Mondragon University 11310</w:t>
+      </w:r>
+    </w:p>
+    <w:p>
+      <w:r>
+        <w:rPr>
+          <w:b/>
+          <w:bCs/>
+        </w:rPr>
+        <w:t>Attendees</w:t>
+      </w:r>
+      <w:r>
+        <w:t>:</w:t>
+      </w:r>
+    </w:p>
+    <w:p>
+      <w:pPr>
+        <w:numPr>
+          <w:ilvl w:val="0"/>
+          <w:numId w:val="34"/>
+        </w:numPr>
+      </w:pPr>
+      <w:r>
+        <w:t>Service Delivery Manager: Unai</w:t>
+      </w:r>
+    </w:p>
+    <w:p>
+      <w:pPr>
+        <w:numPr>
+          <w:ilvl w:val="0"/>
+          <w:numId w:val="34"/>
+        </w:numPr>
+      </w:pPr>
+      <w:r>
+        <w:t>Service Request Manager: Peru</w:t>
+      </w:r>
+    </w:p>
+    <w:p>
+      <w:pPr>
+        <w:numPr>
+          <w:ilvl w:val="0"/>
+          <w:numId w:val="34"/>
+        </w:numPr>
+      </w:pPr>
+      <w:r>
+        <w:t>Team: Xabat, Andoni and Julen</w:t>
+      </w:r>
+    </w:p>
+    <w:p>
+      <w:r>
+        <w:rPr>
+          <w:b/>
+          <w:bCs/>
+        </w:rPr>
+        <w:t>Agenda</w:t>
+      </w:r>
+      <w:r>
+        <w:t>:</w:t>
+      </w:r>
+    </w:p>
+    <w:p>
+      <w:pPr>
+        <w:numPr>
+          <w:ilvl w:val="0"/>
+          <w:numId w:val="34"/>
+        </w:numPr>
+      </w:pPr>
+      <w:r>
+        <w:t>Coordination and planning for the day ahead.</w:t>
+      </w:r>
+    </w:p>
+    <w:p>
+      <w:r>
+        <w:rPr>
+          <w:b/>
+          <w:bCs/>
+        </w:rPr>
+        <w:t>Daily Minutes:</w:t>
+      </w:r>
+    </w:p>
+    <w:p>
+      <w:pPr>
+        <w:numPr>
+          <w:ilvl w:val="0"/>
+          <w:numId w:val="89"/>
+        </w:numPr>
+      </w:pPr>
+      <w:r>
+        <w:t>What did I do yesterday?</w:t>
+      </w:r>
+    </w:p>
+    <w:p>
+      <w:pPr>
+        <w:numPr>
+          <w:ilvl w:val="1"/>
+          <w:numId w:val="89"/>
+        </w:numPr>
+      </w:pPr>
+      <w:r>
+        <w:t>Unai:</w:t>
+      </w:r>
+    </w:p>
+    <w:p>
+      <w:pPr>
+        <w:numPr>
+          <w:ilvl w:val="2"/>
+          <w:numId w:val="89"/>
+        </w:numPr>
+      </w:pPr>
+      <w:r>
+        <w:t>Finish making real prediction with the simulation and automatize AI tests with Jenkins.</w:t>
+      </w:r>
+    </w:p>
+    <w:p>
+      <w:pPr>
+        <w:numPr>
+          <w:ilvl w:val="1"/>
+          <w:numId w:val="89"/>
+        </w:numPr>
+      </w:pPr>
+      <w:r>
+        <w:t>Xabat:</w:t>
+      </w:r>
+    </w:p>
+    <w:p>
+      <w:pPr>
+        <w:numPr>
+          <w:ilvl w:val="2"/>
+          <w:numId w:val="89"/>
+        </w:numPr>
+      </w:pPr>
+      <w:r>
+        <w:t>Fix minor errors</w:t>
+      </w:r>
+      <w:r>
+        <w:t>.</w:t>
+      </w:r>
+    </w:p>
+    <w:p>
+      <w:pPr>
+        <w:numPr>
+          <w:ilvl w:val="1"/>
+          <w:numId w:val="89"/>
+        </w:numPr>
+      </w:pPr>
+      <w:r>
+        <w:t>Peru:</w:t>
+      </w:r>
+    </w:p>
+    <w:p>
+      <w:pPr>
+        <w:numPr>
+          <w:ilvl w:val="2"/>
+          <w:numId w:val="89"/>
+        </w:numPr>
+      </w:pPr>
+      <w:r>
+        <w:t>Finish the video editing and finish AI tests.</w:t>
+      </w:r>
+    </w:p>
+    <w:p>
+      <w:pPr>
+        <w:numPr>
+          <w:ilvl w:val="1"/>
+          <w:numId w:val="89"/>
+        </w:numPr>
+      </w:pPr>
+      <w:r>
+        <w:t>Andoni:</w:t>
+      </w:r>
+    </w:p>
+    <w:p>
+      <w:pPr>
+        <w:numPr>
+          <w:ilvl w:val="2"/>
+          <w:numId w:val="89"/>
+        </w:numPr>
+      </w:pPr>
+      <w:r>
+        <w:t>Finish making real prediction with the simulation.</w:t>
+      </w:r>
+    </w:p>
+    <w:p>
+      <w:pPr>
+        <w:numPr>
+          <w:ilvl w:val="1"/>
+          <w:numId w:val="89"/>
+        </w:numPr>
+      </w:pPr>
+      <w:r>
+        <w:t>Julen:</w:t>
+      </w:r>
+    </w:p>
+    <w:p>
+      <w:pPr>
+        <w:numPr>
+          <w:ilvl w:val="2"/>
+          <w:numId w:val="89"/>
+        </w:numPr>
+      </w:pPr>
+      <w:r>
+        <w:t>Finish AI server tests.</w:t>
+      </w:r>
+    </w:p>
+    <w:p>
+      <w:pPr>
+        <w:numPr>
+          <w:ilvl w:val="0"/>
+          <w:numId w:val="89"/>
+        </w:numPr>
+        <w:tabs>
+          <w:tab w:val="clear" w:pos="720"/>
+        </w:tabs>
+      </w:pPr>
+      <w:r>
+        <w:t>What will I do today?</w:t>
+      </w:r>
+    </w:p>
+    <w:p>
+      <w:pPr>
+        <w:numPr>
+          <w:ilvl w:val="1"/>
+          <w:numId w:val="89"/>
+        </w:numPr>
+      </w:pPr>
+      <w:r>
+        <w:t>Unai:</w:t>
+      </w:r>
+    </w:p>
+    <w:p>
+      <w:pPr>
+        <w:numPr>
+          <w:ilvl w:val="2"/>
+          <w:numId w:val="89"/>
+        </w:numPr>
+      </w:pPr>
+      <w:r>
+        <w:lastRenderedPageBreak/>
+        <w:t>Check the functionality of the simulation</w:t>
+      </w:r>
+      <w:r>
+        <w:t>.</w:t>
+      </w:r>
+    </w:p>
+    <w:p>
+      <w:pPr>
+        <w:numPr>
+          <w:ilvl w:val="1"/>
+          <w:numId w:val="89"/>
+        </w:numPr>
+      </w:pPr>
+      <w:r>
+        <w:t>Xabat:</w:t>
+      </w:r>
+    </w:p>
+    <w:p>
+      <w:pPr>
+        <w:numPr>
+          <w:ilvl w:val="2"/>
+          <w:numId w:val="89"/>
+        </w:numPr>
+      </w:pPr>
+      <w:r>
+        <w:t>Prepare the demo</w:t>
+      </w:r>
+      <w:r>
+        <w:t>.</w:t>
+      </w:r>
+    </w:p>
+    <w:p>
+      <w:pPr>
+        <w:numPr>
+          <w:ilvl w:val="1"/>
+          <w:numId w:val="89"/>
+        </w:numPr>
+      </w:pPr>
+      <w:r>
+        <w:t>Peru:</w:t>
+      </w:r>
+    </w:p>
+    <w:p>
+      <w:pPr>
+        <w:numPr>
+          <w:ilvl w:val="2"/>
+          <w:numId w:val="89"/>
+        </w:numPr>
+      </w:pPr>
+      <w:r>
+        <w:t>Last quality review of the product</w:t>
+      </w:r>
+      <w:r>
+        <w:t>.</w:t>
+      </w:r>
+    </w:p>
+    <w:p>
+      <w:pPr>
+        <w:numPr>
+          <w:ilvl w:val="1"/>
+          <w:numId w:val="89"/>
+        </w:numPr>
+      </w:pPr>
+      <w:r>
+        <w:t>Andoni:</w:t>
+      </w:r>
+    </w:p>
+    <w:p>
+      <w:pPr>
+        <w:numPr>
+          <w:ilvl w:val="2"/>
+          <w:numId w:val="89"/>
+        </w:numPr>
+      </w:pPr>
+      <w:r>
+        <w:t>Last quality review of the product</w:t>
+      </w:r>
+      <w:r>
+        <w:t>.</w:t>
+      </w:r>
+    </w:p>
+    <w:p>
+      <w:pPr>
+        <w:numPr>
+          <w:ilvl w:val="1"/>
+          <w:numId w:val="89"/>
+        </w:numPr>
+      </w:pPr>
+      <w:r>
+        <w:t>Julen:</w:t>
+      </w:r>
+    </w:p>
+    <w:p>
+      <w:pPr>
+        <w:numPr>
+          <w:ilvl w:val="2"/>
+          <w:numId w:val="89"/>
+        </w:numPr>
+      </w:pPr>
+      <w:r>
+        <w:t>Last quality review of the product</w:t>
+      </w:r>
+      <w:r>
+        <w:t>.</w:t>
+      </w:r>
+    </w:p>
+    <w:p>
+      <w:pPr>
+        <w:numPr>
+          <w:ilvl w:val="0"/>
+          <w:numId w:val="89"/>
+        </w:numPr>
+        <w:tabs>
+          <w:tab w:val="clear" w:pos="720"/>
+        </w:tabs>
+      </w:pPr>
+      <w:r>
+        <w:t>What is in my way?</w:t>
+      </w:r>
+    </w:p>
+    <w:p>
+      <w:pPr>
+        <w:numPr>
+          <w:ilvl w:val="1"/>
+          <w:numId w:val="89"/>
+        </w:numPr>
+      </w:pPr>
+      <w:r>
+        <w:t>Unai:</w:t>
+      </w:r>
+    </w:p>
+    <w:p>
+      <w:pPr>
+        <w:numPr>
+          <w:ilvl w:val="2"/>
+          <w:numId w:val="89"/>
+        </w:numPr>
+      </w:pPr>
+      <w:r>
+        <w:t>Nothing to comment</w:t>
+      </w:r>
+      <w:r>
+        <w:t>.</w:t>
+      </w:r>
+    </w:p>
+    <w:p>
+      <w:pPr>
+        <w:numPr>
+          <w:ilvl w:val="1"/>
+          <w:numId w:val="89"/>
+        </w:numPr>
+      </w:pPr>
+      <w:r>
+        <w:t>Xabat:</w:t>
+      </w:r>
+    </w:p>
+    <w:p>
+      <w:pPr>
+        <w:numPr>
+          <w:ilvl w:val="2"/>
+          <w:numId w:val="89"/>
+        </w:numPr>
+      </w:pPr>
+      <w:r>
+        <w:t>Nothing to comment</w:t>
+      </w:r>
+      <w:r>
+        <w:t>.</w:t>
+      </w:r>
+    </w:p>
+    <w:p>
+      <w:pPr>
+        <w:numPr>
+          <w:ilvl w:val="1"/>
+          <w:numId w:val="89"/>
+        </w:numPr>
+      </w:pPr>
+      <w:r>
+        <w:t>Peru:</w:t>
+      </w:r>
+    </w:p>
+    <w:p>
+      <w:pPr>
+        <w:numPr>
+          <w:ilvl w:val="2"/>
+          <w:numId w:val="89"/>
+        </w:numPr>
+      </w:pPr>
+      <w:r>
+        <w:t>Nothing to comment</w:t>
+      </w:r>
+      <w:r>
+        <w:t>.</w:t>
+      </w:r>
+    </w:p>
+    <w:p>
+      <w:pPr>
+        <w:numPr>
+          <w:ilvl w:val="1"/>
+          <w:numId w:val="89"/>
+        </w:numPr>
+      </w:pPr>
+      <w:r>
+        <w:t>Andoni:</w:t>
+      </w:r>
+    </w:p>
+    <w:p>
+      <w:pPr>
+        <w:numPr>
+          <w:ilvl w:val="2"/>
+          <w:numId w:val="89"/>
+        </w:numPr>
+      </w:pPr>
+      <w:r>
+        <w:t>Nothing to comment</w:t>
+      </w:r>
+      <w:r>
+        <w:t>.</w:t>
+      </w:r>
+    </w:p>
+    <w:p>
+      <w:pPr>
+        <w:numPr>
+          <w:ilvl w:val="1"/>
+          <w:numId w:val="89"/>
+        </w:numPr>
+      </w:pPr>
+      <w:r>
+        <w:t>Julen:</w:t>
+      </w:r>
+    </w:p>
+    <w:p>
+      <w:pPr>
+        <w:numPr>
+          <w:ilvl w:val="2"/>
+          <w:numId w:val="89"/>
+        </w:numPr>
+      </w:pPr>
+      <w:r>
+        <w:t>Nothing to comment</w:t>
+      </w:r>
+      <w:r>
+        <w:t>.</w:t>
+      </w:r>
+    </w:p>
+    <w:p>
+      <w:r>
+        <w:rPr>
+          <w:b/>
+          <w:bCs/>
+        </w:rPr>
+        <w:t>Open Discussion:</w:t>
+      </w:r>
+    </w:p>
+    <w:p>
+      <w:pPr>
+        <w:keepNext/>
+      </w:pPr>
+      <w:r>
+        <w:t>In today's Daily Meeting on January 24, 2024, the team provided updates on their previous day's tasks and outlined their plans for the current day. Unai successfully completed the real prediction with the simulation and automated AI tests with Jenkins. Xabat addressed minor errors, Peru finished video editing and AI tests, Andoni completed the real prediction, and Julen finished AI server tests. For the day ahead, Unai aimed to check the simulation's functionality, Xabat was to prepare the demo, and Peru, Andoni, and Julen planned to conduct the last quality review of the product. No significant obstacles were reported by any team member. The team is on track to finalize the project, with tasks aligning closely with the project's completion.</w:t>
+      </w:r>
+    </w:p>
+    <w:p>
+      <w:pPr>
+        <w:pStyle w:val="Ttulo2"/>
+      </w:pPr>
+      <w:r>
+        <w:t>Service delivery meeting (</w:t>
+      </w:r>
+      <w:r>
+        <w:t>24</w:t>
+      </w:r>
+      <w:r>
+        <w:t>/01/2024)</w:t>
+      </w:r>
+    </w:p>
+    <w:p>
+      <w:r>
+        <w:rPr>
+          <w:b/>
+          <w:bCs/>
+        </w:rPr>
+        <w:t>Date</w:t>
+      </w:r>
+      <w:r>
+        <w:t xml:space="preserve">: </w:t>
+      </w:r>
+      <w:r>
+        <w:t>24</w:t>
+      </w:r>
+      <w:r>
+        <w:t>-01-2024</w:t>
+      </w:r>
+    </w:p>
+    <w:p>
+      <w:r>
+        <w:rPr>
+          <w:b/>
+          <w:bCs/>
+        </w:rPr>
+        <w:t>Time</w:t>
+      </w:r>
+      <w:r>
+        <w:t>: From 08:00 to 08:30</w:t>
+      </w:r>
+    </w:p>
+    <w:p>
+      <w:r>
+        <w:rPr>
+          <w:b/>
+          <w:bCs/>
+        </w:rPr>
+        <w:t>Location</w:t>
+      </w:r>
+      <w:r>
+        <w:t>: Mondragon University 11310</w:t>
+      </w:r>
+    </w:p>
+    <w:p>
+      <w:r>
+        <w:rPr>
+          <w:b/>
+          <w:bCs/>
+        </w:rPr>
+        <w:t>Attendees</w:t>
+      </w:r>
+      <w:r>
+        <w:t>:</w:t>
+      </w:r>
+    </w:p>
+    <w:p>
+      <w:pPr>
+        <w:numPr>
+          <w:ilvl w:val="0"/>
+          <w:numId w:val="25"/>
+        </w:numPr>
+      </w:pPr>
+      <w:r>
+        <w:lastRenderedPageBreak/>
+        <w:t>Service Delivery Manager: Unai </w:t>
+      </w:r>
+    </w:p>
+    <w:p>
+      <w:pPr>
+        <w:numPr>
+          <w:ilvl w:val="0"/>
+          <w:numId w:val="25"/>
+        </w:numPr>
+      </w:pPr>
+      <w:r>
+        <w:t>Service Request Manager: Peru</w:t>
+      </w:r>
+    </w:p>
+    <w:p>
+      <w:pPr>
+        <w:numPr>
+          <w:ilvl w:val="0"/>
+          <w:numId w:val="25"/>
+        </w:numPr>
+      </w:pPr>
+      <w:r>
+        <w:t>Team: Xabat, Andoni and Julen</w:t>
+      </w:r>
+    </w:p>
+    <w:p>
+      <w:r>
+        <w:rPr>
+          <w:b/>
+          <w:bCs/>
+        </w:rPr>
+        <w:t>Agenda</w:t>
+      </w:r>
+      <w:r>
+        <w:t>:</w:t>
+      </w:r>
+    </w:p>
+    <w:p>
+      <w:pPr>
+        <w:numPr>
+          <w:ilvl w:val="0"/>
+          <w:numId w:val="26"/>
+        </w:numPr>
+      </w:pPr>
+      <w:r>
+        <w:t>Review the performance of the team during the service delivery.</w:t>
+      </w:r>
+    </w:p>
+    <w:p>
+      <w:pPr>
+        <w:numPr>
+          <w:ilvl w:val="0"/>
+          <w:numId w:val="26"/>
+        </w:numPr>
+      </w:pPr>
+      <w:r>
+        <w:t>Discuss the quality of the product developed.</w:t>
+      </w:r>
+    </w:p>
+    <w:p>
+      <w:pPr>
+        <w:numPr>
+          <w:ilvl w:val="0"/>
+          <w:numId w:val="26"/>
+        </w:numPr>
+      </w:pPr>
+      <w:r>
+        <w:t>Discuss if the lead time is appropriate.</w:t>
+      </w:r>
+    </w:p>
+    <w:p>
+      <w:pPr>
+        <w:numPr>
+          <w:ilvl w:val="0"/>
+          <w:numId w:val="26"/>
+        </w:numPr>
+      </w:pPr>
+      <w:r>
+        <w:t>Analyse the Gantt diagram fulfilment.</w:t>
+      </w:r>
+    </w:p>
+    <w:p>
+      <w:r>
+        <w:rPr>
+          <w:b/>
+          <w:bCs/>
+        </w:rPr>
+        <w:t>Discussion Summary</w:t>
+      </w:r>
+    </w:p>
+    <w:p>
+      <w:pPr>
+        <w:numPr>
+          <w:ilvl w:val="0"/>
+          <w:numId w:val="28"/>
+        </w:numPr>
+      </w:pPr>
+      <w:r>
+        <w:t>Performance during the service delivery:</w:t>
+      </w:r>
+    </w:p>
+    <w:p>
+      <w:pPr>
+        <w:numPr>
+          <w:ilvl w:val="1"/>
+          <w:numId w:val="28"/>
+        </w:numPr>
+      </w:pPr>
+      <w:r>
+        <w:t>The team encountered a major problem: The cloud server was suspended. However, the team's performance during the service delivery has been good. The problem was front faced with attitude and efficiency. Team members have worked well together, dividing various tasks among themselves, and following the planned schedule.</w:t>
+      </w:r>
+    </w:p>
+    <w:p>
+      <w:pPr>
+        <w:numPr>
+          <w:ilvl w:val="0"/>
+          <w:numId w:val="28"/>
+        </w:numPr>
+      </w:pPr>
+      <w:r>
+        <w:t>Quality of the product developed:</w:t>
+      </w:r>
+    </w:p>
+    <w:p>
+      <w:pPr>
+        <w:numPr>
+          <w:ilvl w:val="1"/>
+          <w:numId w:val="28"/>
+        </w:numPr>
+      </w:pPr>
+      <w:r>
+        <w:t>The recently developed product meets the desired standards in terms of quality and functionality. The team collaborated effectively throughout the process, contributing their skills and expertise. Even if the prediction made by the model it's not the most accurate one, the end result reflects a balanced and efficient development effort, with each team member playing a crucial role. The outcome product aligns well with the expectations.</w:t>
+      </w:r>
+    </w:p>
+    <w:p>
+      <w:pPr>
+        <w:numPr>
+          <w:ilvl w:val="0"/>
+          <w:numId w:val="28"/>
+        </w:numPr>
+      </w:pPr>
+      <w:r>
+        <w:t>Lead time:</w:t>
+      </w:r>
+    </w:p>
+    <w:p>
+      <w:pPr>
+        <w:numPr>
+          <w:ilvl w:val="1"/>
+          <w:numId w:val="28"/>
+        </w:numPr>
+      </w:pPr>
+      <w:r>
+        <w:t>Before the last delivery, the last PBI’s have been made in 7 and 3 days. Also a 24 day lead-time PBI was finally finished. Compared to the previous histogram it may seem that not so many PIBs have been made, however, the PIBs that have been made have been of longer duration, i.e. of more time and more difficulty. Therefore, it can be said that the same progress has been made as planned. In the image below the lead time up to this point can be seen (</w:t>
+      </w:r>
+      <w:r>
+        <w:fldChar w:fldCharType="begin"/>
+      </w:r>
+      <w:r>
+        <w:instrText xml:space="preserve"> REF _Ref156847924 \h </w:instrText>
+      </w:r>
+      <w:r>
+        <w:fldChar w:fldCharType="separate"/>
+      </w:r>
+      <w:r>
+        <w:rPr>
+          <w:noProof/>
+        </w:rPr>
+        <w:t>6</w:t>
+      </w:r>
+      <w:r>
+        <w:noBreakHyphen/>
+      </w:r>
+      <w:r>
+        <w:rPr>
+          <w:noProof/>
+        </w:rPr>
+        <w:t>1</w:t>
+      </w:r>
+      <w:r>
+        <w:t>. Figure: Final lead time (24/01/2024)</w:t>
+      </w:r>
+      <w:r>
+        <w:fldChar w:fldCharType="end"/>
+      </w:r>
+      <w:r>
+        <w:t>).</w:t>
+      </w:r>
+    </w:p>
+    <w:p>
+      <w:pPr>
+        <w:keepNext/>
+        <w:jc w:val="center"/>
+      </w:pPr>
+      <w:r>
+        <w:rPr>
+          <w:noProof/>
+        </w:rPr>
+        <w:lastRenderedPageBreak/>
+        <w:drawing>
+          <wp:inline distT="0" distB="0" distL="0" distR="0" wp14:anchorId="3076DC5F" wp14:editId="71F5BCB8">
+            <wp:extent cx="5731510" cy="3548380"/>
+            <wp:effectExtent l="0" t="0" r="2540" b="0"/>
+            <wp:docPr id="719098142" name="Imagen 2" descr="Gráfico, Gráfico de barras, Histograma&#10;&#10;Descripción generada automáticamente"/>
+            <wp:cNvGraphicFramePr>
+              <a:graphicFrameLocks xmlns:a="http://schemas.openxmlformats.org/drawingml/2006/main" noChangeAspect="1"/>
+            </wp:cNvGraphicFramePr>
+            <a:graphic xmlns:a="http://schemas.openxmlformats.org/drawingml/2006/main">
+              <a:graphicData uri="http://schemas.openxmlformats.org/drawingml/2006/picture">
+                <pic:pic xmlns:pic="http://schemas.openxmlformats.org/drawingml/2006/picture">
+                  <pic:nvPicPr>
+                    <pic:cNvPr id="719098142" name="Imagen 2" descr="Gráfico, Gráfico de barras, Histograma&#10;&#10;Descripción generada automáticamente"/>
+                    <pic:cNvPicPr>
+                      <a:picLocks noChangeAspect="1" noChangeArrowheads="1"/>
+                    </pic:cNvPicPr>
+                  </pic:nvPicPr>
+                  <pic:blipFill>
+                    <a:blip r:embed="rId43">
+                      <a:extLst>
+                        <a:ext uri="{28A0092B-C50C-407E-A947-70E740481C1C}">
+                          <a14:useLocalDpi xmlns:a14="http://schemas.microsoft.com/office/drawing/2010/main" val="0"/>
+                        </a:ext>
+                      </a:extLst>
+                    </a:blip>
+                    <a:srcRect/>
+                    <a:stretch>
+                      <a:fillRect/>
+                    </a:stretch>
+                  </pic:blipFill>
+                  <pic:spPr bwMode="auto">
+                    <a:xfrm>
+                      <a:off x="0" y="0"/>
+                      <a:ext cx="5731510" cy="3548380"/>
+                    </a:xfrm>
+                    <a:prstGeom prst="rect">
+                      <a:avLst/>
+                    </a:prstGeom>
+                    <a:noFill/>
+                    <a:ln>
+                      <a:noFill/>
+                    </a:ln>
+                  </pic:spPr>
+                </pic:pic>
+              </a:graphicData>
+            </a:graphic>
+          </wp:inline>
+        </w:drawing>
+      </w:r>
+    </w:p>
+    <w:bookmarkStart w:id="38" w:name="_Ref156847924"/>
+    <w:p>
+      <w:pPr>
+        <w:pStyle w:val="Descripcin"/>
+        <w:jc w:val="center"/>
+      </w:pPr>
+      <w:r>
+        <w:fldChar w:fldCharType="begin"/>
+      </w:r>
+      <w:r>
+        <w:instrText xml:space="preserve"> STYLEREF 1 \s </w:instrText>
+      </w:r>
+      <w:r>
+        <w:fldChar w:fldCharType="separate"/>
+      </w:r>
+      <w:r>
+        <w:rPr>
+          <w:noProof/>
+        </w:rPr>
+        <w:t>6</w:t>
+      </w:r>
+      <w:r>
+        <w:fldChar w:fldCharType="end"/>
+      </w:r>
+      <w:r>
+        <w:noBreakHyphen/>
+      </w:r>
+      <w:r>
+        <w:fldChar w:fldCharType="begin"/>
+      </w:r>
+      <w:r>
+        <w:instrText xml:space="preserve"> SEQ Figure \* ARABIC \s 1 </w:instrText>
+      </w:r>
+      <w:r>
+        <w:fldChar w:fldCharType="separate"/>
+      </w:r>
+      <w:r>
+        <w:rPr>
+          <w:noProof/>
+        </w:rPr>
+        <w:t>1</w:t>
+      </w:r>
+      <w:r>
+        <w:fldChar w:fldCharType="end"/>
+      </w:r>
+      <w:r>
+        <w:t>. Figure: Final lead time (24/01/2024)</w:t>
+      </w:r>
+      <w:bookmarkEnd w:id="38"/>
+    </w:p>
+    <w:p>
+      <w:pPr>
+        <w:numPr>
+          <w:ilvl w:val="0"/>
+          <w:numId w:val="28"/>
+        </w:numPr>
+      </w:pPr>
+      <w:r>
+        <w:t>Gantt fulfilment:</w:t>
+      </w:r>
+    </w:p>
+    <w:p>
+      <w:pPr>
+        <w:numPr>
+          <w:ilvl w:val="1"/>
+          <w:numId w:val="28"/>
+        </w:numPr>
+      </w:pPr>
+      <w:r>
+        <w:t>Several tasks have been completed</w:t>
+      </w:r>
+      <w:r>
+        <w:t xml:space="preserve"> at the beginning of this last service delivery</w:t>
+      </w:r>
+      <w:r>
+        <w:t>, as indicated by the solid filled bars</w:t>
+      </w:r>
+      <w:r>
+        <w:t xml:space="preserve">. Those tasks are </w:t>
+      </w:r>
+      <w:r>
+        <w:t>“implement bot via Gmail”</w:t>
+      </w:r>
+      <w:r>
+        <w:t xml:space="preserve"> </w:t>
+      </w:r>
+      <w:r>
+        <w:t xml:space="preserve">and </w:t>
+      </w:r>
+      <w:r>
+        <w:t>“</w:t>
+      </w:r>
+      <w:r>
+        <w:t>collect real time data</w:t>
+      </w:r>
+      <w:r>
+        <w:t>”.</w:t>
+      </w:r>
+      <w:r>
+        <w:t xml:space="preserve"> Those tasks were done as early as possible, in order to have time to do the rest of the PBIs</w:t>
+      </w:r>
+      <w:r>
+        <w:t xml:space="preserve">, which were the most crucial ones for the web </w:t>
+      </w:r>
+      <w:r>
+        <w:t>p</w:t>
+      </w:r>
+      <w:r>
+        <w:t>age</w:t>
+      </w:r>
+      <w:r>
+        <w:t>.</w:t>
+      </w:r>
+    </w:p>
+    <w:p>
+      <w:pPr>
+        <w:numPr>
+          <w:ilvl w:val="1"/>
+          <w:numId w:val="28"/>
+        </w:numPr>
+      </w:pPr>
+      <w:r>
+        <w:t>After the completion of those PBIs, in the second week of this delivery other tasks were begun and finished, such as “</w:t>
+      </w:r>
+      <w:r>
+        <w:t>make prediction through the web</w:t>
+      </w:r>
+      <w:r>
+        <w:t>” and “</w:t>
+      </w:r>
+      <w:r>
+        <w:t>implement the forum system” apart from the “make the simulation with threads” PBI, which has to be finished later than it was expected due to some synchronisation problems</w:t>
+      </w:r>
+      <w:r>
+        <w:t>.</w:t>
+      </w:r>
+    </w:p>
+    <w:p>
+      <w:pPr>
+        <w:numPr>
+          <w:ilvl w:val="1"/>
+          <w:numId w:val="28"/>
+        </w:numPr>
+      </w:pPr>
+      <w:r>
+        <w:t>Finally, the last week was used to improve the already developed web page, trying to make a more accurate prediction, and improving the simulation by making real predictions with the data simulated</w:t>
+      </w:r>
+      <w:r>
+        <w:t>.</w:t>
+      </w:r>
+      <w:r>
+        <w:t xml:space="preserve"> All this can be seen in the image below (</w:t>
+      </w:r>
+      <w:r>
+        <w:fldChar w:fldCharType="begin"/>
+      </w:r>
+      <w:r>
+        <w:instrText xml:space="preserve"> REF _Ref156847787 \h </w:instrText>
+      </w:r>
+      <w:r>
+        <w:fldChar w:fldCharType="separate"/>
+      </w:r>
+      <w:r>
+        <w:rPr>
+          <w:noProof/>
+        </w:rPr>
+        <w:t>6</w:t>
+      </w:r>
+      <w:r>
+        <w:noBreakHyphen/>
+      </w:r>
+      <w:r>
+        <w:rPr>
+          <w:noProof/>
+        </w:rPr>
+        <w:t>1</w:t>
+      </w:r>
+      <w:r>
+        <w:t>. Figure: Final Gantt diagram (24/01/2024)</w:t>
+      </w:r>
+      <w:r>
+        <w:fldChar w:fldCharType="end"/>
+      </w:r>
+      <w:r>
+        <w:t>).</w:t>
+      </w:r>
+    </w:p>
+    <w:p>
+      <w:pPr>
+        <w:keepNext/>
+        <w:jc w:val="center"/>
+      </w:pPr>
+      <w:r>
+        <w:rPr>
+          <w:rFonts w:cs="Arial"/>
+          <w:noProof/>
+          <w:color w:val="000000"/>
+          <w:bdr w:val="none" w:sz="0" w:space="0" w:color="auto" w:frame="1"/>
+        </w:rPr>
+        <w:lastRenderedPageBreak/>
+        <w:drawing>
+          <wp:inline distT="0" distB="0" distL="0" distR="0" wp14:anchorId="7DC4FDFE" wp14:editId="4E8C44F2">
+            <wp:extent cx="5731510" cy="2697480"/>
+            <wp:effectExtent l="0" t="0" r="2540" b="7620"/>
+            <wp:docPr id="258858241" name="Imagen 1" descr="Escala de tiempo&#10;&#10;Descripción generada automáticamente"/>
+            <wp:cNvGraphicFramePr>
+              <a:graphicFrameLocks xmlns:a="http://schemas.openxmlformats.org/drawingml/2006/main" noChangeAspect="1"/>
+            </wp:cNvGraphicFramePr>
+            <a:graphic xmlns:a="http://schemas.openxmlformats.org/drawingml/2006/main">
+              <a:graphicData uri="http://schemas.openxmlformats.org/drawingml/2006/picture">
+                <pic:pic xmlns:pic="http://schemas.openxmlformats.org/drawingml/2006/picture">
+                  <pic:nvPicPr>
+                    <pic:cNvPr id="258858241" name="Imagen 1" descr="Escala de tiempo&#10;&#10;Descripción generada automáticamente"/>
+                    <pic:cNvPicPr>
+                      <a:picLocks noChangeAspect="1" noChangeArrowheads="1"/>
+                    </pic:cNvPicPr>
+                  </pic:nvPicPr>
+                  <pic:blipFill>
+                    <a:blip r:embed="rId44" cstate="print">
+                      <a:extLst>
+                        <a:ext uri="{28A0092B-C50C-407E-A947-70E740481C1C}">
+                          <a14:useLocalDpi xmlns:a14="http://schemas.microsoft.com/office/drawing/2010/main" val="0"/>
+                        </a:ext>
+                      </a:extLst>
+                    </a:blip>
+                    <a:srcRect/>
+                    <a:stretch>
+                      <a:fillRect/>
+                    </a:stretch>
+                  </pic:blipFill>
+                  <pic:spPr bwMode="auto">
+                    <a:xfrm>
+                      <a:off x="0" y="0"/>
+                      <a:ext cx="5731510" cy="2697480"/>
+                    </a:xfrm>
+                    <a:prstGeom prst="rect">
+                      <a:avLst/>
+                    </a:prstGeom>
+                    <a:noFill/>
+                    <a:ln>
+                      <a:noFill/>
+                    </a:ln>
+                  </pic:spPr>
+                </pic:pic>
+              </a:graphicData>
+            </a:graphic>
+          </wp:inline>
+        </w:drawing>
+      </w:r>
+    </w:p>
+    <w:bookmarkStart w:id="39" w:name="_Ref156847787"/>
+    <w:p>
+      <w:pPr>
+        <w:pStyle w:val="Descripcin"/>
+        <w:jc w:val="center"/>
+      </w:pPr>
+      <w:r>
+        <w:fldChar w:fldCharType="begin"/>
+      </w:r>
+      <w:r>
+        <w:instrText xml:space="preserve"> STYLEREF 1 \s </w:instrText>
+      </w:r>
+      <w:r>
+        <w:fldChar w:fldCharType="separate"/>
+      </w:r>
+      <w:r>
+        <w:rPr>
+          <w:noProof/>
+        </w:rPr>
+        <w:t>6</w:t>
+      </w:r>
+      <w:r>
+        <w:fldChar w:fldCharType="end"/>
+      </w:r>
+      <w:r>
+        <w:noBreakHyphen/>
+      </w:r>
+      <w:r>
+        <w:fldChar w:fldCharType="begin"/>
+      </w:r>
+      <w:r>
+        <w:instrText xml:space="preserve"> SEQ Figure \* ARABIC \s 1 </w:instrText>
+      </w:r>
+      <w:r>
+        <w:fldChar w:fldCharType="separate"/>
+      </w:r>
+      <w:r>
+        <w:rPr>
+          <w:noProof/>
+        </w:rPr>
+        <w:t>2</w:t>
+      </w:r>
+      <w:r>
+        <w:fldChar w:fldCharType="end"/>
+      </w:r>
+      <w:r>
+        <w:t>. Figure: Final Gantt diagram (24/01/2024)</w:t>
+      </w:r>
+      <w:bookmarkEnd w:id="39"/>
+    </w:p>
+    <w:p>
+      <w:r>
+        <w:rPr>
+          <w:b/>
+          <w:bCs/>
+        </w:rPr>
+        <w:t>Action Items:</w:t>
+      </w:r>
+    </w:p>
+    <w:p>
+      <w:pPr>
+        <w:numPr>
+          <w:ilvl w:val="0"/>
+          <w:numId w:val="29"/>
+        </w:numPr>
+      </w:pPr>
+      <w:r>
+        <w:t>Complete the PBIs for data decision-making:</w:t>
+      </w:r>
+    </w:p>
+    <w:p>
+      <w:pPr>
+        <w:numPr>
+          <w:ilvl w:val="1"/>
+          <w:numId w:val="29"/>
+        </w:numPr>
+      </w:pPr>
+      <w:r>
+        <w:t>Ensure the successful closure of outstanding Product Backlog Items (PBIs) related to data decision-making. This involves ending tasks, documenting outcomes, and achieving alignment with project objectives.</w:t>
+      </w:r>
+    </w:p>
+    <w:p>
+      <w:pPr>
+        <w:numPr>
+          <w:ilvl w:val="0"/>
+          <w:numId w:val="29"/>
+        </w:numPr>
+      </w:pPr>
+      <w:r>
+        <w:t>Strive to keep the WIP below the set limit of 5:</w:t>
+      </w:r>
+    </w:p>
+    <w:p>
+      <w:pPr>
+        <w:numPr>
+          <w:ilvl w:val="1"/>
+          <w:numId w:val="29"/>
+        </w:numPr>
+      </w:pPr>
+      <w:r>
+        <w:t>Make a concerted effort to manage the Work in Progress (WIP) and ensure that the number of concurrent tasks remains below the established limit of 5. This involves careful planning and coordination to optimize workflow efficiency.</w:t>
+      </w:r>
+    </w:p>
+    <w:p>
+      <w:pPr>
+        <w:numPr>
+          <w:ilvl w:val="0"/>
+          <w:numId w:val="29"/>
+        </w:numPr>
+      </w:pPr>
+      <w:r>
+        <w:t>Maintain the good performance of the team for this week:</w:t>
+      </w:r>
+    </w:p>
+    <w:p>
+      <w:pPr>
+        <w:numPr>
+          <w:ilvl w:val="1"/>
+          <w:numId w:val="29"/>
+        </w:numPr>
+      </w:pPr>
+      <w:r>
+        <w:t>Uphold the positive performance exhibited by the team in the previous week. Encourage collaboration, effective communication, and a focus on achieving individual and collective goals to sustain the high standard of work.</w:t>
+      </w:r>
+    </w:p>
+    <w:p>
+      <w:pPr>
+        <w:numPr>
+          <w:ilvl w:val="0"/>
+          <w:numId w:val="29"/>
+        </w:numPr>
+      </w:pPr>
+      <w:r>
+        <w:t>Minimise the lead time:</w:t>
+      </w:r>
+    </w:p>
+    <w:p>
+      <w:pPr>
+        <w:numPr>
+          <w:ilvl w:val="1"/>
+          <w:numId w:val="29"/>
+        </w:numPr>
+      </w:pPr>
+      <w:r>
+        <w:t>The lead time can be minimized if more PBIs are made. Lead time being decreased means the team is working at his maximum capacity and the effort needed is being made.</w:t>
+      </w:r>
+    </w:p>
+    <w:p>
+      <w:r>
+        <w:rPr>
+          <w:b/>
+          <w:bCs/>
+        </w:rPr>
+        <w:t>Conclusions:</w:t>
+      </w:r>
+    </w:p>
+    <w:p>
+      <w:pPr>
+        <w:keepNext/>
+      </w:pPr>
+      <w:r>
+        <w:t>In conclusion, the team had a positive week with effective collaboration. The WIP limit of 2 PBIs proved suitable, and no major issues were encountered. Being the last days of the project, the priorities remain on finishing the last two PBI’s. Action items involve completing pending PBIs, preventing blockages, staying below the WIP limit, and maintaining the team's strong performance</w:t>
+      </w:r>
+      <w:r>
+        <w:t>.</w:t>
+      </w:r>
+    </w:p>
+    <w:p>
+      <w:pPr>
+        <w:pStyle w:val="Ttulo2"/>
+      </w:pPr>
+      <w:r>
+        <w:t>Strategy review meeting</w:t>
+      </w:r>
+      <w:r>
+        <w:t xml:space="preserve"> (</w:t>
+      </w:r>
+      <w:r>
+        <w:t>24</w:t>
+      </w:r>
+      <w:r>
+        <w:t>/01/2024)</w:t>
+      </w:r>
+    </w:p>
+    <w:p>
+      <w:r>
+        <w:rPr>
+          <w:b/>
+          <w:bCs/>
+        </w:rPr>
+        <w:t>Date</w:t>
+      </w:r>
+      <w:r>
+        <w:t xml:space="preserve">: </w:t>
+      </w:r>
+      <w:r>
+        <w:t>24</w:t>
+      </w:r>
+      <w:r>
+        <w:t>-01-2024</w:t>
+      </w:r>
+    </w:p>
+    <w:p>
+      <w:r>
+        <w:rPr>
+          <w:b/>
+          <w:bCs/>
+        </w:rPr>
+        <w:lastRenderedPageBreak/>
+        <w:t>Time</w:t>
+      </w:r>
+      <w:r>
+        <w:t>: From 08:00 to 08:30</w:t>
+      </w:r>
+    </w:p>
+    <w:p>
+      <w:r>
+        <w:rPr>
+          <w:b/>
+          <w:bCs/>
+        </w:rPr>
+        <w:t>Location</w:t>
+      </w:r>
+      <w:r>
+        <w:t>: Mondragon University 11310</w:t>
+      </w:r>
+    </w:p>
+    <w:p>
+      <w:r>
+        <w:rPr>
+          <w:b/>
+          <w:bCs/>
+        </w:rPr>
+        <w:t>Attendees</w:t>
+      </w:r>
+      <w:r>
+        <w:t>:</w:t>
+      </w:r>
+    </w:p>
+    <w:p>
+      <w:pPr>
+        <w:numPr>
+          <w:ilvl w:val="0"/>
+          <w:numId w:val="25"/>
+        </w:numPr>
+      </w:pPr>
+      <w:r>
+        <w:t>Service Delivery Manager: Unai </w:t>
+      </w:r>
+    </w:p>
+    <w:p>
+      <w:pPr>
+        <w:numPr>
+          <w:ilvl w:val="0"/>
+          <w:numId w:val="25"/>
+        </w:numPr>
+      </w:pPr>
+      <w:r>
+        <w:t>Service Request Manager: Peru</w:t>
+      </w:r>
+    </w:p>
+    <w:p>
+      <w:pPr>
+        <w:numPr>
+          <w:ilvl w:val="0"/>
+          <w:numId w:val="25"/>
+        </w:numPr>
+      </w:pPr>
+      <w:r>
+        <w:t>Team: Xabat, Andoni and Julen</w:t>
+      </w:r>
+    </w:p>
+    <w:p>
+      <w:r>
+        <w:rPr>
+          <w:b/>
+          <w:bCs/>
+        </w:rPr>
+        <w:t>Agenda</w:t>
+      </w:r>
+      <w:r>
+        <w:t>:</w:t>
+      </w:r>
+    </w:p>
+    <w:p>
+      <w:pPr>
+        <w:numPr>
+          <w:ilvl w:val="0"/>
+          <w:numId w:val="26"/>
+        </w:numPr>
+      </w:pPr>
+      <w:r>
+        <w:t>Summarising the current state of the project.</w:t>
+      </w:r>
+    </w:p>
+    <w:p>
+      <w:pPr>
+        <w:numPr>
+          <w:ilvl w:val="0"/>
+          <w:numId w:val="26"/>
+        </w:numPr>
+      </w:pPr>
+      <w:r>
+        <w:t>Presentation and discussion relevant performance metrics.</w:t>
+      </w:r>
+    </w:p>
+    <w:p>
+      <w:pPr>
+        <w:numPr>
+          <w:ilvl w:val="0"/>
+          <w:numId w:val="26"/>
+        </w:numPr>
+      </w:pPr>
+      <w:r>
+        <w:t>Identifying and discussing any risks or issues that emerged during the project..</w:t>
+      </w:r>
+    </w:p>
+    <w:p>
+      <w:pPr>
+        <w:numPr>
+          <w:ilvl w:val="0"/>
+          <w:numId w:val="26"/>
+        </w:numPr>
+      </w:pPr>
+      <w:r>
+        <w:t>Discuss any improvements or changes made to the Kanban process during the project.</w:t>
+      </w:r>
+    </w:p>
+    <w:p>
+      <w:pPr>
+        <w:numPr>
+          <w:ilvl w:val="0"/>
+          <w:numId w:val="26"/>
+        </w:numPr>
+      </w:pPr>
+      <w:r>
+        <w:t>Share insights and lessons learned from the project.</w:t>
+      </w:r>
+    </w:p>
+    <w:p>
+      <w:pPr>
+        <w:numPr>
+          <w:ilvl w:val="0"/>
+          <w:numId w:val="26"/>
+        </w:numPr>
+      </w:pPr>
+      <w:r>
+        <w:t>Discuss plans for future iterations or phases</w:t>
+      </w:r>
+      <w:r>
+        <w:t>.</w:t>
+      </w:r>
+    </w:p>
+    <w:p>
+      <w:r>
+        <w:rPr>
+          <w:b/>
+          <w:bCs/>
+        </w:rPr>
+        <w:t>Discussion Summary</w:t>
+      </w:r>
+    </w:p>
+    <w:p>
+      <w:pPr>
+        <w:numPr>
+          <w:ilvl w:val="0"/>
+          <w:numId w:val="28"/>
+        </w:numPr>
+      </w:pPr>
+      <w:r>
+        <w:t>Performance during the service delivery:</w:t>
+      </w:r>
+    </w:p>
+    <w:p>
+      <w:pPr>
+        <w:numPr>
+          <w:ilvl w:val="1"/>
+          <w:numId w:val="28"/>
+        </w:numPr>
+      </w:pPr>
+      <w:r>
+        <w:t>Summarising the current state of the project:</w:t>
+      </w:r>
+    </w:p>
+    <w:p>
+      <w:pPr>
+        <w:numPr>
+          <w:ilvl w:val="2"/>
+          <w:numId w:val="28"/>
+        </w:numPr>
+      </w:pPr>
+      <w:r>
+        <w:t>The project is finished. All the functionalities proposed at the beginning of the project have been fulfilled except for one, which has not been done due to lack of time but will be done in the near future.</w:t>
+      </w:r>
+    </w:p>
+    <w:p>
+      <w:pPr>
+        <w:numPr>
+          <w:ilvl w:val="0"/>
+          <w:numId w:val="28"/>
+        </w:numPr>
+      </w:pPr>
+      <w:r>
+        <w:t>Presentation and discussion relevant performance metrics:</w:t>
+      </w:r>
+    </w:p>
+    <w:p>
+      <w:pPr>
+        <w:numPr>
+          <w:ilvl w:val="1"/>
+          <w:numId w:val="28"/>
+        </w:numPr>
+      </w:pPr>
+      <w:r>
+        <w:t>The correct WIP has been maintained during the course of the project</w:t>
+      </w:r>
+      <w:r>
+        <w:t>, as it can be seen in the image below</w:t>
+      </w:r>
+      <w:r>
+        <w:t xml:space="preserve"> (</w:t>
+      </w:r>
+      <w:r>
+        <w:fldChar w:fldCharType="begin"/>
+      </w:r>
+      <w:r>
+        <w:instrText xml:space="preserve"> REF _Ref156848278 \h </w:instrText>
+      </w:r>
+      <w:r>
+        <w:fldChar w:fldCharType="separate"/>
+      </w:r>
+      <w:r>
+        <w:rPr>
+          <w:noProof/>
+        </w:rPr>
+        <w:t>6</w:t>
+      </w:r>
+      <w:r>
+        <w:noBreakHyphen/>
+      </w:r>
+      <w:r>
+        <w:rPr>
+          <w:noProof/>
+        </w:rPr>
+        <w:t>3</w:t>
+      </w:r>
+      <w:r>
+        <w:t>. Figure: WIP limit graph (24/01/2024)</w:t>
+      </w:r>
+      <w:r>
+        <w:fldChar w:fldCharType="end"/>
+      </w:r>
+      <w:r>
+        <w:t>)</w:t>
+      </w:r>
+      <w:r>
+        <w:t>.</w:t>
+      </w:r>
+      <w:r>
+        <w:t xml:space="preserve"> </w:t>
+      </w:r>
+      <w:r>
+        <w:t xml:space="preserve">In addition, </w:t>
+      </w:r>
+      <w:r>
+        <w:t>the Lead Time has not been excessively long in any activity except for the simulation</w:t>
+      </w:r>
+      <w:r>
+        <w:t>, as it can be seen in the image from the service delivery meeting minutes (</w:t>
+      </w:r>
+      <w:r>
+        <w:fldChar w:fldCharType="begin"/>
+      </w:r>
+      <w:r>
+        <w:instrText xml:space="preserve"> REF _Ref156847924 \h </w:instrText>
+      </w:r>
+      <w:r>
+        <w:fldChar w:fldCharType="separate"/>
+      </w:r>
+      <w:r>
+        <w:rPr>
+          <w:noProof/>
+        </w:rPr>
+        <w:t>6</w:t>
+      </w:r>
+      <w:r>
+        <w:noBreakHyphen/>
+      </w:r>
+      <w:r>
+        <w:rPr>
+          <w:noProof/>
+        </w:rPr>
+        <w:t>1</w:t>
+      </w:r>
+      <w:r>
+        <w:t>. Figure: Final lead time (24/01/2024)</w:t>
+      </w:r>
+      <w:r>
+        <w:fldChar w:fldCharType="end"/>
+      </w:r>
+      <w:r>
+        <w:t>)</w:t>
+      </w:r>
+      <w:r>
+        <w:t>.</w:t>
+      </w:r>
+    </w:p>
+    <w:p>
+      <w:pPr>
+        <w:keepNext/>
+        <w:jc w:val="center"/>
+      </w:pPr>
+      <w:r>
+        <w:rPr>
+          <w:noProof/>
+        </w:rPr>
+        <w:lastRenderedPageBreak/>
+        <w:drawing>
+          <wp:inline distT="0" distB="0" distL="0" distR="0" wp14:anchorId="2FBCC538" wp14:editId="5317AE73">
+            <wp:extent cx="5731510" cy="3542665"/>
+            <wp:effectExtent l="0" t="0" r="2540" b="635"/>
+            <wp:docPr id="412111640" name="Imagen 3" descr="Gráfico, Gráfico de líneas&#10;&#10;Descripción generada automáticamente"/>
+            <wp:cNvGraphicFramePr>
+              <a:graphicFrameLocks xmlns:a="http://schemas.openxmlformats.org/drawingml/2006/main" noChangeAspect="1"/>
+            </wp:cNvGraphicFramePr>
+            <a:graphic xmlns:a="http://schemas.openxmlformats.org/drawingml/2006/main">
+              <a:graphicData uri="http://schemas.openxmlformats.org/drawingml/2006/picture">
+                <pic:pic xmlns:pic="http://schemas.openxmlformats.org/drawingml/2006/picture">
+                  <pic:nvPicPr>
+                    <pic:cNvPr id="412111640" name="Imagen 3" descr="Gráfico, Gráfico de líneas&#10;&#10;Descripción generada automáticamente"/>
+                    <pic:cNvPicPr>
+                      <a:picLocks noChangeAspect="1" noChangeArrowheads="1"/>
+                    </pic:cNvPicPr>
+                  </pic:nvPicPr>
+                  <pic:blipFill>
+                    <a:blip r:embed="rId45" cstate="print">
+                      <a:extLst>
+                        <a:ext uri="{28A0092B-C50C-407E-A947-70E740481C1C}">
+                          <a14:useLocalDpi xmlns:a14="http://schemas.microsoft.com/office/drawing/2010/main" val="0"/>
+                        </a:ext>
+                      </a:extLst>
+                    </a:blip>
+                    <a:srcRect/>
+                    <a:stretch>
+                      <a:fillRect/>
+                    </a:stretch>
+                  </pic:blipFill>
+                  <pic:spPr bwMode="auto">
+                    <a:xfrm>
+                      <a:off x="0" y="0"/>
+                      <a:ext cx="5731510" cy="3542665"/>
+                    </a:xfrm>
+                    <a:prstGeom prst="rect">
+                      <a:avLst/>
+                    </a:prstGeom>
+                    <a:noFill/>
+                    <a:ln>
+                      <a:noFill/>
+                    </a:ln>
+                  </pic:spPr>
+                </pic:pic>
+              </a:graphicData>
+            </a:graphic>
+          </wp:inline>
+        </w:drawing>
+      </w:r>
+    </w:p>
+    <w:bookmarkStart w:id="40" w:name="_Ref156848278"/>
+    <w:p>
+      <w:pPr>
+        <w:pStyle w:val="Descripcin"/>
+        <w:jc w:val="center"/>
+      </w:pPr>
+      <w:r>
+        <w:fldChar w:fldCharType="begin"/>
+      </w:r>
+      <w:r>
+        <w:instrText xml:space="preserve"> STYLEREF 1 \s </w:instrText>
+      </w:r>
+      <w:r>
+        <w:fldChar w:fldCharType="separate"/>
+      </w:r>
+      <w:r>
+        <w:rPr>
+          <w:noProof/>
+        </w:rPr>
+        <w:t>6</w:t>
+      </w:r>
+      <w:r>
+        <w:fldChar w:fldCharType="end"/>
+      </w:r>
+      <w:r>
+        <w:noBreakHyphen/>
+      </w:r>
+      <w:r>
+        <w:fldChar w:fldCharType="begin"/>
+      </w:r>
+      <w:r>
+        <w:instrText xml:space="preserve"> SEQ Figure \* ARABIC \s 1 </w:instrText>
+      </w:r>
+      <w:r>
+        <w:fldChar w:fldCharType="separate"/>
+      </w:r>
+      <w:r>
+        <w:rPr>
+          <w:noProof/>
+        </w:rPr>
+        <w:t>3</w:t>
+      </w:r>
+      <w:r>
+        <w:fldChar w:fldCharType="end"/>
+      </w:r>
+      <w:r>
+        <w:t>. Figure: WIP limit graph (24/01/2024)</w:t>
+      </w:r>
+      <w:bookmarkEnd w:id="40"/>
+    </w:p>
+    <w:p>
+      <w:pPr>
+        <w:numPr>
+          <w:ilvl w:val="0"/>
+          <w:numId w:val="28"/>
+        </w:numPr>
+      </w:pPr>
+      <w:r>
+        <w:t>Identifying and discussing any risks or issues that emerged during the project:</w:t>
+      </w:r>
+    </w:p>
+    <w:p>
+      <w:pPr>
+        <w:numPr>
+          <w:ilvl w:val="1"/>
+          <w:numId w:val="28"/>
+        </w:numPr>
+      </w:pPr>
+      <w:r>
+        <w:t>During the project there have been several errors that have been solved at all times. Here is a small list of the errors that occurred:</w:t>
+      </w:r>
+    </w:p>
+    <w:p>
+      <w:pPr>
+        <w:numPr>
+          <w:ilvl w:val="2"/>
+          <w:numId w:val="28"/>
+        </w:numPr>
+      </w:pPr>
+      <w:r>
+        <w:t>Errors with the dataset.</w:t>
+      </w:r>
+    </w:p>
+    <w:p>
+      <w:pPr>
+        <w:numPr>
+          <w:ilvl w:val="2"/>
+          <w:numId w:val="28"/>
+        </w:numPr>
+      </w:pPr>
+      <w:r>
+        <w:t>Error when loading images.</w:t>
+      </w:r>
+    </w:p>
+    <w:p>
+      <w:pPr>
+        <w:numPr>
+          <w:ilvl w:val="2"/>
+          <w:numId w:val="28"/>
+        </w:numPr>
+      </w:pPr>
+      <w:r>
+        <w:t>Errors with a deadlock in the simulation</w:t>
+      </w:r>
+    </w:p>
+    <w:p>
+      <w:pPr>
+        <w:numPr>
+          <w:ilvl w:val="2"/>
+          <w:numId w:val="28"/>
+        </w:numPr>
+      </w:pPr>
+      <w:r>
+        <w:t>Problems in the cloud due to alleged cryptocurrency mining</w:t>
+      </w:r>
+    </w:p>
+    <w:p>
+      <w:pPr>
+        <w:numPr>
+          <w:ilvl w:val="0"/>
+          <w:numId w:val="28"/>
+        </w:numPr>
+      </w:pPr>
+      <w:r>
+        <w:t>Discuss any improvements or changes made to the Kanban process during the project:</w:t>
+      </w:r>
+    </w:p>
+    <w:p>
+      <w:pPr>
+        <w:numPr>
+          <w:ilvl w:val="1"/>
+          <w:numId w:val="28"/>
+        </w:numPr>
+      </w:pPr>
+      <w:r>
+        <w:t>During the course of the project, several changes have been made:</w:t>
+      </w:r>
+    </w:p>
+    <w:p>
+      <w:pPr>
+        <w:numPr>
+          <w:ilvl w:val="2"/>
+          <w:numId w:val="28"/>
+        </w:numPr>
+      </w:pPr>
+      <w:r>
+        <w:t>Changing the WIP limit policy</w:t>
+      </w:r>
+    </w:p>
+    <w:p>
+      <w:pPr>
+        <w:numPr>
+          <w:ilvl w:val="2"/>
+          <w:numId w:val="28"/>
+        </w:numPr>
+      </w:pPr>
+      <w:r>
+        <w:t>Changing the deadlines for some WIPs</w:t>
+      </w:r>
+    </w:p>
+    <w:p>
+      <w:pPr>
+        <w:numPr>
+          <w:ilvl w:val="2"/>
+          <w:numId w:val="28"/>
+        </w:numPr>
+      </w:pPr>
+      <w:r>
+        <w:t>Changing the prioritisation of some PBIs</w:t>
+      </w:r>
+    </w:p>
+    <w:p>
+      <w:pPr>
+        <w:numPr>
+          <w:ilvl w:val="2"/>
+          <w:numId w:val="28"/>
+        </w:numPr>
+      </w:pPr>
+      <w:r>
+        <w:t>Share insights and lessons learned from the project:</w:t>
+      </w:r>
+    </w:p>
+    <w:p>
+      <w:pPr>
+        <w:numPr>
+          <w:ilvl w:val="1"/>
+          <w:numId w:val="28"/>
+        </w:numPr>
+      </w:pPr>
+      <w:r>
+        <w:t>Several things have been learned in the project:</w:t>
+      </w:r>
+    </w:p>
+    <w:p>
+      <w:pPr>
+        <w:numPr>
+          <w:ilvl w:val="2"/>
+          <w:numId w:val="28"/>
+        </w:numPr>
+      </w:pPr>
+      <w:r>
+        <w:t>How the Google Cloud server works</w:t>
+      </w:r>
+    </w:p>
+    <w:p>
+      <w:pPr>
+        <w:numPr>
+          <w:ilvl w:val="2"/>
+          <w:numId w:val="28"/>
+        </w:numPr>
+      </w:pPr>
+      <w:r>
+        <w:t>The development of different Machine Learning models</w:t>
+      </w:r>
+    </w:p>
+    <w:p>
+      <w:pPr>
+        <w:numPr>
+          <w:ilvl w:val="2"/>
+          <w:numId w:val="28"/>
+        </w:numPr>
+      </w:pPr>
+      <w:r>
+        <w:t>How to use InfluxDB</w:t>
+      </w:r>
+    </w:p>
+    <w:p>
+      <w:pPr>
+        <w:numPr>
+          <w:ilvl w:val="2"/>
+          <w:numId w:val="28"/>
+        </w:numPr>
+      </w:pPr>
+      <w:r>
+        <w:t>To correctly organise a project using Kanban</w:t>
+      </w:r>
+    </w:p>
+    <w:p>
+      <w:pPr>
+        <w:numPr>
+          <w:ilvl w:val="0"/>
+          <w:numId w:val="28"/>
+        </w:numPr>
+      </w:pPr>
+      <w:r>
+        <w:lastRenderedPageBreak/>
+        <w:t>Discuss plans for future iterations or phases:</w:t>
+      </w:r>
+    </w:p>
+    <w:p>
+      <w:pPr>
+        <w:numPr>
+          <w:ilvl w:val="1"/>
+          <w:numId w:val="28"/>
+        </w:numPr>
+      </w:pPr>
+      <w:r>
+        <w:t>In the course of the project a PBI had to be removed:</w:t>
+      </w:r>
+    </w:p>
+    <w:p>
+      <w:pPr>
+        <w:numPr>
+          <w:ilvl w:val="2"/>
+          <w:numId w:val="28"/>
+        </w:numPr>
+      </w:pPr>
+      <w:r>
+        <w:t>For the future it will be necessary to create a forums recommendation system for the user</w:t>
+      </w:r>
+      <w:r>
+        <w:t>.</w:t>
+      </w:r>
+    </w:p>
+    <w:p>
+      <w:pPr>
+        <w:keepNext/>
+        <w:rPr>
+          <w:b/>
+          <w:bCs/>
+        </w:rPr>
+      </w:pPr>
+      <w:r>
+        <w:rPr>
+          <w:b/>
+          <w:bCs/>
+        </w:rPr>
+        <w:t>Conclusions:</w:t>
+      </w:r>
+    </w:p>
+    <w:p>
+      <w:pPr>
+        <w:keepNext/>
+      </w:pPr>
+      <w:r>
+        <w:t>In summary, the project has reached its final phase successfully, achieving the implementation of all the proposed functionalities, with the exception of one that will be addressed in the near future due to time constraints. Throughout the project, an adequate Work in Progress (WIP) and a reasonable Lead Time has been maintained, with the exception of the simulation related activity. Several bugs have been identified and resolved, such as problems with the dataset, image loading and deadlock in the simulation, as well as issues in the cloud due to suspected cryptocurrency mining. Adjustments have been made to the Kanban process, including changes to the WIP limit policy, deadlines for some PBIs and prioritisation of PBIs. Lessons learned range from managing the Google Cloud server to developing Machine Learning models, using InfluxDB and properly organising a project from scratch with Kanban. As part of future iterations, it is planned to implement a forum recommendation system for the user.</w:t>
+      </w:r>
     </w:p>
     <w:sectPr>
-      <w:headerReference w:type="default" r:id="rId43"/>
-      <w:headerReference w:type="first" r:id="rId44"/>
-      <w:footerReference w:type="first" r:id="rId45"/>
+      <w:headerReference w:type="default" r:id="rId46"/>
+      <w:headerReference w:type="first" r:id="rId47"/>
+      <w:footerReference w:type="first" r:id="rId48"/>
       <w:pgSz w:w="11906" w:h="16838"/>
       <w:pgMar w:top="1440" w:right="1440" w:bottom="1440" w:left="1440" w:header="720" w:footer="720" w:gutter="0"/>
       <w:cols w:space="720"/>
@@ -20702,7 +23642,6 @@
         <w:docPartUnique/>
       </w:docPartObj>
     </w:sdtPr>
-    <w:sdtEndPr/>
     <w:sdtContent>
       <w:p>
         <w:pPr>
@@ -20787,21 +23726,11 @@
         <w:pPr>
           <w:pStyle w:val="Sinespaciado"/>
         </w:pPr>
-        <w:r>
-          <w:fldChar w:fldCharType="begin"/>
-        </w:r>
-        <w:r>
-          <w:instrText xml:space="preserve"> STYLEREF  Título  \* MERGEFORMAT </w:instrText>
-        </w:r>
-        <w:r>
-          <w:fldChar w:fldCharType="separate"/>
-        </w:r>
-        <w:r>
-          <w:t>Roomie</w:t>
-        </w:r>
-        <w:r>
-          <w:fldChar w:fldCharType="end"/>
-        </w:r>
+        <w:fldSimple w:instr=" STYLEREF  Título  \* MERGEFORMAT ">
+          <w:r>
+            <w:t>Roomie</w:t>
+          </w:r>
+        </w:fldSimple>
       </w:p>
     </w:sdtContent>
   </w:sdt>
@@ -20824,7 +23753,6 @@
         <w:docPartUnique/>
       </w:docPartObj>
     </w:sdtPr>
-    <w:sdtEndPr/>
     <w:sdtContent>
       <w:p>
         <w:pPr>
@@ -20910,21 +23838,11 @@
           <w:pStyle w:val="Sinespaciado"/>
           <w:jc w:val="right"/>
         </w:pPr>
-        <w:r>
-          <w:fldChar w:fldCharType="begin"/>
-        </w:r>
-        <w:r>
-          <w:instrText xml:space="preserve"> STYLEREF  Título  \* MERGEFORMAT </w:instrText>
-        </w:r>
-        <w:r>
-          <w:fldChar w:fldCharType="separate"/>
-        </w:r>
-        <w:r>
-          <w:t>Trade Hunter’s meeting minutes</w:t>
-        </w:r>
-        <w:r>
-          <w:fldChar w:fldCharType="end"/>
-        </w:r>
+        <w:fldSimple w:instr=" STYLEREF  Título  \* MERGEFORMAT ">
+          <w:r>
+            <w:t>Trade Hunter’s meeting minutes</w:t>
+          </w:r>
+        </w:fldSimple>
       </w:p>
     </w:sdtContent>
   </w:sdt>
@@ -20941,7 +23859,6 @@
         <w:docPartUnique/>
       </w:docPartObj>
     </w:sdtPr>
-    <w:sdtEndPr/>
     <w:sdtContent>
       <w:p>
         <w:pPr>
@@ -21021,21 +23938,11 @@
         <w:pPr>
           <w:pStyle w:val="Sinespaciado"/>
         </w:pPr>
-        <w:r>
-          <w:fldChar w:fldCharType="begin"/>
-        </w:r>
-        <w:r>
-          <w:instrText xml:space="preserve"> STYLEREF  Título  \* MERGEFORMAT </w:instrText>
-        </w:r>
-        <w:r>
-          <w:fldChar w:fldCharType="separate"/>
-        </w:r>
-        <w:r>
-          <w:t>Trade Hunter’s meeting minutes</w:t>
-        </w:r>
-        <w:r>
-          <w:fldChar w:fldCharType="end"/>
-        </w:r>
+        <w:fldSimple w:instr=" STYLEREF  Título  \* MERGEFORMAT ">
+          <w:r>
+            <w:t>Trade Hunter’s meeting minutes</w:t>
+          </w:r>
+        </w:fldSimple>
       </w:p>
     </w:sdtContent>
   </w:sdt>
@@ -21052,7 +23959,6 @@
         <w:docPartUnique/>
       </w:docPartObj>
     </w:sdtPr>
-    <w:sdtEndPr/>
     <w:sdtContent>
       <w:p>
         <w:pPr>
@@ -21134,21 +24040,11 @@
           <w:pStyle w:val="Sinespaciado"/>
           <w:jc w:val="right"/>
         </w:pPr>
-        <w:r>
-          <w:fldChar w:fldCharType="begin"/>
-        </w:r>
-        <w:r>
-          <w:instrText xml:space="preserve"> STYLEREF  Título  \* MERGEFORMAT </w:instrText>
-        </w:r>
-        <w:r>
-          <w:fldChar w:fldCharType="separate"/>
-        </w:r>
-        <w:r>
-          <w:t>Trade Hunter’s meeting minutes</w:t>
-        </w:r>
-        <w:r>
-          <w:fldChar w:fldCharType="end"/>
-        </w:r>
+        <w:fldSimple w:instr=" STYLEREF  Título  \* MERGEFORMAT ">
+          <w:r>
+            <w:t>Trade Hunter’s meeting minutes</w:t>
+          </w:r>
+        </w:fldSimple>
       </w:p>
     </w:sdtContent>
   </w:sdt>
@@ -21165,7 +24061,6 @@
         <w:docPartUnique/>
       </w:docPartObj>
     </w:sdtPr>
-    <w:sdtEndPr/>
     <w:sdtContent>
       <w:p>
         <w:pPr>
@@ -21245,21 +24140,11 @@
         <w:pPr>
           <w:pStyle w:val="Sinespaciado"/>
         </w:pPr>
-        <w:r>
-          <w:fldChar w:fldCharType="begin"/>
-        </w:r>
-        <w:r>
-          <w:instrText xml:space="preserve"> STYLEREF  Título  \* MERGEFORMAT </w:instrText>
-        </w:r>
-        <w:r>
-          <w:fldChar w:fldCharType="separate"/>
-        </w:r>
-        <w:r>
-          <w:t>Arreta &amp; Care</w:t>
-        </w:r>
-        <w:r>
-          <w:fldChar w:fldCharType="end"/>
-        </w:r>
+        <w:fldSimple w:instr=" STYLEREF  Título  \* MERGEFORMAT ">
+          <w:r>
+            <w:t>Arreta &amp; Care</w:t>
+          </w:r>
+        </w:fldSimple>
       </w:p>
     </w:sdtContent>
   </w:sdt>
@@ -21282,7 +24167,6 @@
         <w:docPartUnique/>
       </w:docPartObj>
     </w:sdtPr>
-    <w:sdtEndPr/>
     <w:sdtContent>
       <w:p>
         <w:pPr>
@@ -21367,21 +24251,11 @@
         <w:pPr>
           <w:pStyle w:val="Sinespaciado"/>
         </w:pPr>
-        <w:r>
-          <w:fldChar w:fldCharType="begin"/>
-        </w:r>
-        <w:r>
-          <w:instrText xml:space="preserve"> STYLEREF  Título  \* MERGEFORMAT </w:instrText>
-        </w:r>
-        <w:r>
-          <w:fldChar w:fldCharType="separate"/>
-        </w:r>
-        <w:r>
-          <w:t>Trade Hunter’s meeting minutes</w:t>
-        </w:r>
-        <w:r>
-          <w:fldChar w:fldCharType="end"/>
-        </w:r>
+        <w:fldSimple w:instr=" STYLEREF  Título  \* MERGEFORMAT ">
+          <w:r>
+            <w:t>Trade Hunter’s meeting minutes</w:t>
+          </w:r>
+        </w:fldSimple>
       </w:p>
     </w:sdtContent>
   </w:sdt>
@@ -21398,7 +24272,6 @@
         <w:docPartUnique/>
       </w:docPartObj>
     </w:sdtPr>
-    <w:sdtEndPr/>
     <w:sdtContent>
       <w:p>
         <w:pPr>
@@ -21480,21 +24353,11 @@
           <w:pStyle w:val="Sinespaciado"/>
           <w:jc w:val="right"/>
         </w:pPr>
-        <w:r>
-          <w:fldChar w:fldCharType="begin"/>
-        </w:r>
-        <w:r>
-          <w:instrText xml:space="preserve"> STYLEREF  Título  \* MERGEFORMAT </w:instrText>
-        </w:r>
-        <w:r>
-          <w:fldChar w:fldCharType="separate"/>
-        </w:r>
-        <w:r>
-          <w:t>Trade Hunter’s meeting minutes</w:t>
-        </w:r>
-        <w:r>
-          <w:fldChar w:fldCharType="end"/>
-        </w:r>
+        <w:fldSimple w:instr=" STYLEREF  Título  \* MERGEFORMAT ">
+          <w:r>
+            <w:t>Trade Hunter’s meeting minutes</w:t>
+          </w:r>
+        </w:fldSimple>
       </w:p>
     </w:sdtContent>
   </w:sdt>
@@ -21511,7 +24374,6 @@
         <w:docPartUnique/>
       </w:docPartObj>
     </w:sdtPr>
-    <w:sdtEndPr/>
     <w:sdtContent>
       <w:p>
         <w:pPr>
@@ -21591,21 +24453,11 @@
         <w:pPr>
           <w:pStyle w:val="Sinespaciado"/>
         </w:pPr>
-        <w:r>
-          <w:fldChar w:fldCharType="begin"/>
-        </w:r>
-        <w:r>
-          <w:instrText xml:space="preserve"> STYLEREF  Título  \* MERGEFORMAT </w:instrText>
-        </w:r>
-        <w:r>
-          <w:fldChar w:fldCharType="separate"/>
-        </w:r>
-        <w:r>
-          <w:t>Arreta &amp; Care</w:t>
-        </w:r>
-        <w:r>
-          <w:fldChar w:fldCharType="end"/>
-        </w:r>
+        <w:fldSimple w:instr=" STYLEREF  Título  \* MERGEFORMAT ">
+          <w:r>
+            <w:t>Arreta &amp; Care</w:t>
+          </w:r>
+        </w:fldSimple>
       </w:p>
     </w:sdtContent>
   </w:sdt>
@@ -21622,7 +24474,6 @@
         <w:docPartUnique/>
       </w:docPartObj>
     </w:sdtPr>
-    <w:sdtEndPr/>
     <w:sdtContent>
       <w:p>
         <w:pPr>
@@ -21704,21 +24555,11 @@
           <w:pStyle w:val="Sinespaciado"/>
           <w:jc w:val="right"/>
         </w:pPr>
-        <w:r>
-          <w:fldChar w:fldCharType="begin"/>
-        </w:r>
-        <w:r>
-          <w:instrText xml:space="preserve"> STYLEREF  Título  \* MERGEFORMAT </w:instrText>
-        </w:r>
-        <w:r>
-          <w:fldChar w:fldCharType="separate"/>
-        </w:r>
-        <w:r>
-          <w:t>Trade Hunter’s meeting minutes</w:t>
-        </w:r>
-        <w:r>
-          <w:fldChar w:fldCharType="end"/>
-        </w:r>
+        <w:fldSimple w:instr=" STYLEREF  Título  \* MERGEFORMAT ">
+          <w:r>
+            <w:t>Trade Hunter’s meeting minutes</w:t>
+          </w:r>
+        </w:fldSimple>
       </w:p>
     </w:sdtContent>
   </w:sdt>
@@ -21735,7 +24576,6 @@
         <w:docPartUnique/>
       </w:docPartObj>
     </w:sdtPr>
-    <w:sdtEndPr/>
     <w:sdtContent>
       <w:p>
         <w:pPr>
@@ -21839,21 +24679,11 @@
       <w:pStyle w:val="Sinespaciado"/>
       <w:jc w:val="right"/>
     </w:pPr>
-    <w:r>
-      <w:fldChar w:fldCharType="begin"/>
-    </w:r>
-    <w:r>
-      <w:instrText xml:space="preserve"> STYLEREF  Título  \* MERGEFORMAT </w:instrText>
-    </w:r>
-    <w:r>
-      <w:fldChar w:fldCharType="separate"/>
-    </w:r>
-    <w:r>
-      <w:t>Trade Hunter’s meeting minutes</w:t>
-    </w:r>
-    <w:r>
-      <w:fldChar w:fldCharType="end"/>
-    </w:r>
+    <w:fldSimple w:instr=" STYLEREF  Título  \* MERGEFORMAT ">
+      <w:r>
+        <w:t>Trade Hunter’s meeting minutes</w:t>
+      </w:r>
+    </w:fldSimple>
   </w:p>
 </w:ftr>
 </file>
@@ -22334,7 +25164,7 @@
         <w:szCs w:val="18"/>
         <w:lang w:val="es-ES" w:eastAsia="es-ES"/>
       </w:rPr>
-      <w:t>Eranskinak</w:t>
+      <w:t>Seventh week (22/01/2024-24/01/2024)</w:t>
     </w:r>
     <w:r>
       <w:rPr>
@@ -22817,7 +25647,7 @@
         <w:szCs w:val="18"/>
         <w:lang w:val="es-ES" w:eastAsia="es-ES"/>
       </w:rPr>
-      <w:t>5</w:t>
+      <w:t>6</w:t>
     </w:r>
     <w:r>
       <w:rPr>
@@ -22872,7 +25702,7 @@
         <w:szCs w:val="18"/>
         <w:lang w:val="es-ES" w:eastAsia="es-ES"/>
       </w:rPr>
-      <w:t>Sixth week (15/01/2024-21/01/2024)</w:t>
+      <w:t>Seventh week (22/01/2024-24/01/2024)</w:t>
     </w:r>
     <w:r>
       <w:rPr>
@@ -23507,7 +26337,7 @@
         <w:sz w:val="20"/>
       </w:rPr>
     </w:lvl>
-    <w:lvl w:ilvl="2" w:tentative="1">
+    <w:lvl w:ilvl="2">
       <w:start w:val="1"/>
       <w:numFmt w:val="bullet"/>
       <w:lvlText w:val=""/>
@@ -23523,7 +26353,7 @@
         <w:sz w:val="20"/>
       </w:rPr>
     </w:lvl>
-    <w:lvl w:ilvl="3" w:tentative="1">
+    <w:lvl w:ilvl="3">
       <w:start w:val="1"/>
       <w:numFmt w:val="bullet"/>
       <w:lvlText w:val=""/>
@@ -28681,6 +31511,248 @@
     </w:lvl>
   </w:abstractNum>
   <w:abstractNum w:abstractNumId="42" w15:restartNumberingAfterBreak="0">
+    <w:nsid w:val="599A3A86"/>
+    <w:multiLevelType w:val="multilevel"/>
+    <w:tmpl w:val="3A9A8836"/>
+    <w:lvl w:ilvl="0">
+      <w:start w:val="1"/>
+      <w:numFmt w:val="decimal"/>
+      <w:lvlText w:val="%1."/>
+      <w:lvlJc w:val="left"/>
+      <w:pPr>
+        <w:tabs>
+          <w:tab w:val="num" w:pos="720"/>
+        </w:tabs>
+        <w:ind w:left="720" w:hanging="360"/>
+      </w:pPr>
+    </w:lvl>
+    <w:lvl w:ilvl="1">
+      <w:start w:val="1"/>
+      <w:numFmt w:val="bullet"/>
+      <w:lvlText w:val="o"/>
+      <w:lvlJc w:val="left"/>
+      <w:pPr>
+        <w:tabs>
+          <w:tab w:val="num" w:pos="1440"/>
+        </w:tabs>
+        <w:ind w:left="1440" w:hanging="360"/>
+      </w:pPr>
+      <w:rPr>
+        <w:rFonts w:ascii="Courier New" w:hAnsi="Courier New" w:hint="default"/>
+        <w:sz w:val="20"/>
+      </w:rPr>
+    </w:lvl>
+    <w:lvl w:ilvl="2">
+      <w:start w:val="1"/>
+      <w:numFmt w:val="bullet"/>
+      <w:lvlText w:val=""/>
+      <w:lvlJc w:val="left"/>
+      <w:pPr>
+        <w:tabs>
+          <w:tab w:val="num" w:pos="2160"/>
+        </w:tabs>
+        <w:ind w:left="2160" w:hanging="360"/>
+      </w:pPr>
+      <w:rPr>
+        <w:rFonts w:ascii="Wingdings" w:hAnsi="Wingdings" w:hint="default"/>
+        <w:sz w:val="20"/>
+      </w:rPr>
+    </w:lvl>
+    <w:lvl w:ilvl="3" w:tentative="1">
+      <w:start w:val="1"/>
+      <w:numFmt w:val="decimal"/>
+      <w:lvlText w:val="%4."/>
+      <w:lvlJc w:val="left"/>
+      <w:pPr>
+        <w:tabs>
+          <w:tab w:val="num" w:pos="2880"/>
+        </w:tabs>
+        <w:ind w:left="2880" w:hanging="360"/>
+      </w:pPr>
+    </w:lvl>
+    <w:lvl w:ilvl="4" w:tentative="1">
+      <w:start w:val="1"/>
+      <w:numFmt w:val="decimal"/>
+      <w:lvlText w:val="%5."/>
+      <w:lvlJc w:val="left"/>
+      <w:pPr>
+        <w:tabs>
+          <w:tab w:val="num" w:pos="3600"/>
+        </w:tabs>
+        <w:ind w:left="3600" w:hanging="360"/>
+      </w:pPr>
+    </w:lvl>
+    <w:lvl w:ilvl="5" w:tentative="1">
+      <w:start w:val="1"/>
+      <w:numFmt w:val="decimal"/>
+      <w:lvlText w:val="%6."/>
+      <w:lvlJc w:val="left"/>
+      <w:pPr>
+        <w:tabs>
+          <w:tab w:val="num" w:pos="4320"/>
+        </w:tabs>
+        <w:ind w:left="4320" w:hanging="360"/>
+      </w:pPr>
+    </w:lvl>
+    <w:lvl w:ilvl="6" w:tentative="1">
+      <w:start w:val="1"/>
+      <w:numFmt w:val="decimal"/>
+      <w:lvlText w:val="%7."/>
+      <w:lvlJc w:val="left"/>
+      <w:pPr>
+        <w:tabs>
+          <w:tab w:val="num" w:pos="5040"/>
+        </w:tabs>
+        <w:ind w:left="5040" w:hanging="360"/>
+      </w:pPr>
+    </w:lvl>
+    <w:lvl w:ilvl="7" w:tentative="1">
+      <w:start w:val="1"/>
+      <w:numFmt w:val="decimal"/>
+      <w:lvlText w:val="%8."/>
+      <w:lvlJc w:val="left"/>
+      <w:pPr>
+        <w:tabs>
+          <w:tab w:val="num" w:pos="5760"/>
+        </w:tabs>
+        <w:ind w:left="5760" w:hanging="360"/>
+      </w:pPr>
+    </w:lvl>
+    <w:lvl w:ilvl="8" w:tentative="1">
+      <w:start w:val="1"/>
+      <w:numFmt w:val="decimal"/>
+      <w:lvlText w:val="%9."/>
+      <w:lvlJc w:val="left"/>
+      <w:pPr>
+        <w:tabs>
+          <w:tab w:val="num" w:pos="6480"/>
+        </w:tabs>
+        <w:ind w:left="6480" w:hanging="360"/>
+      </w:pPr>
+    </w:lvl>
+  </w:abstractNum>
+  <w:abstractNum w:abstractNumId="43" w15:restartNumberingAfterBreak="0">
+    <w:nsid w:val="5A1A5435"/>
+    <w:multiLevelType w:val="multilevel"/>
+    <w:tmpl w:val="3A9A8836"/>
+    <w:lvl w:ilvl="0">
+      <w:start w:val="1"/>
+      <w:numFmt w:val="decimal"/>
+      <w:lvlText w:val="%1."/>
+      <w:lvlJc w:val="left"/>
+      <w:pPr>
+        <w:tabs>
+          <w:tab w:val="num" w:pos="720"/>
+        </w:tabs>
+        <w:ind w:left="720" w:hanging="360"/>
+      </w:pPr>
+    </w:lvl>
+    <w:lvl w:ilvl="1">
+      <w:start w:val="1"/>
+      <w:numFmt w:val="bullet"/>
+      <w:lvlText w:val="o"/>
+      <w:lvlJc w:val="left"/>
+      <w:pPr>
+        <w:tabs>
+          <w:tab w:val="num" w:pos="1440"/>
+        </w:tabs>
+        <w:ind w:left="1440" w:hanging="360"/>
+      </w:pPr>
+      <w:rPr>
+        <w:rFonts w:ascii="Courier New" w:hAnsi="Courier New" w:hint="default"/>
+        <w:sz w:val="20"/>
+      </w:rPr>
+    </w:lvl>
+    <w:lvl w:ilvl="2">
+      <w:start w:val="1"/>
+      <w:numFmt w:val="bullet"/>
+      <w:lvlText w:val=""/>
+      <w:lvlJc w:val="left"/>
+      <w:pPr>
+        <w:tabs>
+          <w:tab w:val="num" w:pos="2160"/>
+        </w:tabs>
+        <w:ind w:left="2160" w:hanging="360"/>
+      </w:pPr>
+      <w:rPr>
+        <w:rFonts w:ascii="Wingdings" w:hAnsi="Wingdings" w:hint="default"/>
+        <w:sz w:val="20"/>
+      </w:rPr>
+    </w:lvl>
+    <w:lvl w:ilvl="3" w:tentative="1">
+      <w:start w:val="1"/>
+      <w:numFmt w:val="decimal"/>
+      <w:lvlText w:val="%4."/>
+      <w:lvlJc w:val="left"/>
+      <w:pPr>
+        <w:tabs>
+          <w:tab w:val="num" w:pos="2880"/>
+        </w:tabs>
+        <w:ind w:left="2880" w:hanging="360"/>
+      </w:pPr>
+    </w:lvl>
+    <w:lvl w:ilvl="4" w:tentative="1">
+      <w:start w:val="1"/>
+      <w:numFmt w:val="decimal"/>
+      <w:lvlText w:val="%5."/>
+      <w:lvlJc w:val="left"/>
+      <w:pPr>
+        <w:tabs>
+          <w:tab w:val="num" w:pos="3600"/>
+        </w:tabs>
+        <w:ind w:left="3600" w:hanging="360"/>
+      </w:pPr>
+    </w:lvl>
+    <w:lvl w:ilvl="5" w:tentative="1">
+      <w:start w:val="1"/>
+      <w:numFmt w:val="decimal"/>
+      <w:lvlText w:val="%6."/>
+      <w:lvlJc w:val="left"/>
+      <w:pPr>
+        <w:tabs>
+          <w:tab w:val="num" w:pos="4320"/>
+        </w:tabs>
+        <w:ind w:left="4320" w:hanging="360"/>
+      </w:pPr>
+    </w:lvl>
+    <w:lvl w:ilvl="6" w:tentative="1">
+      <w:start w:val="1"/>
+      <w:numFmt w:val="decimal"/>
+      <w:lvlText w:val="%7."/>
+      <w:lvlJc w:val="left"/>
+      <w:pPr>
+        <w:tabs>
+          <w:tab w:val="num" w:pos="5040"/>
+        </w:tabs>
+        <w:ind w:left="5040" w:hanging="360"/>
+      </w:pPr>
+    </w:lvl>
+    <w:lvl w:ilvl="7" w:tentative="1">
+      <w:start w:val="1"/>
+      <w:numFmt w:val="decimal"/>
+      <w:lvlText w:val="%8."/>
+      <w:lvlJc w:val="left"/>
+      <w:pPr>
+        <w:tabs>
+          <w:tab w:val="num" w:pos="5760"/>
+        </w:tabs>
+        <w:ind w:left="5760" w:hanging="360"/>
+      </w:pPr>
+    </w:lvl>
+    <w:lvl w:ilvl="8" w:tentative="1">
+      <w:start w:val="1"/>
+      <w:numFmt w:val="decimal"/>
+      <w:lvlText w:val="%9."/>
+      <w:lvlJc w:val="left"/>
+      <w:pPr>
+        <w:tabs>
+          <w:tab w:val="num" w:pos="6480"/>
+        </w:tabs>
+        <w:ind w:left="6480" w:hanging="360"/>
+      </w:pPr>
+    </w:lvl>
+  </w:abstractNum>
+  <w:abstractNum w:abstractNumId="44" w15:restartNumberingAfterBreak="0">
     <w:nsid w:val="5AAE1F0B"/>
     <w:multiLevelType w:val="multilevel"/>
     <w:tmpl w:val="1C125ECC"/>
@@ -28829,7 +31901,7 @@
       </w:rPr>
     </w:lvl>
   </w:abstractNum>
-  <w:abstractNum w:abstractNumId="43" w15:restartNumberingAfterBreak="0">
+  <w:abstractNum w:abstractNumId="45" w15:restartNumberingAfterBreak="0">
     <w:nsid w:val="5C9A568A"/>
     <w:multiLevelType w:val="multilevel"/>
     <w:tmpl w:val="D98AFEDC"/>
@@ -28950,7 +32022,7 @@
       </w:pPr>
     </w:lvl>
   </w:abstractNum>
-  <w:abstractNum w:abstractNumId="44" w15:restartNumberingAfterBreak="0">
+  <w:abstractNum w:abstractNumId="46" w15:restartNumberingAfterBreak="0">
     <w:nsid w:val="5DE724D6"/>
     <w:multiLevelType w:val="multilevel"/>
     <w:tmpl w:val="3A9A8836"/>
@@ -29071,7 +32143,7 @@
       </w:pPr>
     </w:lvl>
   </w:abstractNum>
-  <w:abstractNum w:abstractNumId="45" w15:restartNumberingAfterBreak="0">
+  <w:abstractNum w:abstractNumId="47" w15:restartNumberingAfterBreak="0">
     <w:nsid w:val="5F145C2A"/>
     <w:multiLevelType w:val="multilevel"/>
     <w:tmpl w:val="3A9A8836"/>
@@ -29192,7 +32264,7 @@
       </w:pPr>
     </w:lvl>
   </w:abstractNum>
-  <w:abstractNum w:abstractNumId="46" w15:restartNumberingAfterBreak="0">
+  <w:abstractNum w:abstractNumId="48" w15:restartNumberingAfterBreak="0">
     <w:nsid w:val="63A04565"/>
     <w:multiLevelType w:val="multilevel"/>
     <w:tmpl w:val="ED5A13AA"/>
@@ -29341,7 +32413,7 @@
       </w:rPr>
     </w:lvl>
   </w:abstractNum>
-  <w:abstractNum w:abstractNumId="47" w15:restartNumberingAfterBreak="0">
+  <w:abstractNum w:abstractNumId="49" w15:restartNumberingAfterBreak="0">
     <w:nsid w:val="67265E6E"/>
     <w:multiLevelType w:val="multilevel"/>
     <w:tmpl w:val="D480B538"/>
@@ -29490,7 +32562,7 @@
       </w:rPr>
     </w:lvl>
   </w:abstractNum>
-  <w:abstractNum w:abstractNumId="48" w15:restartNumberingAfterBreak="0">
+  <w:abstractNum w:abstractNumId="50" w15:restartNumberingAfterBreak="0">
     <w:nsid w:val="676B5407"/>
     <w:multiLevelType w:val="multilevel"/>
     <w:tmpl w:val="D98AFEDC"/>
@@ -29611,7 +32683,7 @@
       </w:pPr>
     </w:lvl>
   </w:abstractNum>
-  <w:abstractNum w:abstractNumId="49" w15:restartNumberingAfterBreak="0">
+  <w:abstractNum w:abstractNumId="51" w15:restartNumberingAfterBreak="0">
     <w:nsid w:val="6A283C83"/>
     <w:multiLevelType w:val="multilevel"/>
     <w:tmpl w:val="66DA360E"/>
@@ -29760,7 +32832,7 @@
       </w:rPr>
     </w:lvl>
   </w:abstractNum>
-  <w:abstractNum w:abstractNumId="50" w15:restartNumberingAfterBreak="0">
+  <w:abstractNum w:abstractNumId="52" w15:restartNumberingAfterBreak="0">
     <w:nsid w:val="6B432D5B"/>
     <w:multiLevelType w:val="multilevel"/>
     <w:tmpl w:val="52249856"/>
@@ -29909,7 +32981,128 @@
       </w:rPr>
     </w:lvl>
   </w:abstractNum>
-  <w:abstractNum w:abstractNumId="51" w15:restartNumberingAfterBreak="0">
+  <w:abstractNum w:abstractNumId="53" w15:restartNumberingAfterBreak="0">
+    <w:nsid w:val="719238D3"/>
+    <w:multiLevelType w:val="multilevel"/>
+    <w:tmpl w:val="3A9A8836"/>
+    <w:lvl w:ilvl="0">
+      <w:start w:val="1"/>
+      <w:numFmt w:val="decimal"/>
+      <w:lvlText w:val="%1."/>
+      <w:lvlJc w:val="left"/>
+      <w:pPr>
+        <w:tabs>
+          <w:tab w:val="num" w:pos="720"/>
+        </w:tabs>
+        <w:ind w:left="720" w:hanging="360"/>
+      </w:pPr>
+    </w:lvl>
+    <w:lvl w:ilvl="1">
+      <w:start w:val="1"/>
+      <w:numFmt w:val="bullet"/>
+      <w:lvlText w:val="o"/>
+      <w:lvlJc w:val="left"/>
+      <w:pPr>
+        <w:tabs>
+          <w:tab w:val="num" w:pos="1440"/>
+        </w:tabs>
+        <w:ind w:left="1440" w:hanging="360"/>
+      </w:pPr>
+      <w:rPr>
+        <w:rFonts w:ascii="Courier New" w:hAnsi="Courier New" w:hint="default"/>
+        <w:sz w:val="20"/>
+      </w:rPr>
+    </w:lvl>
+    <w:lvl w:ilvl="2">
+      <w:start w:val="1"/>
+      <w:numFmt w:val="bullet"/>
+      <w:lvlText w:val=""/>
+      <w:lvlJc w:val="left"/>
+      <w:pPr>
+        <w:tabs>
+          <w:tab w:val="num" w:pos="2160"/>
+        </w:tabs>
+        <w:ind w:left="2160" w:hanging="360"/>
+      </w:pPr>
+      <w:rPr>
+        <w:rFonts w:ascii="Wingdings" w:hAnsi="Wingdings" w:hint="default"/>
+        <w:sz w:val="20"/>
+      </w:rPr>
+    </w:lvl>
+    <w:lvl w:ilvl="3" w:tentative="1">
+      <w:start w:val="1"/>
+      <w:numFmt w:val="decimal"/>
+      <w:lvlText w:val="%4."/>
+      <w:lvlJc w:val="left"/>
+      <w:pPr>
+        <w:tabs>
+          <w:tab w:val="num" w:pos="2880"/>
+        </w:tabs>
+        <w:ind w:left="2880" w:hanging="360"/>
+      </w:pPr>
+    </w:lvl>
+    <w:lvl w:ilvl="4" w:tentative="1">
+      <w:start w:val="1"/>
+      <w:numFmt w:val="decimal"/>
+      <w:lvlText w:val="%5."/>
+      <w:lvlJc w:val="left"/>
+      <w:pPr>
+        <w:tabs>
+          <w:tab w:val="num" w:pos="3600"/>
+        </w:tabs>
+        <w:ind w:left="3600" w:hanging="360"/>
+      </w:pPr>
+    </w:lvl>
+    <w:lvl w:ilvl="5" w:tentative="1">
+      <w:start w:val="1"/>
+      <w:numFmt w:val="decimal"/>
+      <w:lvlText w:val="%6."/>
+      <w:lvlJc w:val="left"/>
+      <w:pPr>
+        <w:tabs>
+          <w:tab w:val="num" w:pos="4320"/>
+        </w:tabs>
+        <w:ind w:left="4320" w:hanging="360"/>
+      </w:pPr>
+    </w:lvl>
+    <w:lvl w:ilvl="6" w:tentative="1">
+      <w:start w:val="1"/>
+      <w:numFmt w:val="decimal"/>
+      <w:lvlText w:val="%7."/>
+      <w:lvlJc w:val="left"/>
+      <w:pPr>
+        <w:tabs>
+          <w:tab w:val="num" w:pos="5040"/>
+        </w:tabs>
+        <w:ind w:left="5040" w:hanging="360"/>
+      </w:pPr>
+    </w:lvl>
+    <w:lvl w:ilvl="7" w:tentative="1">
+      <w:start w:val="1"/>
+      <w:numFmt w:val="decimal"/>
+      <w:lvlText w:val="%8."/>
+      <w:lvlJc w:val="left"/>
+      <w:pPr>
+        <w:tabs>
+          <w:tab w:val="num" w:pos="5760"/>
+        </w:tabs>
+        <w:ind w:left="5760" w:hanging="360"/>
+      </w:pPr>
+    </w:lvl>
+    <w:lvl w:ilvl="8" w:tentative="1">
+      <w:start w:val="1"/>
+      <w:numFmt w:val="decimal"/>
+      <w:lvlText w:val="%9."/>
+      <w:lvlJc w:val="left"/>
+      <w:pPr>
+        <w:tabs>
+          <w:tab w:val="num" w:pos="6480"/>
+        </w:tabs>
+        <w:ind w:left="6480" w:hanging="360"/>
+      </w:pPr>
+    </w:lvl>
+  </w:abstractNum>
+  <w:abstractNum w:abstractNumId="54" w15:restartNumberingAfterBreak="0">
     <w:nsid w:val="73E56DB9"/>
     <w:multiLevelType w:val="multilevel"/>
     <w:tmpl w:val="3A9A8836"/>
@@ -30030,7 +33223,7 @@
       </w:pPr>
     </w:lvl>
   </w:abstractNum>
-  <w:abstractNum w:abstractNumId="52" w15:restartNumberingAfterBreak="0">
+  <w:abstractNum w:abstractNumId="55" w15:restartNumberingAfterBreak="0">
     <w:nsid w:val="76C93C2B"/>
     <w:multiLevelType w:val="multilevel"/>
     <w:tmpl w:val="E912DF1C"/>
@@ -30179,7 +33372,7 @@
       </w:rPr>
     </w:lvl>
   </w:abstractNum>
-  <w:abstractNum w:abstractNumId="53" w15:restartNumberingAfterBreak="0">
+  <w:abstractNum w:abstractNumId="56" w15:restartNumberingAfterBreak="0">
     <w:nsid w:val="78F92B01"/>
     <w:multiLevelType w:val="multilevel"/>
     <w:tmpl w:val="176E3D1C"/>
@@ -30328,7 +33521,7 @@
       </w:rPr>
     </w:lvl>
   </w:abstractNum>
-  <w:abstractNum w:abstractNumId="54" w15:restartNumberingAfterBreak="0">
+  <w:abstractNum w:abstractNumId="57" w15:restartNumberingAfterBreak="0">
     <w:nsid w:val="7B246FDB"/>
     <w:multiLevelType w:val="multilevel"/>
     <w:tmpl w:val="D04CA05E"/>
@@ -30477,7 +33670,7 @@
       </w:rPr>
     </w:lvl>
   </w:abstractNum>
-  <w:abstractNum w:abstractNumId="55" w15:restartNumberingAfterBreak="0">
+  <w:abstractNum w:abstractNumId="58" w15:restartNumberingAfterBreak="0">
     <w:nsid w:val="7E717C9D"/>
     <w:multiLevelType w:val="multilevel"/>
     <w:tmpl w:val="B88C47C0"/>
@@ -30626,7 +33819,7 @@
       </w:rPr>
     </w:lvl>
   </w:abstractNum>
-  <w:abstractNum w:abstractNumId="56" w15:restartNumberingAfterBreak="0">
+  <w:abstractNum w:abstractNumId="59" w15:restartNumberingAfterBreak="0">
     <w:nsid w:val="7FDA2525"/>
     <w:multiLevelType w:val="multilevel"/>
     <w:tmpl w:val="73726B92"/>
@@ -30794,10 +33987,10 @@
     <w:abstractNumId w:val="13"/>
   </w:num>
   <w:num w:numId="7" w16cid:durableId="453720270">
-    <w:abstractNumId w:val="51"/>
+    <w:abstractNumId w:val="54"/>
   </w:num>
   <w:num w:numId="8" w16cid:durableId="234439707">
-    <w:abstractNumId w:val="45"/>
+    <w:abstractNumId w:val="47"/>
   </w:num>
   <w:num w:numId="9" w16cid:durableId="279188774">
     <w:abstractNumId w:val="26"/>
@@ -30809,13 +34002,13 @@
     <w:abstractNumId w:val="27"/>
   </w:num>
   <w:num w:numId="12" w16cid:durableId="1556159048">
-    <w:abstractNumId w:val="46"/>
+    <w:abstractNumId w:val="48"/>
   </w:num>
   <w:num w:numId="13" w16cid:durableId="370156680">
     <w:abstractNumId w:val="40"/>
   </w:num>
   <w:num w:numId="14" w16cid:durableId="426075264">
-    <w:abstractNumId w:val="47"/>
+    <w:abstractNumId w:val="49"/>
   </w:num>
   <w:num w:numId="15" w16cid:durableId="2038390655">
     <w:abstractNumId w:val="39"/>
@@ -30848,7 +34041,7 @@
     <w:abstractNumId w:val="36"/>
   </w:num>
   <w:num w:numId="25" w16cid:durableId="1813012786">
-    <w:abstractNumId w:val="42"/>
+    <w:abstractNumId w:val="44"/>
   </w:num>
   <w:num w:numId="26" w16cid:durableId="884877280">
     <w:abstractNumId w:val="16"/>
@@ -30863,7 +34056,7 @@
     <w:abstractNumId w:val="38"/>
   </w:num>
   <w:num w:numId="30" w16cid:durableId="1178276519">
-    <w:abstractNumId w:val="56"/>
+    <w:abstractNumId w:val="59"/>
   </w:num>
   <w:num w:numId="31" w16cid:durableId="1350527101">
     <w:abstractNumId w:val="14"/>
@@ -30887,7 +34080,7 @@
     <w:abstractNumId w:val="17"/>
   </w:num>
   <w:num w:numId="38" w16cid:durableId="1041511404">
-    <w:abstractNumId w:val="55"/>
+    <w:abstractNumId w:val="58"/>
   </w:num>
   <w:num w:numId="39" w16cid:durableId="1197741070">
     <w:abstractNumId w:val="18"/>
@@ -30896,28 +34089,28 @@
     <w:abstractNumId w:val="12"/>
   </w:num>
   <w:num w:numId="41" w16cid:durableId="1538734339">
-    <w:abstractNumId w:val="54"/>
+    <w:abstractNumId w:val="57"/>
   </w:num>
   <w:num w:numId="42" w16cid:durableId="821891123">
-    <w:abstractNumId w:val="44"/>
+    <w:abstractNumId w:val="46"/>
   </w:num>
   <w:num w:numId="43" w16cid:durableId="155583492">
     <w:abstractNumId w:val="0"/>
   </w:num>
   <w:num w:numId="44" w16cid:durableId="567157796">
-    <w:abstractNumId w:val="52"/>
+    <w:abstractNumId w:val="55"/>
   </w:num>
   <w:num w:numId="45" w16cid:durableId="2061903777">
-    <w:abstractNumId w:val="53"/>
+    <w:abstractNumId w:val="56"/>
   </w:num>
   <w:num w:numId="46" w16cid:durableId="408038374">
-    <w:abstractNumId w:val="49"/>
+    <w:abstractNumId w:val="51"/>
   </w:num>
   <w:num w:numId="47" w16cid:durableId="91441231">
     <w:abstractNumId w:val="10"/>
   </w:num>
   <w:num w:numId="48" w16cid:durableId="844200375">
-    <w:abstractNumId w:val="50"/>
+    <w:abstractNumId w:val="52"/>
   </w:num>
   <w:num w:numId="49" w16cid:durableId="1287078416">
     <w:abstractNumId w:val="34"/>
@@ -31541,12 +34734,21 @@
     <w:abstractNumId w:val="15"/>
   </w:num>
   <w:num w:numId="86" w16cid:durableId="1568299233">
-    <w:abstractNumId w:val="48"/>
+    <w:abstractNumId w:val="50"/>
   </w:num>
   <w:num w:numId="87" w16cid:durableId="1058550673">
+    <w:abstractNumId w:val="45"/>
+  </w:num>
+  <w:num w:numId="88" w16cid:durableId="791706775">
     <w:abstractNumId w:val="43"/>
   </w:num>
-  <w:numIdMacAtCleanup w:val="85"/>
+  <w:num w:numId="89" w16cid:durableId="984242912">
+    <w:abstractNumId w:val="53"/>
+  </w:num>
+  <w:num w:numId="90" w16cid:durableId="1413239059">
+    <w:abstractNumId w:val="42"/>
+  </w:num>
+  <w:numIdMacAtCleanup w:val="90"/>
 </w:numbering>
 </file>
 

--- a/07_Final_deliveries/Report/Project's meeting minutes.docx
+++ b/07_Final_deliveries/Report/Project's meeting minutes.docx
@@ -622,7 +622,9 @@
           <w:b w:val="0"/>
           <w:caps w:val="0"/>
           <w:noProof/>
-          <w:lang w:eastAsia="es-ES"/>
+          <w:kern w:val="2"/>
+          <w:lang w:val="eu-ES" w:eastAsia="eu-ES"/>
+          <w14:ligatures w14:val="standardContextual"/>
         </w:rPr>
       </w:pPr>
       <w:r>
@@ -646,7 +648,7 @@
         </w:rPr>
         <w:fldChar w:fldCharType="separate"/>
       </w:r>
-      <w:hyperlink w:anchor="_Toc156490650" w:history="1">
+      <w:hyperlink w:anchor="_Toc156892351" w:history="1">
         <w:r>
           <w:rPr>
             <w:rStyle w:val="Hipervnculo"/>
@@ -673,7 +675,7 @@
             <w:noProof/>
             <w:webHidden/>
           </w:rPr>
-          <w:instrText xml:space="preserve"> PAGEREF _Toc156490650 \h </w:instrText>
+          <w:instrText xml:space="preserve"> PAGEREF _Toc156892351 \h </w:instrText>
         </w:r>
         <w:r>
           <w:rPr>
@@ -693,7 +695,7 @@
             <w:noProof/>
             <w:webHidden/>
           </w:rPr>
-          <w:t>II</w:t>
+          <w:t>III</w:t>
         </w:r>
         <w:r>
           <w:rPr>
@@ -716,10 +718,12 @@
           <w:b w:val="0"/>
           <w:caps w:val="0"/>
           <w:noProof/>
-          <w:lang w:eastAsia="es-ES"/>
-        </w:rPr>
-      </w:pPr>
-      <w:hyperlink w:anchor="_Toc156490651" w:history="1">
+          <w:kern w:val="2"/>
+          <w:lang w:val="eu-ES" w:eastAsia="eu-ES"/>
+          <w14:ligatures w14:val="standardContextual"/>
+        </w:rPr>
+      </w:pPr>
+      <w:hyperlink w:anchor="_Toc156892352" w:history="1">
         <w:r>
           <w:rPr>
             <w:rStyle w:val="Hipervnculo"/>
@@ -733,7 +737,9 @@
             <w:b w:val="0"/>
             <w:caps w:val="0"/>
             <w:noProof/>
-            <w:lang w:eastAsia="es-ES"/>
+            <w:kern w:val="2"/>
+            <w:lang w:val="eu-ES" w:eastAsia="eu-ES"/>
+            <w14:ligatures w14:val="standardContextual"/>
           </w:rPr>
           <w:tab/>
         </w:r>
@@ -763,7 +769,7 @@
             <w:noProof/>
             <w:webHidden/>
           </w:rPr>
-          <w:instrText xml:space="preserve"> PAGEREF _Toc156490651 \h </w:instrText>
+          <w:instrText xml:space="preserve"> PAGEREF _Toc156892352 \h </w:instrText>
         </w:r>
         <w:r>
           <w:rPr>
@@ -806,10 +812,12 @@
           <w:b w:val="0"/>
           <w:caps w:val="0"/>
           <w:noProof/>
-          <w:lang w:eastAsia="es-ES"/>
-        </w:rPr>
-      </w:pPr>
-      <w:hyperlink w:anchor="_Toc156490652" w:history="1">
+          <w:kern w:val="2"/>
+          <w:lang w:val="eu-ES" w:eastAsia="eu-ES"/>
+          <w14:ligatures w14:val="standardContextual"/>
+        </w:rPr>
+      </w:pPr>
+      <w:hyperlink w:anchor="_Toc156892353" w:history="1">
         <w:r>
           <w:rPr>
             <w:rStyle w:val="Hipervnculo"/>
@@ -823,7 +831,9 @@
             <w:b w:val="0"/>
             <w:caps w:val="0"/>
             <w:noProof/>
-            <w:lang w:eastAsia="es-ES"/>
+            <w:kern w:val="2"/>
+            <w:lang w:val="eu-ES" w:eastAsia="eu-ES"/>
+            <w14:ligatures w14:val="standardContextual"/>
           </w:rPr>
           <w:tab/>
         </w:r>
@@ -853,7 +863,7 @@
             <w:noProof/>
             <w:webHidden/>
           </w:rPr>
-          <w:instrText xml:space="preserve"> PAGEREF _Toc156490652 \h </w:instrText>
+          <w:instrText xml:space="preserve"> PAGEREF _Toc156892353 \h </w:instrText>
         </w:r>
         <w:r>
           <w:rPr>
@@ -894,10 +904,12 @@
         <w:rPr>
           <w:rFonts w:asciiTheme="minorHAnsi" w:eastAsiaTheme="minorEastAsia" w:hAnsiTheme="minorHAnsi"/>
           <w:noProof/>
-          <w:lang w:eastAsia="es-ES"/>
-        </w:rPr>
-      </w:pPr>
-      <w:hyperlink w:anchor="_Toc156490653" w:history="1">
+          <w:kern w:val="2"/>
+          <w:lang w:val="eu-ES" w:eastAsia="eu-ES"/>
+          <w14:ligatures w14:val="standardContextual"/>
+        </w:rPr>
+      </w:pPr>
+      <w:hyperlink w:anchor="_Toc156892354" w:history="1">
         <w:r>
           <w:rPr>
             <w:rStyle w:val="Hipervnculo"/>
@@ -909,7 +921,9 @@
           <w:rPr>
             <w:rFonts w:asciiTheme="minorHAnsi" w:eastAsiaTheme="minorEastAsia" w:hAnsiTheme="minorHAnsi"/>
             <w:noProof/>
-            <w:lang w:eastAsia="es-ES"/>
+            <w:kern w:val="2"/>
+            <w:lang w:val="eu-ES" w:eastAsia="eu-ES"/>
+            <w14:ligatures w14:val="standardContextual"/>
           </w:rPr>
           <w:tab/>
         </w:r>
@@ -939,7 +953,7 @@
             <w:noProof/>
             <w:webHidden/>
           </w:rPr>
-          <w:instrText xml:space="preserve"> PAGEREF _Toc156490653 \h </w:instrText>
+          <w:instrText xml:space="preserve"> PAGEREF _Toc156892354 \h </w:instrText>
         </w:r>
         <w:r>
           <w:rPr>
@@ -980,10 +994,12 @@
         <w:rPr>
           <w:rFonts w:asciiTheme="minorHAnsi" w:eastAsiaTheme="minorEastAsia" w:hAnsiTheme="minorHAnsi"/>
           <w:noProof/>
-          <w:lang w:eastAsia="es-ES"/>
-        </w:rPr>
-      </w:pPr>
-      <w:hyperlink w:anchor="_Toc156490654" w:history="1">
+          <w:kern w:val="2"/>
+          <w:lang w:val="eu-ES" w:eastAsia="eu-ES"/>
+          <w14:ligatures w14:val="standardContextual"/>
+        </w:rPr>
+      </w:pPr>
+      <w:hyperlink w:anchor="_Toc156892355" w:history="1">
         <w:r>
           <w:rPr>
             <w:rStyle w:val="Hipervnculo"/>
@@ -995,7 +1011,9 @@
           <w:rPr>
             <w:rFonts w:asciiTheme="minorHAnsi" w:eastAsiaTheme="minorEastAsia" w:hAnsiTheme="minorHAnsi"/>
             <w:noProof/>
-            <w:lang w:eastAsia="es-ES"/>
+            <w:kern w:val="2"/>
+            <w:lang w:val="eu-ES" w:eastAsia="eu-ES"/>
+            <w14:ligatures w14:val="standardContextual"/>
           </w:rPr>
           <w:tab/>
         </w:r>
@@ -1025,7 +1043,7 @@
             <w:noProof/>
             <w:webHidden/>
           </w:rPr>
-          <w:instrText xml:space="preserve"> PAGEREF _Toc156490654 \h </w:instrText>
+          <w:instrText xml:space="preserve"> PAGEREF _Toc156892355 \h </w:instrText>
         </w:r>
         <w:r>
           <w:rPr>
@@ -1066,10 +1084,12 @@
         <w:rPr>
           <w:rFonts w:asciiTheme="minorHAnsi" w:eastAsiaTheme="minorEastAsia" w:hAnsiTheme="minorHAnsi"/>
           <w:noProof/>
-          <w:lang w:eastAsia="es-ES"/>
-        </w:rPr>
-      </w:pPr>
-      <w:hyperlink w:anchor="_Toc156490655" w:history="1">
+          <w:kern w:val="2"/>
+          <w:lang w:val="eu-ES" w:eastAsia="eu-ES"/>
+          <w14:ligatures w14:val="standardContextual"/>
+        </w:rPr>
+      </w:pPr>
+      <w:hyperlink w:anchor="_Toc156892356" w:history="1">
         <w:r>
           <w:rPr>
             <w:rStyle w:val="Hipervnculo"/>
@@ -1081,7 +1101,9 @@
           <w:rPr>
             <w:rFonts w:asciiTheme="minorHAnsi" w:eastAsiaTheme="minorEastAsia" w:hAnsiTheme="minorHAnsi"/>
             <w:noProof/>
-            <w:lang w:eastAsia="es-ES"/>
+            <w:kern w:val="2"/>
+            <w:lang w:val="eu-ES" w:eastAsia="eu-ES"/>
+            <w14:ligatures w14:val="standardContextual"/>
           </w:rPr>
           <w:tab/>
         </w:r>
@@ -1111,7 +1133,7 @@
             <w:noProof/>
             <w:webHidden/>
           </w:rPr>
-          <w:instrText xml:space="preserve"> PAGEREF _Toc156490655 \h </w:instrText>
+          <w:instrText xml:space="preserve"> PAGEREF _Toc156892356 \h </w:instrText>
         </w:r>
         <w:r>
           <w:rPr>
@@ -1152,10 +1174,12 @@
         <w:rPr>
           <w:rFonts w:asciiTheme="minorHAnsi" w:eastAsiaTheme="minorEastAsia" w:hAnsiTheme="minorHAnsi"/>
           <w:noProof/>
-          <w:lang w:eastAsia="es-ES"/>
-        </w:rPr>
-      </w:pPr>
-      <w:hyperlink w:anchor="_Toc156490656" w:history="1">
+          <w:kern w:val="2"/>
+          <w:lang w:val="eu-ES" w:eastAsia="eu-ES"/>
+          <w14:ligatures w14:val="standardContextual"/>
+        </w:rPr>
+      </w:pPr>
+      <w:hyperlink w:anchor="_Toc156892357" w:history="1">
         <w:r>
           <w:rPr>
             <w:rStyle w:val="Hipervnculo"/>
@@ -1167,7 +1191,9 @@
           <w:rPr>
             <w:rFonts w:asciiTheme="minorHAnsi" w:eastAsiaTheme="minorEastAsia" w:hAnsiTheme="minorHAnsi"/>
             <w:noProof/>
-            <w:lang w:eastAsia="es-ES"/>
+            <w:kern w:val="2"/>
+            <w:lang w:val="eu-ES" w:eastAsia="eu-ES"/>
+            <w14:ligatures w14:val="standardContextual"/>
           </w:rPr>
           <w:tab/>
         </w:r>
@@ -1197,7 +1223,7 @@
             <w:noProof/>
             <w:webHidden/>
           </w:rPr>
-          <w:instrText xml:space="preserve"> PAGEREF _Toc156490656 \h </w:instrText>
+          <w:instrText xml:space="preserve"> PAGEREF _Toc156892357 \h </w:instrText>
         </w:r>
         <w:r>
           <w:rPr>
@@ -1238,10 +1264,12 @@
         <w:rPr>
           <w:rFonts w:asciiTheme="minorHAnsi" w:eastAsiaTheme="minorEastAsia" w:hAnsiTheme="minorHAnsi"/>
           <w:noProof/>
-          <w:lang w:eastAsia="es-ES"/>
-        </w:rPr>
-      </w:pPr>
-      <w:hyperlink w:anchor="_Toc156490657" w:history="1">
+          <w:kern w:val="2"/>
+          <w:lang w:val="eu-ES" w:eastAsia="eu-ES"/>
+          <w14:ligatures w14:val="standardContextual"/>
+        </w:rPr>
+      </w:pPr>
+      <w:hyperlink w:anchor="_Toc156892358" w:history="1">
         <w:r>
           <w:rPr>
             <w:rStyle w:val="Hipervnculo"/>
@@ -1253,7 +1281,9 @@
           <w:rPr>
             <w:rFonts w:asciiTheme="minorHAnsi" w:eastAsiaTheme="minorEastAsia" w:hAnsiTheme="minorHAnsi"/>
             <w:noProof/>
-            <w:lang w:eastAsia="es-ES"/>
+            <w:kern w:val="2"/>
+            <w:lang w:val="eu-ES" w:eastAsia="eu-ES"/>
+            <w14:ligatures w14:val="standardContextual"/>
           </w:rPr>
           <w:tab/>
         </w:r>
@@ -1283,7 +1313,7 @@
             <w:noProof/>
             <w:webHidden/>
           </w:rPr>
-          <w:instrText xml:space="preserve"> PAGEREF _Toc156490657 \h </w:instrText>
+          <w:instrText xml:space="preserve"> PAGEREF _Toc156892358 \h </w:instrText>
         </w:r>
         <w:r>
           <w:rPr>
@@ -1326,10 +1356,12 @@
           <w:b w:val="0"/>
           <w:caps w:val="0"/>
           <w:noProof/>
-          <w:lang w:eastAsia="es-ES"/>
-        </w:rPr>
-      </w:pPr>
-      <w:hyperlink w:anchor="_Toc156490658" w:history="1">
+          <w:kern w:val="2"/>
+          <w:lang w:val="eu-ES" w:eastAsia="eu-ES"/>
+          <w14:ligatures w14:val="standardContextual"/>
+        </w:rPr>
+      </w:pPr>
+      <w:hyperlink w:anchor="_Toc156892359" w:history="1">
         <w:r>
           <w:rPr>
             <w:rStyle w:val="Hipervnculo"/>
@@ -1343,7 +1375,9 @@
             <w:b w:val="0"/>
             <w:caps w:val="0"/>
             <w:noProof/>
-            <w:lang w:eastAsia="es-ES"/>
+            <w:kern w:val="2"/>
+            <w:lang w:val="eu-ES" w:eastAsia="eu-ES"/>
+            <w14:ligatures w14:val="standardContextual"/>
           </w:rPr>
           <w:tab/>
         </w:r>
@@ -1373,7 +1407,7 @@
             <w:noProof/>
             <w:webHidden/>
           </w:rPr>
-          <w:instrText xml:space="preserve"> PAGEREF _Toc156490658 \h </w:instrText>
+          <w:instrText xml:space="preserve"> PAGEREF _Toc156892359 \h </w:instrText>
         </w:r>
         <w:r>
           <w:rPr>
@@ -1414,10 +1448,12 @@
         <w:rPr>
           <w:rFonts w:asciiTheme="minorHAnsi" w:eastAsiaTheme="minorEastAsia" w:hAnsiTheme="minorHAnsi"/>
           <w:noProof/>
-          <w:lang w:eastAsia="es-ES"/>
-        </w:rPr>
-      </w:pPr>
-      <w:hyperlink w:anchor="_Toc156490659" w:history="1">
+          <w:kern w:val="2"/>
+          <w:lang w:val="eu-ES" w:eastAsia="eu-ES"/>
+          <w14:ligatures w14:val="standardContextual"/>
+        </w:rPr>
+      </w:pPr>
+      <w:hyperlink w:anchor="_Toc156892360" w:history="1">
         <w:r>
           <w:rPr>
             <w:rStyle w:val="Hipervnculo"/>
@@ -1429,7 +1465,9 @@
           <w:rPr>
             <w:rFonts w:asciiTheme="minorHAnsi" w:eastAsiaTheme="minorEastAsia" w:hAnsiTheme="minorHAnsi"/>
             <w:noProof/>
-            <w:lang w:eastAsia="es-ES"/>
+            <w:kern w:val="2"/>
+            <w:lang w:val="eu-ES" w:eastAsia="eu-ES"/>
+            <w14:ligatures w14:val="standardContextual"/>
           </w:rPr>
           <w:tab/>
         </w:r>
@@ -1459,7 +1497,7 @@
             <w:noProof/>
             <w:webHidden/>
           </w:rPr>
-          <w:instrText xml:space="preserve"> PAGEREF _Toc156490659 \h </w:instrText>
+          <w:instrText xml:space="preserve"> PAGEREF _Toc156892360 \h </w:instrText>
         </w:r>
         <w:r>
           <w:rPr>
@@ -1500,10 +1538,12 @@
         <w:rPr>
           <w:rFonts w:asciiTheme="minorHAnsi" w:eastAsiaTheme="minorEastAsia" w:hAnsiTheme="minorHAnsi"/>
           <w:noProof/>
-          <w:lang w:eastAsia="es-ES"/>
-        </w:rPr>
-      </w:pPr>
-      <w:hyperlink w:anchor="_Toc156490660" w:history="1">
+          <w:kern w:val="2"/>
+          <w:lang w:val="eu-ES" w:eastAsia="eu-ES"/>
+          <w14:ligatures w14:val="standardContextual"/>
+        </w:rPr>
+      </w:pPr>
+      <w:hyperlink w:anchor="_Toc156892361" w:history="1">
         <w:r>
           <w:rPr>
             <w:rStyle w:val="Hipervnculo"/>
@@ -1515,7 +1555,9 @@
           <w:rPr>
             <w:rFonts w:asciiTheme="minorHAnsi" w:eastAsiaTheme="minorEastAsia" w:hAnsiTheme="minorHAnsi"/>
             <w:noProof/>
-            <w:lang w:eastAsia="es-ES"/>
+            <w:kern w:val="2"/>
+            <w:lang w:val="eu-ES" w:eastAsia="eu-ES"/>
+            <w14:ligatures w14:val="standardContextual"/>
           </w:rPr>
           <w:tab/>
         </w:r>
@@ -1545,7 +1587,7 @@
             <w:noProof/>
             <w:webHidden/>
           </w:rPr>
-          <w:instrText xml:space="preserve"> PAGEREF _Toc156490660 \h </w:instrText>
+          <w:instrText xml:space="preserve"> PAGEREF _Toc156892361 \h </w:instrText>
         </w:r>
         <w:r>
           <w:rPr>
@@ -1586,10 +1628,12 @@
         <w:rPr>
           <w:rFonts w:asciiTheme="minorHAnsi" w:eastAsiaTheme="minorEastAsia" w:hAnsiTheme="minorHAnsi"/>
           <w:noProof/>
-          <w:lang w:eastAsia="es-ES"/>
-        </w:rPr>
-      </w:pPr>
-      <w:hyperlink w:anchor="_Toc156490661" w:history="1">
+          <w:kern w:val="2"/>
+          <w:lang w:val="eu-ES" w:eastAsia="eu-ES"/>
+          <w14:ligatures w14:val="standardContextual"/>
+        </w:rPr>
+      </w:pPr>
+      <w:hyperlink w:anchor="_Toc156892362" w:history="1">
         <w:r>
           <w:rPr>
             <w:rStyle w:val="Hipervnculo"/>
@@ -1601,7 +1645,9 @@
           <w:rPr>
             <w:rFonts w:asciiTheme="minorHAnsi" w:eastAsiaTheme="minorEastAsia" w:hAnsiTheme="minorHAnsi"/>
             <w:noProof/>
-            <w:lang w:eastAsia="es-ES"/>
+            <w:kern w:val="2"/>
+            <w:lang w:val="eu-ES" w:eastAsia="eu-ES"/>
+            <w14:ligatures w14:val="standardContextual"/>
           </w:rPr>
           <w:tab/>
         </w:r>
@@ -1631,7 +1677,7 @@
             <w:noProof/>
             <w:webHidden/>
           </w:rPr>
-          <w:instrText xml:space="preserve"> PAGEREF _Toc156490661 \h </w:instrText>
+          <w:instrText xml:space="preserve"> PAGEREF _Toc156892362 \h </w:instrText>
         </w:r>
         <w:r>
           <w:rPr>
@@ -1672,10 +1718,12 @@
         <w:rPr>
           <w:rFonts w:asciiTheme="minorHAnsi" w:eastAsiaTheme="minorEastAsia" w:hAnsiTheme="minorHAnsi"/>
           <w:noProof/>
-          <w:lang w:eastAsia="es-ES"/>
-        </w:rPr>
-      </w:pPr>
-      <w:hyperlink w:anchor="_Toc156490662" w:history="1">
+          <w:kern w:val="2"/>
+          <w:lang w:val="eu-ES" w:eastAsia="eu-ES"/>
+          <w14:ligatures w14:val="standardContextual"/>
+        </w:rPr>
+      </w:pPr>
+      <w:hyperlink w:anchor="_Toc156892363" w:history="1">
         <w:r>
           <w:rPr>
             <w:rStyle w:val="Hipervnculo"/>
@@ -1687,7 +1735,9 @@
           <w:rPr>
             <w:rFonts w:asciiTheme="minorHAnsi" w:eastAsiaTheme="minorEastAsia" w:hAnsiTheme="minorHAnsi"/>
             <w:noProof/>
-            <w:lang w:eastAsia="es-ES"/>
+            <w:kern w:val="2"/>
+            <w:lang w:val="eu-ES" w:eastAsia="eu-ES"/>
+            <w14:ligatures w14:val="standardContextual"/>
           </w:rPr>
           <w:tab/>
         </w:r>
@@ -1717,7 +1767,7 @@
             <w:noProof/>
             <w:webHidden/>
           </w:rPr>
-          <w:instrText xml:space="preserve"> PAGEREF _Toc156490662 \h </w:instrText>
+          <w:instrText xml:space="preserve"> PAGEREF _Toc156892363 \h </w:instrText>
         </w:r>
         <w:r>
           <w:rPr>
@@ -1758,10 +1808,12 @@
         <w:rPr>
           <w:rFonts w:asciiTheme="minorHAnsi" w:eastAsiaTheme="minorEastAsia" w:hAnsiTheme="minorHAnsi"/>
           <w:noProof/>
-          <w:lang w:eastAsia="es-ES"/>
-        </w:rPr>
-      </w:pPr>
-      <w:hyperlink w:anchor="_Toc156490663" w:history="1">
+          <w:kern w:val="2"/>
+          <w:lang w:val="eu-ES" w:eastAsia="eu-ES"/>
+          <w14:ligatures w14:val="standardContextual"/>
+        </w:rPr>
+      </w:pPr>
+      <w:hyperlink w:anchor="_Toc156892364" w:history="1">
         <w:r>
           <w:rPr>
             <w:rStyle w:val="Hipervnculo"/>
@@ -1773,7 +1825,9 @@
           <w:rPr>
             <w:rFonts w:asciiTheme="minorHAnsi" w:eastAsiaTheme="minorEastAsia" w:hAnsiTheme="minorHAnsi"/>
             <w:noProof/>
-            <w:lang w:eastAsia="es-ES"/>
+            <w:kern w:val="2"/>
+            <w:lang w:val="eu-ES" w:eastAsia="eu-ES"/>
+            <w14:ligatures w14:val="standardContextual"/>
           </w:rPr>
           <w:tab/>
         </w:r>
@@ -1803,7 +1857,7 @@
             <w:noProof/>
             <w:webHidden/>
           </w:rPr>
-          <w:instrText xml:space="preserve"> PAGEREF _Toc156490663 \h </w:instrText>
+          <w:instrText xml:space="preserve"> PAGEREF _Toc156892364 \h </w:instrText>
         </w:r>
         <w:r>
           <w:rPr>
@@ -1846,10 +1900,12 @@
           <w:b w:val="0"/>
           <w:caps w:val="0"/>
           <w:noProof/>
-          <w:lang w:eastAsia="es-ES"/>
-        </w:rPr>
-      </w:pPr>
-      <w:hyperlink w:anchor="_Toc156490664" w:history="1">
+          <w:kern w:val="2"/>
+          <w:lang w:val="eu-ES" w:eastAsia="eu-ES"/>
+          <w14:ligatures w14:val="standardContextual"/>
+        </w:rPr>
+      </w:pPr>
+      <w:hyperlink w:anchor="_Toc156892365" w:history="1">
         <w:r>
           <w:rPr>
             <w:rStyle w:val="Hipervnculo"/>
@@ -1863,7 +1919,9 @@
             <w:b w:val="0"/>
             <w:caps w:val="0"/>
             <w:noProof/>
-            <w:lang w:eastAsia="es-ES"/>
+            <w:kern w:val="2"/>
+            <w:lang w:val="eu-ES" w:eastAsia="eu-ES"/>
+            <w14:ligatures w14:val="standardContextual"/>
           </w:rPr>
           <w:tab/>
         </w:r>
@@ -1893,7 +1951,7 @@
             <w:noProof/>
             <w:webHidden/>
           </w:rPr>
-          <w:instrText xml:space="preserve"> PAGEREF _Toc156490664 \h </w:instrText>
+          <w:instrText xml:space="preserve"> PAGEREF _Toc156892365 \h </w:instrText>
         </w:r>
         <w:r>
           <w:rPr>
@@ -1934,10 +1992,12 @@
         <w:rPr>
           <w:rFonts w:asciiTheme="minorHAnsi" w:eastAsiaTheme="minorEastAsia" w:hAnsiTheme="minorHAnsi"/>
           <w:noProof/>
-          <w:lang w:eastAsia="es-ES"/>
-        </w:rPr>
-      </w:pPr>
-      <w:hyperlink w:anchor="_Toc156490665" w:history="1">
+          <w:kern w:val="2"/>
+          <w:lang w:val="eu-ES" w:eastAsia="eu-ES"/>
+          <w14:ligatures w14:val="standardContextual"/>
+        </w:rPr>
+      </w:pPr>
+      <w:hyperlink w:anchor="_Toc156892366" w:history="1">
         <w:r>
           <w:rPr>
             <w:rStyle w:val="Hipervnculo"/>
@@ -1949,7 +2009,9 @@
           <w:rPr>
             <w:rFonts w:asciiTheme="minorHAnsi" w:eastAsiaTheme="minorEastAsia" w:hAnsiTheme="minorHAnsi"/>
             <w:noProof/>
-            <w:lang w:eastAsia="es-ES"/>
+            <w:kern w:val="2"/>
+            <w:lang w:val="eu-ES" w:eastAsia="eu-ES"/>
+            <w14:ligatures w14:val="standardContextual"/>
           </w:rPr>
           <w:tab/>
         </w:r>
@@ -1979,7 +2041,7 @@
             <w:noProof/>
             <w:webHidden/>
           </w:rPr>
-          <w:instrText xml:space="preserve"> PAGEREF _Toc156490665 \h </w:instrText>
+          <w:instrText xml:space="preserve"> PAGEREF _Toc156892366 \h </w:instrText>
         </w:r>
         <w:r>
           <w:rPr>
@@ -2020,10 +2082,12 @@
         <w:rPr>
           <w:rFonts w:asciiTheme="minorHAnsi" w:eastAsiaTheme="minorEastAsia" w:hAnsiTheme="minorHAnsi"/>
           <w:noProof/>
-          <w:lang w:eastAsia="es-ES"/>
-        </w:rPr>
-      </w:pPr>
-      <w:hyperlink w:anchor="_Toc156490666" w:history="1">
+          <w:kern w:val="2"/>
+          <w:lang w:val="eu-ES" w:eastAsia="eu-ES"/>
+          <w14:ligatures w14:val="standardContextual"/>
+        </w:rPr>
+      </w:pPr>
+      <w:hyperlink w:anchor="_Toc156892367" w:history="1">
         <w:r>
           <w:rPr>
             <w:rStyle w:val="Hipervnculo"/>
@@ -2035,7 +2099,9 @@
           <w:rPr>
             <w:rFonts w:asciiTheme="minorHAnsi" w:eastAsiaTheme="minorEastAsia" w:hAnsiTheme="minorHAnsi"/>
             <w:noProof/>
-            <w:lang w:eastAsia="es-ES"/>
+            <w:kern w:val="2"/>
+            <w:lang w:val="eu-ES" w:eastAsia="eu-ES"/>
+            <w14:ligatures w14:val="standardContextual"/>
           </w:rPr>
           <w:tab/>
         </w:r>
@@ -2066,7 +2132,7 @@
             <w:noProof/>
             <w:webHidden/>
           </w:rPr>
-          <w:instrText xml:space="preserve"> PAGEREF _Toc156490666 \h </w:instrText>
+          <w:instrText xml:space="preserve"> PAGEREF _Toc156892367 \h </w:instrText>
         </w:r>
         <w:r>
           <w:rPr>
@@ -2107,10 +2173,12 @@
         <w:rPr>
           <w:rFonts w:asciiTheme="minorHAnsi" w:eastAsiaTheme="minorEastAsia" w:hAnsiTheme="minorHAnsi"/>
           <w:noProof/>
-          <w:lang w:eastAsia="es-ES"/>
-        </w:rPr>
-      </w:pPr>
-      <w:hyperlink w:anchor="_Toc156490667" w:history="1">
+          <w:kern w:val="2"/>
+          <w:lang w:val="eu-ES" w:eastAsia="eu-ES"/>
+          <w14:ligatures w14:val="standardContextual"/>
+        </w:rPr>
+      </w:pPr>
+      <w:hyperlink w:anchor="_Toc156892368" w:history="1">
         <w:r>
           <w:rPr>
             <w:rStyle w:val="Hipervnculo"/>
@@ -2122,7 +2190,9 @@
           <w:rPr>
             <w:rFonts w:asciiTheme="minorHAnsi" w:eastAsiaTheme="minorEastAsia" w:hAnsiTheme="minorHAnsi"/>
             <w:noProof/>
-            <w:lang w:eastAsia="es-ES"/>
+            <w:kern w:val="2"/>
+            <w:lang w:val="eu-ES" w:eastAsia="eu-ES"/>
+            <w14:ligatures w14:val="standardContextual"/>
           </w:rPr>
           <w:tab/>
         </w:r>
@@ -2152,7 +2222,7 @@
             <w:noProof/>
             <w:webHidden/>
           </w:rPr>
-          <w:instrText xml:space="preserve"> PAGEREF _Toc156490667 \h </w:instrText>
+          <w:instrText xml:space="preserve"> PAGEREF _Toc156892368 \h </w:instrText>
         </w:r>
         <w:r>
           <w:rPr>
@@ -2193,10 +2263,12 @@
         <w:rPr>
           <w:rFonts w:asciiTheme="minorHAnsi" w:eastAsiaTheme="minorEastAsia" w:hAnsiTheme="minorHAnsi"/>
           <w:noProof/>
-          <w:lang w:eastAsia="es-ES"/>
-        </w:rPr>
-      </w:pPr>
-      <w:hyperlink w:anchor="_Toc156490668" w:history="1">
+          <w:kern w:val="2"/>
+          <w:lang w:val="eu-ES" w:eastAsia="eu-ES"/>
+          <w14:ligatures w14:val="standardContextual"/>
+        </w:rPr>
+      </w:pPr>
+      <w:hyperlink w:anchor="_Toc156892369" w:history="1">
         <w:r>
           <w:rPr>
             <w:rStyle w:val="Hipervnculo"/>
@@ -2208,7 +2280,9 @@
           <w:rPr>
             <w:rFonts w:asciiTheme="minorHAnsi" w:eastAsiaTheme="minorEastAsia" w:hAnsiTheme="minorHAnsi"/>
             <w:noProof/>
-            <w:lang w:eastAsia="es-ES"/>
+            <w:kern w:val="2"/>
+            <w:lang w:val="eu-ES" w:eastAsia="eu-ES"/>
+            <w14:ligatures w14:val="standardContextual"/>
           </w:rPr>
           <w:tab/>
         </w:r>
@@ -2238,7 +2312,7 @@
             <w:noProof/>
             <w:webHidden/>
           </w:rPr>
-          <w:instrText xml:space="preserve"> PAGEREF _Toc156490668 \h </w:instrText>
+          <w:instrText xml:space="preserve"> PAGEREF _Toc156892369 \h </w:instrText>
         </w:r>
         <w:r>
           <w:rPr>
@@ -2279,10 +2353,12 @@
         <w:rPr>
           <w:rFonts w:asciiTheme="minorHAnsi" w:eastAsiaTheme="minorEastAsia" w:hAnsiTheme="minorHAnsi"/>
           <w:noProof/>
-          <w:lang w:eastAsia="es-ES"/>
-        </w:rPr>
-      </w:pPr>
-      <w:hyperlink w:anchor="_Toc156490669" w:history="1">
+          <w:kern w:val="2"/>
+          <w:lang w:val="eu-ES" w:eastAsia="eu-ES"/>
+          <w14:ligatures w14:val="standardContextual"/>
+        </w:rPr>
+      </w:pPr>
+      <w:hyperlink w:anchor="_Toc156892370" w:history="1">
         <w:r>
           <w:rPr>
             <w:rStyle w:val="Hipervnculo"/>
@@ -2294,7 +2370,9 @@
           <w:rPr>
             <w:rFonts w:asciiTheme="minorHAnsi" w:eastAsiaTheme="minorEastAsia" w:hAnsiTheme="minorHAnsi"/>
             <w:noProof/>
-            <w:lang w:eastAsia="es-ES"/>
+            <w:kern w:val="2"/>
+            <w:lang w:val="eu-ES" w:eastAsia="eu-ES"/>
+            <w14:ligatures w14:val="standardContextual"/>
           </w:rPr>
           <w:tab/>
         </w:r>
@@ -2324,7 +2402,7 @@
             <w:noProof/>
             <w:webHidden/>
           </w:rPr>
-          <w:instrText xml:space="preserve"> PAGEREF _Toc156490669 \h </w:instrText>
+          <w:instrText xml:space="preserve"> PAGEREF _Toc156892370 \h </w:instrText>
         </w:r>
         <w:r>
           <w:rPr>
@@ -2365,10 +2443,12 @@
         <w:rPr>
           <w:rFonts w:asciiTheme="minorHAnsi" w:eastAsiaTheme="minorEastAsia" w:hAnsiTheme="minorHAnsi"/>
           <w:noProof/>
-          <w:lang w:eastAsia="es-ES"/>
-        </w:rPr>
-      </w:pPr>
-      <w:hyperlink w:anchor="_Toc156490670" w:history="1">
+          <w:kern w:val="2"/>
+          <w:lang w:val="eu-ES" w:eastAsia="eu-ES"/>
+          <w14:ligatures w14:val="standardContextual"/>
+        </w:rPr>
+      </w:pPr>
+      <w:hyperlink w:anchor="_Toc156892371" w:history="1">
         <w:r>
           <w:rPr>
             <w:rStyle w:val="Hipervnculo"/>
@@ -2380,7 +2460,9 @@
           <w:rPr>
             <w:rFonts w:asciiTheme="minorHAnsi" w:eastAsiaTheme="minorEastAsia" w:hAnsiTheme="minorHAnsi"/>
             <w:noProof/>
-            <w:lang w:eastAsia="es-ES"/>
+            <w:kern w:val="2"/>
+            <w:lang w:val="eu-ES" w:eastAsia="eu-ES"/>
+            <w14:ligatures w14:val="standardContextual"/>
           </w:rPr>
           <w:tab/>
         </w:r>
@@ -2410,7 +2492,7 @@
             <w:noProof/>
             <w:webHidden/>
           </w:rPr>
-          <w:instrText xml:space="preserve"> PAGEREF _Toc156490670 \h </w:instrText>
+          <w:instrText xml:space="preserve"> PAGEREF _Toc156892371 \h </w:instrText>
         </w:r>
         <w:r>
           <w:rPr>
@@ -2451,10 +2533,12 @@
         <w:rPr>
           <w:rFonts w:asciiTheme="minorHAnsi" w:eastAsiaTheme="minorEastAsia" w:hAnsiTheme="minorHAnsi"/>
           <w:noProof/>
-          <w:lang w:eastAsia="es-ES"/>
-        </w:rPr>
-      </w:pPr>
-      <w:hyperlink w:anchor="_Toc156490671" w:history="1">
+          <w:kern w:val="2"/>
+          <w:lang w:val="eu-ES" w:eastAsia="eu-ES"/>
+          <w14:ligatures w14:val="standardContextual"/>
+        </w:rPr>
+      </w:pPr>
+      <w:hyperlink w:anchor="_Toc156892372" w:history="1">
         <w:r>
           <w:rPr>
             <w:rStyle w:val="Hipervnculo"/>
@@ -2466,7 +2550,9 @@
           <w:rPr>
             <w:rFonts w:asciiTheme="minorHAnsi" w:eastAsiaTheme="minorEastAsia" w:hAnsiTheme="minorHAnsi"/>
             <w:noProof/>
-            <w:lang w:eastAsia="es-ES"/>
+            <w:kern w:val="2"/>
+            <w:lang w:val="eu-ES" w:eastAsia="eu-ES"/>
+            <w14:ligatures w14:val="standardContextual"/>
           </w:rPr>
           <w:tab/>
         </w:r>
@@ -2496,7 +2582,7 @@
             <w:noProof/>
             <w:webHidden/>
           </w:rPr>
-          <w:instrText xml:space="preserve"> PAGEREF _Toc156490671 \h </w:instrText>
+          <w:instrText xml:space="preserve"> PAGEREF _Toc156892372 \h </w:instrText>
         </w:r>
         <w:r>
           <w:rPr>
@@ -2539,10 +2625,12 @@
           <w:b w:val="0"/>
           <w:caps w:val="0"/>
           <w:noProof/>
-          <w:lang w:eastAsia="es-ES"/>
-        </w:rPr>
-      </w:pPr>
-      <w:hyperlink w:anchor="_Toc156490672" w:history="1">
+          <w:kern w:val="2"/>
+          <w:lang w:val="eu-ES" w:eastAsia="eu-ES"/>
+          <w14:ligatures w14:val="standardContextual"/>
+        </w:rPr>
+      </w:pPr>
+      <w:hyperlink w:anchor="_Toc156892373" w:history="1">
         <w:r>
           <w:rPr>
             <w:rStyle w:val="Hipervnculo"/>
@@ -2556,7 +2644,9 @@
             <w:b w:val="0"/>
             <w:caps w:val="0"/>
             <w:noProof/>
-            <w:lang w:eastAsia="es-ES"/>
+            <w:kern w:val="2"/>
+            <w:lang w:val="eu-ES" w:eastAsia="eu-ES"/>
+            <w14:ligatures w14:val="standardContextual"/>
           </w:rPr>
           <w:tab/>
         </w:r>
@@ -2586,7 +2676,7 @@
             <w:noProof/>
             <w:webHidden/>
           </w:rPr>
-          <w:instrText xml:space="preserve"> PAGEREF _Toc156490672 \h </w:instrText>
+          <w:instrText xml:space="preserve"> PAGEREF _Toc156892373 \h </w:instrText>
         </w:r>
         <w:r>
           <w:rPr>
@@ -2627,10 +2717,12 @@
         <w:rPr>
           <w:rFonts w:asciiTheme="minorHAnsi" w:eastAsiaTheme="minorEastAsia" w:hAnsiTheme="minorHAnsi"/>
           <w:noProof/>
-          <w:lang w:eastAsia="es-ES"/>
-        </w:rPr>
-      </w:pPr>
-      <w:hyperlink w:anchor="_Toc156490673" w:history="1">
+          <w:kern w:val="2"/>
+          <w:lang w:val="eu-ES" w:eastAsia="eu-ES"/>
+          <w14:ligatures w14:val="standardContextual"/>
+        </w:rPr>
+      </w:pPr>
+      <w:hyperlink w:anchor="_Toc156892374" w:history="1">
         <w:r>
           <w:rPr>
             <w:rStyle w:val="Hipervnculo"/>
@@ -2642,7 +2734,9 @@
           <w:rPr>
             <w:rFonts w:asciiTheme="minorHAnsi" w:eastAsiaTheme="minorEastAsia" w:hAnsiTheme="minorHAnsi"/>
             <w:noProof/>
-            <w:lang w:eastAsia="es-ES"/>
+            <w:kern w:val="2"/>
+            <w:lang w:val="eu-ES" w:eastAsia="eu-ES"/>
+            <w14:ligatures w14:val="standardContextual"/>
           </w:rPr>
           <w:tab/>
         </w:r>
@@ -2672,7 +2766,7 @@
             <w:noProof/>
             <w:webHidden/>
           </w:rPr>
-          <w:instrText xml:space="preserve"> PAGEREF _Toc156490673 \h </w:instrText>
+          <w:instrText xml:space="preserve"> PAGEREF _Toc156892374 \h </w:instrText>
         </w:r>
         <w:r>
           <w:rPr>
@@ -2713,10 +2807,12 @@
         <w:rPr>
           <w:rFonts w:asciiTheme="minorHAnsi" w:eastAsiaTheme="minorEastAsia" w:hAnsiTheme="minorHAnsi"/>
           <w:noProof/>
-          <w:lang w:eastAsia="es-ES"/>
-        </w:rPr>
-      </w:pPr>
-      <w:hyperlink w:anchor="_Toc156490674" w:history="1">
+          <w:kern w:val="2"/>
+          <w:lang w:val="eu-ES" w:eastAsia="eu-ES"/>
+          <w14:ligatures w14:val="standardContextual"/>
+        </w:rPr>
+      </w:pPr>
+      <w:hyperlink w:anchor="_Toc156892375" w:history="1">
         <w:r>
           <w:rPr>
             <w:rStyle w:val="Hipervnculo"/>
@@ -2728,7 +2824,9 @@
           <w:rPr>
             <w:rFonts w:asciiTheme="minorHAnsi" w:eastAsiaTheme="minorEastAsia" w:hAnsiTheme="minorHAnsi"/>
             <w:noProof/>
-            <w:lang w:eastAsia="es-ES"/>
+            <w:kern w:val="2"/>
+            <w:lang w:val="eu-ES" w:eastAsia="eu-ES"/>
+            <w14:ligatures w14:val="standardContextual"/>
           </w:rPr>
           <w:tab/>
         </w:r>
@@ -2758,7 +2856,7 @@
             <w:noProof/>
             <w:webHidden/>
           </w:rPr>
-          <w:instrText xml:space="preserve"> PAGEREF _Toc156490674 \h </w:instrText>
+          <w:instrText xml:space="preserve"> PAGEREF _Toc156892375 \h </w:instrText>
         </w:r>
         <w:r>
           <w:rPr>
@@ -2779,6 +2877,366 @@
             <w:webHidden/>
           </w:rPr>
           <w:t>35</w:t>
+        </w:r>
+        <w:r>
+          <w:rPr>
+            <w:noProof/>
+            <w:webHidden/>
+          </w:rPr>
+          <w:fldChar w:fldCharType="end"/>
+        </w:r>
+      </w:hyperlink>
+    </w:p>
+    <w:p>
+      <w:pPr>
+        <w:pStyle w:val="TDC2"/>
+        <w:tabs>
+          <w:tab w:val="left" w:pos="880"/>
+          <w:tab w:val="right" w:leader="dot" w:pos="9016"/>
+        </w:tabs>
+        <w:rPr>
+          <w:rFonts w:asciiTheme="minorHAnsi" w:eastAsiaTheme="minorEastAsia" w:hAnsiTheme="minorHAnsi"/>
+          <w:noProof/>
+          <w:kern w:val="2"/>
+          <w:lang w:val="eu-ES" w:eastAsia="eu-ES"/>
+          <w14:ligatures w14:val="standardContextual"/>
+        </w:rPr>
+      </w:pPr>
+      <w:hyperlink w:anchor="_Toc156892376" w:history="1">
+        <w:r>
+          <w:rPr>
+            <w:rStyle w:val="Hipervnculo"/>
+            <w:noProof/>
+          </w:rPr>
+          <w:t>5.3</w:t>
+        </w:r>
+        <w:r>
+          <w:rPr>
+            <w:rFonts w:asciiTheme="minorHAnsi" w:eastAsiaTheme="minorEastAsia" w:hAnsiTheme="minorHAnsi"/>
+            <w:noProof/>
+            <w:kern w:val="2"/>
+            <w:lang w:val="eu-ES" w:eastAsia="eu-ES"/>
+            <w14:ligatures w14:val="standardContextual"/>
+          </w:rPr>
+          <w:tab/>
+        </w:r>
+        <w:r>
+          <w:rPr>
+            <w:rStyle w:val="Hipervnculo"/>
+            <w:noProof/>
+          </w:rPr>
+          <w:t>Daily meeting (16/01/2024)</w:t>
+        </w:r>
+        <w:r>
+          <w:rPr>
+            <w:noProof/>
+            <w:webHidden/>
+          </w:rPr>
+          <w:tab/>
+        </w:r>
+        <w:r>
+          <w:rPr>
+            <w:noProof/>
+            <w:webHidden/>
+          </w:rPr>
+          <w:fldChar w:fldCharType="begin"/>
+        </w:r>
+        <w:r>
+          <w:rPr>
+            <w:noProof/>
+            <w:webHidden/>
+          </w:rPr>
+          <w:instrText xml:space="preserve"> PAGEREF _Toc156892376 \h </w:instrText>
+        </w:r>
+        <w:r>
+          <w:rPr>
+            <w:noProof/>
+            <w:webHidden/>
+          </w:rPr>
+        </w:r>
+        <w:r>
+          <w:rPr>
+            <w:noProof/>
+            <w:webHidden/>
+          </w:rPr>
+          <w:fldChar w:fldCharType="separate"/>
+        </w:r>
+        <w:r>
+          <w:rPr>
+            <w:noProof/>
+            <w:webHidden/>
+          </w:rPr>
+          <w:t>37</w:t>
+        </w:r>
+        <w:r>
+          <w:rPr>
+            <w:noProof/>
+            <w:webHidden/>
+          </w:rPr>
+          <w:fldChar w:fldCharType="end"/>
+        </w:r>
+      </w:hyperlink>
+    </w:p>
+    <w:p>
+      <w:pPr>
+        <w:pStyle w:val="TDC2"/>
+        <w:tabs>
+          <w:tab w:val="left" w:pos="880"/>
+          <w:tab w:val="right" w:leader="dot" w:pos="9016"/>
+        </w:tabs>
+        <w:rPr>
+          <w:rFonts w:asciiTheme="minorHAnsi" w:eastAsiaTheme="minorEastAsia" w:hAnsiTheme="minorHAnsi"/>
+          <w:noProof/>
+          <w:kern w:val="2"/>
+          <w:lang w:val="eu-ES" w:eastAsia="eu-ES"/>
+          <w14:ligatures w14:val="standardContextual"/>
+        </w:rPr>
+      </w:pPr>
+      <w:hyperlink w:anchor="_Toc156892377" w:history="1">
+        <w:r>
+          <w:rPr>
+            <w:rStyle w:val="Hipervnculo"/>
+            <w:noProof/>
+          </w:rPr>
+          <w:t>5.4</w:t>
+        </w:r>
+        <w:r>
+          <w:rPr>
+            <w:rFonts w:asciiTheme="minorHAnsi" w:eastAsiaTheme="minorEastAsia" w:hAnsiTheme="minorHAnsi"/>
+            <w:noProof/>
+            <w:kern w:val="2"/>
+            <w:lang w:val="eu-ES" w:eastAsia="eu-ES"/>
+            <w14:ligatures w14:val="standardContextual"/>
+          </w:rPr>
+          <w:tab/>
+        </w:r>
+        <w:r>
+          <w:rPr>
+            <w:rStyle w:val="Hipervnculo"/>
+            <w:noProof/>
+          </w:rPr>
+          <w:t>Daily meeting (17/01/2024)</w:t>
+        </w:r>
+        <w:r>
+          <w:rPr>
+            <w:noProof/>
+            <w:webHidden/>
+          </w:rPr>
+          <w:tab/>
+        </w:r>
+        <w:r>
+          <w:rPr>
+            <w:noProof/>
+            <w:webHidden/>
+          </w:rPr>
+          <w:fldChar w:fldCharType="begin"/>
+        </w:r>
+        <w:r>
+          <w:rPr>
+            <w:noProof/>
+            <w:webHidden/>
+          </w:rPr>
+          <w:instrText xml:space="preserve"> PAGEREF _Toc156892377 \h </w:instrText>
+        </w:r>
+        <w:r>
+          <w:rPr>
+            <w:noProof/>
+            <w:webHidden/>
+          </w:rPr>
+        </w:r>
+        <w:r>
+          <w:rPr>
+            <w:noProof/>
+            <w:webHidden/>
+          </w:rPr>
+          <w:fldChar w:fldCharType="separate"/>
+        </w:r>
+        <w:r>
+          <w:rPr>
+            <w:noProof/>
+            <w:webHidden/>
+          </w:rPr>
+          <w:t>38</w:t>
+        </w:r>
+        <w:r>
+          <w:rPr>
+            <w:noProof/>
+            <w:webHidden/>
+          </w:rPr>
+          <w:fldChar w:fldCharType="end"/>
+        </w:r>
+      </w:hyperlink>
+    </w:p>
+    <w:p>
+      <w:pPr>
+        <w:pStyle w:val="TDC2"/>
+        <w:tabs>
+          <w:tab w:val="left" w:pos="880"/>
+          <w:tab w:val="right" w:leader="dot" w:pos="9016"/>
+        </w:tabs>
+        <w:rPr>
+          <w:rFonts w:asciiTheme="minorHAnsi" w:eastAsiaTheme="minorEastAsia" w:hAnsiTheme="minorHAnsi"/>
+          <w:noProof/>
+          <w:kern w:val="2"/>
+          <w:lang w:val="eu-ES" w:eastAsia="eu-ES"/>
+          <w14:ligatures w14:val="standardContextual"/>
+        </w:rPr>
+      </w:pPr>
+      <w:hyperlink w:anchor="_Toc156892378" w:history="1">
+        <w:r>
+          <w:rPr>
+            <w:rStyle w:val="Hipervnculo"/>
+            <w:noProof/>
+          </w:rPr>
+          <w:t>5.5</w:t>
+        </w:r>
+        <w:r>
+          <w:rPr>
+            <w:rFonts w:asciiTheme="minorHAnsi" w:eastAsiaTheme="minorEastAsia" w:hAnsiTheme="minorHAnsi"/>
+            <w:noProof/>
+            <w:kern w:val="2"/>
+            <w:lang w:val="eu-ES" w:eastAsia="eu-ES"/>
+            <w14:ligatures w14:val="standardContextual"/>
+          </w:rPr>
+          <w:tab/>
+        </w:r>
+        <w:r>
+          <w:rPr>
+            <w:rStyle w:val="Hipervnculo"/>
+            <w:noProof/>
+          </w:rPr>
+          <w:t>Daily meeting (18/01/2024)</w:t>
+        </w:r>
+        <w:r>
+          <w:rPr>
+            <w:noProof/>
+            <w:webHidden/>
+          </w:rPr>
+          <w:tab/>
+        </w:r>
+        <w:r>
+          <w:rPr>
+            <w:noProof/>
+            <w:webHidden/>
+          </w:rPr>
+          <w:fldChar w:fldCharType="begin"/>
+        </w:r>
+        <w:r>
+          <w:rPr>
+            <w:noProof/>
+            <w:webHidden/>
+          </w:rPr>
+          <w:instrText xml:space="preserve"> PAGEREF _Toc156892378 \h </w:instrText>
+        </w:r>
+        <w:r>
+          <w:rPr>
+            <w:noProof/>
+            <w:webHidden/>
+          </w:rPr>
+        </w:r>
+        <w:r>
+          <w:rPr>
+            <w:noProof/>
+            <w:webHidden/>
+          </w:rPr>
+          <w:fldChar w:fldCharType="separate"/>
+        </w:r>
+        <w:r>
+          <w:rPr>
+            <w:noProof/>
+            <w:webHidden/>
+          </w:rPr>
+          <w:t>40</w:t>
+        </w:r>
+        <w:r>
+          <w:rPr>
+            <w:noProof/>
+            <w:webHidden/>
+          </w:rPr>
+          <w:fldChar w:fldCharType="end"/>
+        </w:r>
+      </w:hyperlink>
+    </w:p>
+    <w:p>
+      <w:pPr>
+        <w:pStyle w:val="TDC2"/>
+        <w:tabs>
+          <w:tab w:val="left" w:pos="880"/>
+          <w:tab w:val="right" w:leader="dot" w:pos="9016"/>
+        </w:tabs>
+        <w:rPr>
+          <w:rFonts w:asciiTheme="minorHAnsi" w:eastAsiaTheme="minorEastAsia" w:hAnsiTheme="minorHAnsi"/>
+          <w:noProof/>
+          <w:kern w:val="2"/>
+          <w:lang w:val="eu-ES" w:eastAsia="eu-ES"/>
+          <w14:ligatures w14:val="standardContextual"/>
+        </w:rPr>
+      </w:pPr>
+      <w:hyperlink w:anchor="_Toc156892379" w:history="1">
+        <w:r>
+          <w:rPr>
+            <w:rStyle w:val="Hipervnculo"/>
+            <w:noProof/>
+          </w:rPr>
+          <w:t>5.6</w:t>
+        </w:r>
+        <w:r>
+          <w:rPr>
+            <w:rFonts w:asciiTheme="minorHAnsi" w:eastAsiaTheme="minorEastAsia" w:hAnsiTheme="minorHAnsi"/>
+            <w:noProof/>
+            <w:kern w:val="2"/>
+            <w:lang w:val="eu-ES" w:eastAsia="eu-ES"/>
+            <w14:ligatures w14:val="standardContextual"/>
+          </w:rPr>
+          <w:tab/>
+        </w:r>
+        <w:r>
+          <w:rPr>
+            <w:rStyle w:val="Hipervnculo"/>
+            <w:noProof/>
+          </w:rPr>
+          <w:t>Daily meeting (19/01/2024)</w:t>
+        </w:r>
+        <w:r>
+          <w:rPr>
+            <w:noProof/>
+            <w:webHidden/>
+          </w:rPr>
+          <w:tab/>
+        </w:r>
+        <w:r>
+          <w:rPr>
+            <w:noProof/>
+            <w:webHidden/>
+          </w:rPr>
+          <w:fldChar w:fldCharType="begin"/>
+        </w:r>
+        <w:r>
+          <w:rPr>
+            <w:noProof/>
+            <w:webHidden/>
+          </w:rPr>
+          <w:instrText xml:space="preserve"> PAGEREF _Toc156892379 \h </w:instrText>
+        </w:r>
+        <w:r>
+          <w:rPr>
+            <w:noProof/>
+            <w:webHidden/>
+          </w:rPr>
+        </w:r>
+        <w:r>
+          <w:rPr>
+            <w:noProof/>
+            <w:webHidden/>
+          </w:rPr>
+          <w:fldChar w:fldCharType="separate"/>
+        </w:r>
+        <w:r>
+          <w:rPr>
+            <w:noProof/>
+            <w:webHidden/>
+          </w:rPr>
+          <w:t>41</w:t>
         </w:r>
         <w:r>
           <w:rPr>
@@ -2801,10 +3259,12 @@
           <w:b w:val="0"/>
           <w:caps w:val="0"/>
           <w:noProof/>
-          <w:lang w:eastAsia="es-ES"/>
-        </w:rPr>
-      </w:pPr>
-      <w:hyperlink w:anchor="_Toc156490675" w:history="1">
+          <w:kern w:val="2"/>
+          <w:lang w:val="eu-ES" w:eastAsia="eu-ES"/>
+          <w14:ligatures w14:val="standardContextual"/>
+        </w:rPr>
+      </w:pPr>
+      <w:hyperlink w:anchor="_Toc156892380" w:history="1">
         <w:r>
           <w:rPr>
             <w:rStyle w:val="Hipervnculo"/>
@@ -2818,7 +3278,9 @@
             <w:b w:val="0"/>
             <w:caps w:val="0"/>
             <w:noProof/>
-            <w:lang w:eastAsia="es-ES"/>
+            <w:kern w:val="2"/>
+            <w:lang w:val="eu-ES" w:eastAsia="eu-ES"/>
+            <w14:ligatures w14:val="standardContextual"/>
           </w:rPr>
           <w:tab/>
         </w:r>
@@ -2848,7 +3310,7 @@
             <w:noProof/>
             <w:webHidden/>
           </w:rPr>
-          <w:instrText xml:space="preserve"> PAGEREF _Toc156490675 \h </w:instrText>
+          <w:instrText xml:space="preserve"> PAGEREF _Toc156892380 \h </w:instrText>
         </w:r>
         <w:r>
           <w:rPr>
@@ -2868,7 +3330,548 @@
             <w:noProof/>
             <w:webHidden/>
           </w:rPr>
-          <w:t>38</w:t>
+          <w:t>44</w:t>
+        </w:r>
+        <w:r>
+          <w:rPr>
+            <w:noProof/>
+            <w:webHidden/>
+          </w:rPr>
+          <w:fldChar w:fldCharType="end"/>
+        </w:r>
+      </w:hyperlink>
+    </w:p>
+    <w:p>
+      <w:pPr>
+        <w:pStyle w:val="TDC2"/>
+        <w:tabs>
+          <w:tab w:val="left" w:pos="880"/>
+          <w:tab w:val="right" w:leader="dot" w:pos="9016"/>
+        </w:tabs>
+        <w:rPr>
+          <w:rFonts w:asciiTheme="minorHAnsi" w:eastAsiaTheme="minorEastAsia" w:hAnsiTheme="minorHAnsi"/>
+          <w:noProof/>
+          <w:kern w:val="2"/>
+          <w:lang w:val="eu-ES" w:eastAsia="eu-ES"/>
+          <w14:ligatures w14:val="standardContextual"/>
+        </w:rPr>
+      </w:pPr>
+      <w:hyperlink w:anchor="_Toc156892381" w:history="1">
+        <w:r>
+          <w:rPr>
+            <w:rStyle w:val="Hipervnculo"/>
+            <w:noProof/>
+          </w:rPr>
+          <w:t>6.1</w:t>
+        </w:r>
+        <w:r>
+          <w:rPr>
+            <w:rFonts w:asciiTheme="minorHAnsi" w:eastAsiaTheme="minorEastAsia" w:hAnsiTheme="minorHAnsi"/>
+            <w:noProof/>
+            <w:kern w:val="2"/>
+            <w:lang w:val="eu-ES" w:eastAsia="eu-ES"/>
+            <w14:ligatures w14:val="standardContextual"/>
+          </w:rPr>
+          <w:tab/>
+        </w:r>
+        <w:r>
+          <w:rPr>
+            <w:rStyle w:val="Hipervnculo"/>
+            <w:bCs/>
+            <w:noProof/>
+          </w:rPr>
+          <w:t>Replenishment and Commitment Meeting (22/01/2024)</w:t>
+        </w:r>
+        <w:r>
+          <w:rPr>
+            <w:noProof/>
+            <w:webHidden/>
+          </w:rPr>
+          <w:tab/>
+        </w:r>
+        <w:r>
+          <w:rPr>
+            <w:noProof/>
+            <w:webHidden/>
+          </w:rPr>
+          <w:fldChar w:fldCharType="begin"/>
+        </w:r>
+        <w:r>
+          <w:rPr>
+            <w:noProof/>
+            <w:webHidden/>
+          </w:rPr>
+          <w:instrText xml:space="preserve"> PAGEREF _Toc156892381 \h </w:instrText>
+        </w:r>
+        <w:r>
+          <w:rPr>
+            <w:noProof/>
+            <w:webHidden/>
+          </w:rPr>
+        </w:r>
+        <w:r>
+          <w:rPr>
+            <w:noProof/>
+            <w:webHidden/>
+          </w:rPr>
+          <w:fldChar w:fldCharType="separate"/>
+        </w:r>
+        <w:r>
+          <w:rPr>
+            <w:noProof/>
+            <w:webHidden/>
+          </w:rPr>
+          <w:t>44</w:t>
+        </w:r>
+        <w:r>
+          <w:rPr>
+            <w:noProof/>
+            <w:webHidden/>
+          </w:rPr>
+          <w:fldChar w:fldCharType="end"/>
+        </w:r>
+      </w:hyperlink>
+    </w:p>
+    <w:p>
+      <w:pPr>
+        <w:pStyle w:val="TDC2"/>
+        <w:tabs>
+          <w:tab w:val="left" w:pos="880"/>
+          <w:tab w:val="right" w:leader="dot" w:pos="9016"/>
+        </w:tabs>
+        <w:rPr>
+          <w:rFonts w:asciiTheme="minorHAnsi" w:eastAsiaTheme="minorEastAsia" w:hAnsiTheme="minorHAnsi"/>
+          <w:noProof/>
+          <w:kern w:val="2"/>
+          <w:lang w:val="eu-ES" w:eastAsia="eu-ES"/>
+          <w14:ligatures w14:val="standardContextual"/>
+        </w:rPr>
+      </w:pPr>
+      <w:hyperlink w:anchor="_Toc156892382" w:history="1">
+        <w:r>
+          <w:rPr>
+            <w:rStyle w:val="Hipervnculo"/>
+            <w:noProof/>
+          </w:rPr>
+          <w:t>6.2</w:t>
+        </w:r>
+        <w:r>
+          <w:rPr>
+            <w:rFonts w:asciiTheme="minorHAnsi" w:eastAsiaTheme="minorEastAsia" w:hAnsiTheme="minorHAnsi"/>
+            <w:noProof/>
+            <w:kern w:val="2"/>
+            <w:lang w:val="eu-ES" w:eastAsia="eu-ES"/>
+            <w14:ligatures w14:val="standardContextual"/>
+          </w:rPr>
+          <w:tab/>
+        </w:r>
+        <w:r>
+          <w:rPr>
+            <w:rStyle w:val="Hipervnculo"/>
+            <w:noProof/>
+          </w:rPr>
+          <w:t>Daily meeting (22/01/2024)</w:t>
+        </w:r>
+        <w:r>
+          <w:rPr>
+            <w:noProof/>
+            <w:webHidden/>
+          </w:rPr>
+          <w:tab/>
+        </w:r>
+        <w:r>
+          <w:rPr>
+            <w:noProof/>
+            <w:webHidden/>
+          </w:rPr>
+          <w:fldChar w:fldCharType="begin"/>
+        </w:r>
+        <w:r>
+          <w:rPr>
+            <w:noProof/>
+            <w:webHidden/>
+          </w:rPr>
+          <w:instrText xml:space="preserve"> PAGEREF _Toc156892382 \h </w:instrText>
+        </w:r>
+        <w:r>
+          <w:rPr>
+            <w:noProof/>
+            <w:webHidden/>
+          </w:rPr>
+        </w:r>
+        <w:r>
+          <w:rPr>
+            <w:noProof/>
+            <w:webHidden/>
+          </w:rPr>
+          <w:fldChar w:fldCharType="separate"/>
+        </w:r>
+        <w:r>
+          <w:rPr>
+            <w:noProof/>
+            <w:webHidden/>
+          </w:rPr>
+          <w:t>45</w:t>
+        </w:r>
+        <w:r>
+          <w:rPr>
+            <w:noProof/>
+            <w:webHidden/>
+          </w:rPr>
+          <w:fldChar w:fldCharType="end"/>
+        </w:r>
+      </w:hyperlink>
+    </w:p>
+    <w:p>
+      <w:pPr>
+        <w:pStyle w:val="TDC2"/>
+        <w:tabs>
+          <w:tab w:val="left" w:pos="880"/>
+          <w:tab w:val="right" w:leader="dot" w:pos="9016"/>
+        </w:tabs>
+        <w:rPr>
+          <w:rFonts w:asciiTheme="minorHAnsi" w:eastAsiaTheme="minorEastAsia" w:hAnsiTheme="minorHAnsi"/>
+          <w:noProof/>
+          <w:kern w:val="2"/>
+          <w:lang w:val="eu-ES" w:eastAsia="eu-ES"/>
+          <w14:ligatures w14:val="standardContextual"/>
+        </w:rPr>
+      </w:pPr>
+      <w:hyperlink w:anchor="_Toc156892383" w:history="1">
+        <w:r>
+          <w:rPr>
+            <w:rStyle w:val="Hipervnculo"/>
+            <w:noProof/>
+          </w:rPr>
+          <w:t>6.3</w:t>
+        </w:r>
+        <w:r>
+          <w:rPr>
+            <w:rFonts w:asciiTheme="minorHAnsi" w:eastAsiaTheme="minorEastAsia" w:hAnsiTheme="minorHAnsi"/>
+            <w:noProof/>
+            <w:kern w:val="2"/>
+            <w:lang w:val="eu-ES" w:eastAsia="eu-ES"/>
+            <w14:ligatures w14:val="standardContextual"/>
+          </w:rPr>
+          <w:tab/>
+        </w:r>
+        <w:r>
+          <w:rPr>
+            <w:rStyle w:val="Hipervnculo"/>
+            <w:noProof/>
+          </w:rPr>
+          <w:t>Daily meeting (23/01/2024)</w:t>
+        </w:r>
+        <w:r>
+          <w:rPr>
+            <w:noProof/>
+            <w:webHidden/>
+          </w:rPr>
+          <w:tab/>
+        </w:r>
+        <w:r>
+          <w:rPr>
+            <w:noProof/>
+            <w:webHidden/>
+          </w:rPr>
+          <w:fldChar w:fldCharType="begin"/>
+        </w:r>
+        <w:r>
+          <w:rPr>
+            <w:noProof/>
+            <w:webHidden/>
+          </w:rPr>
+          <w:instrText xml:space="preserve"> PAGEREF _Toc156892383 \h </w:instrText>
+        </w:r>
+        <w:r>
+          <w:rPr>
+            <w:noProof/>
+            <w:webHidden/>
+          </w:rPr>
+        </w:r>
+        <w:r>
+          <w:rPr>
+            <w:noProof/>
+            <w:webHidden/>
+          </w:rPr>
+          <w:fldChar w:fldCharType="separate"/>
+        </w:r>
+        <w:r>
+          <w:rPr>
+            <w:noProof/>
+            <w:webHidden/>
+          </w:rPr>
+          <w:t>47</w:t>
+        </w:r>
+        <w:r>
+          <w:rPr>
+            <w:noProof/>
+            <w:webHidden/>
+          </w:rPr>
+          <w:fldChar w:fldCharType="end"/>
+        </w:r>
+      </w:hyperlink>
+    </w:p>
+    <w:p>
+      <w:pPr>
+        <w:pStyle w:val="TDC2"/>
+        <w:tabs>
+          <w:tab w:val="left" w:pos="880"/>
+          <w:tab w:val="right" w:leader="dot" w:pos="9016"/>
+        </w:tabs>
+        <w:rPr>
+          <w:rFonts w:asciiTheme="minorHAnsi" w:eastAsiaTheme="minorEastAsia" w:hAnsiTheme="minorHAnsi"/>
+          <w:noProof/>
+          <w:kern w:val="2"/>
+          <w:lang w:val="eu-ES" w:eastAsia="eu-ES"/>
+          <w14:ligatures w14:val="standardContextual"/>
+        </w:rPr>
+      </w:pPr>
+      <w:hyperlink w:anchor="_Toc156892384" w:history="1">
+        <w:r>
+          <w:rPr>
+            <w:rStyle w:val="Hipervnculo"/>
+            <w:noProof/>
+          </w:rPr>
+          <w:t>6.4</w:t>
+        </w:r>
+        <w:r>
+          <w:rPr>
+            <w:rFonts w:asciiTheme="minorHAnsi" w:eastAsiaTheme="minorEastAsia" w:hAnsiTheme="minorHAnsi"/>
+            <w:noProof/>
+            <w:kern w:val="2"/>
+            <w:lang w:val="eu-ES" w:eastAsia="eu-ES"/>
+            <w14:ligatures w14:val="standardContextual"/>
+          </w:rPr>
+          <w:tab/>
+        </w:r>
+        <w:r>
+          <w:rPr>
+            <w:rStyle w:val="Hipervnculo"/>
+            <w:noProof/>
+          </w:rPr>
+          <w:t>Daily meeting (24/01/2024)</w:t>
+        </w:r>
+        <w:r>
+          <w:rPr>
+            <w:noProof/>
+            <w:webHidden/>
+          </w:rPr>
+          <w:tab/>
+        </w:r>
+        <w:r>
+          <w:rPr>
+            <w:noProof/>
+            <w:webHidden/>
+          </w:rPr>
+          <w:fldChar w:fldCharType="begin"/>
+        </w:r>
+        <w:r>
+          <w:rPr>
+            <w:noProof/>
+            <w:webHidden/>
+          </w:rPr>
+          <w:instrText xml:space="preserve"> PAGEREF _Toc156892384 \h </w:instrText>
+        </w:r>
+        <w:r>
+          <w:rPr>
+            <w:noProof/>
+            <w:webHidden/>
+          </w:rPr>
+        </w:r>
+        <w:r>
+          <w:rPr>
+            <w:noProof/>
+            <w:webHidden/>
+          </w:rPr>
+          <w:fldChar w:fldCharType="separate"/>
+        </w:r>
+        <w:r>
+          <w:rPr>
+            <w:noProof/>
+            <w:webHidden/>
+          </w:rPr>
+          <w:t>49</w:t>
+        </w:r>
+        <w:r>
+          <w:rPr>
+            <w:noProof/>
+            <w:webHidden/>
+          </w:rPr>
+          <w:fldChar w:fldCharType="end"/>
+        </w:r>
+      </w:hyperlink>
+    </w:p>
+    <w:p>
+      <w:pPr>
+        <w:pStyle w:val="TDC2"/>
+        <w:tabs>
+          <w:tab w:val="left" w:pos="880"/>
+          <w:tab w:val="right" w:leader="dot" w:pos="9016"/>
+        </w:tabs>
+        <w:rPr>
+          <w:rFonts w:asciiTheme="minorHAnsi" w:eastAsiaTheme="minorEastAsia" w:hAnsiTheme="minorHAnsi"/>
+          <w:noProof/>
+          <w:kern w:val="2"/>
+          <w:lang w:val="eu-ES" w:eastAsia="eu-ES"/>
+          <w14:ligatures w14:val="standardContextual"/>
+        </w:rPr>
+      </w:pPr>
+      <w:hyperlink w:anchor="_Toc156892385" w:history="1">
+        <w:r>
+          <w:rPr>
+            <w:rStyle w:val="Hipervnculo"/>
+            <w:noProof/>
+          </w:rPr>
+          <w:t>6.5</w:t>
+        </w:r>
+        <w:r>
+          <w:rPr>
+            <w:rFonts w:asciiTheme="minorHAnsi" w:eastAsiaTheme="minorEastAsia" w:hAnsiTheme="minorHAnsi"/>
+            <w:noProof/>
+            <w:kern w:val="2"/>
+            <w:lang w:val="eu-ES" w:eastAsia="eu-ES"/>
+            <w14:ligatures w14:val="standardContextual"/>
+          </w:rPr>
+          <w:tab/>
+        </w:r>
+        <w:r>
+          <w:rPr>
+            <w:rStyle w:val="Hipervnculo"/>
+            <w:noProof/>
+          </w:rPr>
+          <w:t>Service delivery meeting (24/01/2024)</w:t>
+        </w:r>
+        <w:r>
+          <w:rPr>
+            <w:noProof/>
+            <w:webHidden/>
+          </w:rPr>
+          <w:tab/>
+        </w:r>
+        <w:r>
+          <w:rPr>
+            <w:noProof/>
+            <w:webHidden/>
+          </w:rPr>
+          <w:fldChar w:fldCharType="begin"/>
+        </w:r>
+        <w:r>
+          <w:rPr>
+            <w:noProof/>
+            <w:webHidden/>
+          </w:rPr>
+          <w:instrText xml:space="preserve"> PAGEREF _Toc156892385 \h </w:instrText>
+        </w:r>
+        <w:r>
+          <w:rPr>
+            <w:noProof/>
+            <w:webHidden/>
+          </w:rPr>
+        </w:r>
+        <w:r>
+          <w:rPr>
+            <w:noProof/>
+            <w:webHidden/>
+          </w:rPr>
+          <w:fldChar w:fldCharType="separate"/>
+        </w:r>
+        <w:r>
+          <w:rPr>
+            <w:noProof/>
+            <w:webHidden/>
+          </w:rPr>
+          <w:t>50</w:t>
+        </w:r>
+        <w:r>
+          <w:rPr>
+            <w:noProof/>
+            <w:webHidden/>
+          </w:rPr>
+          <w:fldChar w:fldCharType="end"/>
+        </w:r>
+      </w:hyperlink>
+    </w:p>
+    <w:p>
+      <w:pPr>
+        <w:pStyle w:val="TDC2"/>
+        <w:tabs>
+          <w:tab w:val="left" w:pos="880"/>
+          <w:tab w:val="right" w:leader="dot" w:pos="9016"/>
+        </w:tabs>
+        <w:rPr>
+          <w:rFonts w:asciiTheme="minorHAnsi" w:eastAsiaTheme="minorEastAsia" w:hAnsiTheme="minorHAnsi"/>
+          <w:noProof/>
+          <w:kern w:val="2"/>
+          <w:lang w:val="eu-ES" w:eastAsia="eu-ES"/>
+          <w14:ligatures w14:val="standardContextual"/>
+        </w:rPr>
+      </w:pPr>
+      <w:hyperlink w:anchor="_Toc156892386" w:history="1">
+        <w:r>
+          <w:rPr>
+            <w:rStyle w:val="Hipervnculo"/>
+            <w:noProof/>
+          </w:rPr>
+          <w:t>6.6</w:t>
+        </w:r>
+        <w:r>
+          <w:rPr>
+            <w:rFonts w:asciiTheme="minorHAnsi" w:eastAsiaTheme="minorEastAsia" w:hAnsiTheme="minorHAnsi"/>
+            <w:noProof/>
+            <w:kern w:val="2"/>
+            <w:lang w:val="eu-ES" w:eastAsia="eu-ES"/>
+            <w14:ligatures w14:val="standardContextual"/>
+          </w:rPr>
+          <w:tab/>
+        </w:r>
+        <w:r>
+          <w:rPr>
+            <w:rStyle w:val="Hipervnculo"/>
+            <w:noProof/>
+          </w:rPr>
+          <w:t>Strategy review meeting (24/01/2024)</w:t>
+        </w:r>
+        <w:r>
+          <w:rPr>
+            <w:noProof/>
+            <w:webHidden/>
+          </w:rPr>
+          <w:tab/>
+        </w:r>
+        <w:r>
+          <w:rPr>
+            <w:noProof/>
+            <w:webHidden/>
+          </w:rPr>
+          <w:fldChar w:fldCharType="begin"/>
+        </w:r>
+        <w:r>
+          <w:rPr>
+            <w:noProof/>
+            <w:webHidden/>
+          </w:rPr>
+          <w:instrText xml:space="preserve"> PAGEREF _Toc156892386 \h </w:instrText>
+        </w:r>
+        <w:r>
+          <w:rPr>
+            <w:noProof/>
+            <w:webHidden/>
+          </w:rPr>
+        </w:r>
+        <w:r>
+          <w:rPr>
+            <w:noProof/>
+            <w:webHidden/>
+          </w:rPr>
+          <w:fldChar w:fldCharType="separate"/>
+        </w:r>
+        <w:r>
+          <w:rPr>
+            <w:noProof/>
+            <w:webHidden/>
+          </w:rPr>
+          <w:t>53</w:t>
         </w:r>
         <w:r>
           <w:rPr>
@@ -2914,7 +3917,7 @@
         </w:numPr>
       </w:pPr>
       <w:bookmarkStart w:id="2" w:name="_Toc86850231"/>
-      <w:bookmarkStart w:id="3" w:name="_Toc156490650"/>
+      <w:bookmarkStart w:id="3" w:name="_Toc156892351"/>
       <w:r>
         <w:lastRenderedPageBreak/>
         <w:t>Figure index</w:t>
@@ -2928,7 +3931,9 @@
         <w:rPr>
           <w:rFonts w:asciiTheme="minorHAnsi" w:eastAsiaTheme="minorEastAsia" w:hAnsiTheme="minorHAnsi"/>
           <w:noProof/>
-          <w:lang w:eastAsia="es-ES"/>
+          <w:kern w:val="2"/>
+          <w:lang w:val="eu-ES" w:eastAsia="eu-ES"/>
+          <w14:ligatures w14:val="standardContextual"/>
         </w:rPr>
       </w:pPr>
       <w:r>
@@ -2940,13 +3945,13 @@
       <w:r>
         <w:fldChar w:fldCharType="separate"/>
       </w:r>
-      <w:hyperlink w:anchor="_Toc156232097" w:history="1">
+      <w:hyperlink w:anchor="_Toc156892455" w:history="1">
         <w:r>
           <w:rPr>
             <w:rStyle w:val="Hipervnculo"/>
             <w:noProof/>
           </w:rPr>
-          <w:t>2</w:t>
+          <w:t>3</w:t>
         </w:r>
         <w:r>
           <w:rPr>
@@ -2975,7 +3980,7 @@
             <w:noProof/>
             <w:webHidden/>
           </w:rPr>
-          <w:instrText xml:space="preserve"> PAGEREF _Toc156232097 \h </w:instrText>
+          <w:instrText xml:space="preserve"> PAGEREF _Toc156892455 \h </w:instrText>
         </w:r>
         <w:r>
           <w:rPr>
@@ -2995,7 +4000,7 @@
             <w:noProof/>
             <w:webHidden/>
           </w:rPr>
-          <w:t>17</w:t>
+          <w:t>19</w:t>
         </w:r>
         <w:r>
           <w:rPr>
@@ -3012,16 +4017,18 @@
         <w:rPr>
           <w:rFonts w:asciiTheme="minorHAnsi" w:eastAsiaTheme="minorEastAsia" w:hAnsiTheme="minorHAnsi"/>
           <w:noProof/>
-          <w:lang w:eastAsia="es-ES"/>
-        </w:rPr>
-      </w:pPr>
-      <w:hyperlink w:anchor="_Toc156232098" w:history="1">
+          <w:kern w:val="2"/>
+          <w:lang w:val="eu-ES" w:eastAsia="eu-ES"/>
+          <w14:ligatures w14:val="standardContextual"/>
+        </w:rPr>
+      </w:pPr>
+      <w:hyperlink w:anchor="_Toc156892456" w:history="1">
         <w:r>
           <w:rPr>
             <w:rStyle w:val="Hipervnculo"/>
             <w:noProof/>
           </w:rPr>
-          <w:t>2</w:t>
+          <w:t>3</w:t>
         </w:r>
         <w:r>
           <w:rPr>
@@ -3050,7 +4057,7 @@
             <w:noProof/>
             <w:webHidden/>
           </w:rPr>
-          <w:instrText xml:space="preserve"> PAGEREF _Toc156232098 \h </w:instrText>
+          <w:instrText xml:space="preserve"> PAGEREF _Toc156892456 \h </w:instrText>
         </w:r>
         <w:r>
           <w:rPr>
@@ -3070,7 +4077,7 @@
             <w:noProof/>
             <w:webHidden/>
           </w:rPr>
-          <w:t>18</w:t>
+          <w:t>20</w:t>
         </w:r>
         <w:r>
           <w:rPr>
@@ -3087,16 +4094,18 @@
         <w:rPr>
           <w:rFonts w:asciiTheme="minorHAnsi" w:eastAsiaTheme="minorEastAsia" w:hAnsiTheme="minorHAnsi"/>
           <w:noProof/>
-          <w:lang w:eastAsia="es-ES"/>
-        </w:rPr>
-      </w:pPr>
-      <w:hyperlink w:anchor="_Toc156232099" w:history="1">
+          <w:kern w:val="2"/>
+          <w:lang w:val="eu-ES" w:eastAsia="eu-ES"/>
+          <w14:ligatures w14:val="standardContextual"/>
+        </w:rPr>
+      </w:pPr>
+      <w:hyperlink w:anchor="_Toc156892457" w:history="1">
         <w:r>
           <w:rPr>
             <w:rStyle w:val="Hipervnculo"/>
             <w:noProof/>
           </w:rPr>
-          <w:t>3</w:t>
+          <w:t>4</w:t>
         </w:r>
         <w:r>
           <w:rPr>
@@ -3125,7 +4134,7 @@
             <w:noProof/>
             <w:webHidden/>
           </w:rPr>
-          <w:instrText xml:space="preserve"> PAGEREF _Toc156232099 \h </w:instrText>
+          <w:instrText xml:space="preserve"> PAGEREF _Toc156892457 \h </w:instrText>
         </w:r>
         <w:r>
           <w:rPr>
@@ -3145,7 +4154,7 @@
             <w:noProof/>
             <w:webHidden/>
           </w:rPr>
-          <w:t>20</w:t>
+          <w:t>22</w:t>
         </w:r>
         <w:r>
           <w:rPr>
@@ -3162,16 +4171,18 @@
         <w:rPr>
           <w:rFonts w:asciiTheme="minorHAnsi" w:eastAsiaTheme="minorEastAsia" w:hAnsiTheme="minorHAnsi"/>
           <w:noProof/>
-          <w:lang w:eastAsia="es-ES"/>
-        </w:rPr>
-      </w:pPr>
-      <w:hyperlink w:anchor="_Toc156232100" w:history="1">
+          <w:kern w:val="2"/>
+          <w:lang w:val="eu-ES" w:eastAsia="eu-ES"/>
+          <w14:ligatures w14:val="standardContextual"/>
+        </w:rPr>
+      </w:pPr>
+      <w:hyperlink w:anchor="_Toc156892458" w:history="1">
         <w:r>
           <w:rPr>
             <w:rStyle w:val="Hipervnculo"/>
             <w:noProof/>
           </w:rPr>
-          <w:t>3</w:t>
+          <w:t>4</w:t>
         </w:r>
         <w:r>
           <w:rPr>
@@ -3200,7 +4211,7 @@
             <w:noProof/>
             <w:webHidden/>
           </w:rPr>
-          <w:instrText xml:space="preserve"> PAGEREF _Toc156232100 \h </w:instrText>
+          <w:instrText xml:space="preserve"> PAGEREF _Toc156892458 \h </w:instrText>
         </w:r>
         <w:r>
           <w:rPr>
@@ -3220,7 +4231,238 @@
             <w:noProof/>
             <w:webHidden/>
           </w:rPr>
-          <w:t>21</w:t>
+          <w:t>23</w:t>
+        </w:r>
+        <w:r>
+          <w:rPr>
+            <w:noProof/>
+            <w:webHidden/>
+          </w:rPr>
+          <w:fldChar w:fldCharType="end"/>
+        </w:r>
+      </w:hyperlink>
+    </w:p>
+    <w:p>
+      <w:pPr>
+        <w:pStyle w:val="Tabladeilustraciones"/>
+        <w:rPr>
+          <w:rFonts w:asciiTheme="minorHAnsi" w:eastAsiaTheme="minorEastAsia" w:hAnsiTheme="minorHAnsi"/>
+          <w:noProof/>
+          <w:kern w:val="2"/>
+          <w:lang w:val="eu-ES" w:eastAsia="eu-ES"/>
+          <w14:ligatures w14:val="standardContextual"/>
+        </w:rPr>
+      </w:pPr>
+      <w:hyperlink w:anchor="_Toc156892459" w:history="1">
+        <w:r>
+          <w:rPr>
+            <w:rStyle w:val="Hipervnculo"/>
+            <w:noProof/>
+          </w:rPr>
+          <w:t>6</w:t>
+        </w:r>
+        <w:r>
+          <w:rPr>
+            <w:rStyle w:val="Hipervnculo"/>
+            <w:noProof/>
+          </w:rPr>
+          <w:noBreakHyphen/>
+          <w:t>1. Figure: Final lead time (24/01/2024)</w:t>
+        </w:r>
+        <w:r>
+          <w:rPr>
+            <w:noProof/>
+            <w:webHidden/>
+          </w:rPr>
+          <w:tab/>
+        </w:r>
+        <w:r>
+          <w:rPr>
+            <w:noProof/>
+            <w:webHidden/>
+          </w:rPr>
+          <w:fldChar w:fldCharType="begin"/>
+        </w:r>
+        <w:r>
+          <w:rPr>
+            <w:noProof/>
+            <w:webHidden/>
+          </w:rPr>
+          <w:instrText xml:space="preserve"> PAGEREF _Toc156892459 \h </w:instrText>
+        </w:r>
+        <w:r>
+          <w:rPr>
+            <w:noProof/>
+            <w:webHidden/>
+          </w:rPr>
+        </w:r>
+        <w:r>
+          <w:rPr>
+            <w:noProof/>
+            <w:webHidden/>
+          </w:rPr>
+          <w:fldChar w:fldCharType="separate"/>
+        </w:r>
+        <w:r>
+          <w:rPr>
+            <w:noProof/>
+            <w:webHidden/>
+          </w:rPr>
+          <w:t>52</w:t>
+        </w:r>
+        <w:r>
+          <w:rPr>
+            <w:noProof/>
+            <w:webHidden/>
+          </w:rPr>
+          <w:fldChar w:fldCharType="end"/>
+        </w:r>
+      </w:hyperlink>
+    </w:p>
+    <w:p>
+      <w:pPr>
+        <w:pStyle w:val="Tabladeilustraciones"/>
+        <w:rPr>
+          <w:rFonts w:asciiTheme="minorHAnsi" w:eastAsiaTheme="minorEastAsia" w:hAnsiTheme="minorHAnsi"/>
+          <w:noProof/>
+          <w:kern w:val="2"/>
+          <w:lang w:val="eu-ES" w:eastAsia="eu-ES"/>
+          <w14:ligatures w14:val="standardContextual"/>
+        </w:rPr>
+      </w:pPr>
+      <w:hyperlink w:anchor="_Toc156892460" w:history="1">
+        <w:r>
+          <w:rPr>
+            <w:rStyle w:val="Hipervnculo"/>
+            <w:noProof/>
+          </w:rPr>
+          <w:t>6</w:t>
+        </w:r>
+        <w:r>
+          <w:rPr>
+            <w:rStyle w:val="Hipervnculo"/>
+            <w:noProof/>
+          </w:rPr>
+          <w:noBreakHyphen/>
+          <w:t>2. Figure: Final Gantt diagram (24/01/2024)</w:t>
+        </w:r>
+        <w:r>
+          <w:rPr>
+            <w:noProof/>
+            <w:webHidden/>
+          </w:rPr>
+          <w:tab/>
+        </w:r>
+        <w:r>
+          <w:rPr>
+            <w:noProof/>
+            <w:webHidden/>
+          </w:rPr>
+          <w:fldChar w:fldCharType="begin"/>
+        </w:r>
+        <w:r>
+          <w:rPr>
+            <w:noProof/>
+            <w:webHidden/>
+          </w:rPr>
+          <w:instrText xml:space="preserve"> PAGEREF _Toc156892460 \h </w:instrText>
+        </w:r>
+        <w:r>
+          <w:rPr>
+            <w:noProof/>
+            <w:webHidden/>
+          </w:rPr>
+        </w:r>
+        <w:r>
+          <w:rPr>
+            <w:noProof/>
+            <w:webHidden/>
+          </w:rPr>
+          <w:fldChar w:fldCharType="separate"/>
+        </w:r>
+        <w:r>
+          <w:rPr>
+            <w:noProof/>
+            <w:webHidden/>
+          </w:rPr>
+          <w:t>53</w:t>
+        </w:r>
+        <w:r>
+          <w:rPr>
+            <w:noProof/>
+            <w:webHidden/>
+          </w:rPr>
+          <w:fldChar w:fldCharType="end"/>
+        </w:r>
+      </w:hyperlink>
+    </w:p>
+    <w:p>
+      <w:pPr>
+        <w:pStyle w:val="Tabladeilustraciones"/>
+        <w:rPr>
+          <w:rFonts w:asciiTheme="minorHAnsi" w:eastAsiaTheme="minorEastAsia" w:hAnsiTheme="minorHAnsi"/>
+          <w:noProof/>
+          <w:kern w:val="2"/>
+          <w:lang w:val="eu-ES" w:eastAsia="eu-ES"/>
+          <w14:ligatures w14:val="standardContextual"/>
+        </w:rPr>
+      </w:pPr>
+      <w:hyperlink w:anchor="_Toc156892461" w:history="1">
+        <w:r>
+          <w:rPr>
+            <w:rStyle w:val="Hipervnculo"/>
+            <w:noProof/>
+          </w:rPr>
+          <w:t>6</w:t>
+        </w:r>
+        <w:r>
+          <w:rPr>
+            <w:rStyle w:val="Hipervnculo"/>
+            <w:noProof/>
+          </w:rPr>
+          <w:noBreakHyphen/>
+          <w:t>3. Figure: WIP limit graph (24/01/2024)</w:t>
+        </w:r>
+        <w:r>
+          <w:rPr>
+            <w:noProof/>
+            <w:webHidden/>
+          </w:rPr>
+          <w:tab/>
+        </w:r>
+        <w:r>
+          <w:rPr>
+            <w:noProof/>
+            <w:webHidden/>
+          </w:rPr>
+          <w:fldChar w:fldCharType="begin"/>
+        </w:r>
+        <w:r>
+          <w:rPr>
+            <w:noProof/>
+            <w:webHidden/>
+          </w:rPr>
+          <w:instrText xml:space="preserve"> PAGEREF _Toc156892461 \h </w:instrText>
+        </w:r>
+        <w:r>
+          <w:rPr>
+            <w:noProof/>
+            <w:webHidden/>
+          </w:rPr>
+        </w:r>
+        <w:r>
+          <w:rPr>
+            <w:noProof/>
+            <w:webHidden/>
+          </w:rPr>
+          <w:fldChar w:fldCharType="separate"/>
+        </w:r>
+        <w:r>
+          <w:rPr>
+            <w:noProof/>
+            <w:webHidden/>
+          </w:rPr>
+          <w:t>55</w:t>
         </w:r>
         <w:r>
           <w:rPr>
@@ -3266,7 +4508,7 @@
       <w:pPr>
         <w:pStyle w:val="Ttulo1"/>
       </w:pPr>
-      <w:bookmarkStart w:id="4" w:name="_Toc156490651"/>
+      <w:bookmarkStart w:id="4" w:name="_Toc156892352"/>
       <w:r>
         <w:lastRenderedPageBreak/>
         <w:t>Initial meeting</w:t>
@@ -3771,7 +5013,7 @@
       <w:pPr>
         <w:pStyle w:val="Ttulo1"/>
       </w:pPr>
-      <w:bookmarkStart w:id="5" w:name="_Toc156490652"/>
+      <w:bookmarkStart w:id="5" w:name="_Toc156892353"/>
       <w:r>
         <w:lastRenderedPageBreak/>
         <w:t>First week (11/12/2023 - 17/12/2023)</w:t>
@@ -3782,7 +5024,7 @@
       <w:pPr>
         <w:pStyle w:val="Ttulo2"/>
       </w:pPr>
-      <w:bookmarkStart w:id="6" w:name="_Toc156490653"/>
+      <w:bookmarkStart w:id="6" w:name="_Toc156892354"/>
       <w:r>
         <w:t>Daily meeting (11/12/2023)</w:t>
       </w:r>
@@ -4034,7 +5276,7 @@
       <w:pPr>
         <w:pStyle w:val="Ttulo2"/>
       </w:pPr>
-      <w:bookmarkStart w:id="7" w:name="_Toc156490654"/>
+      <w:bookmarkStart w:id="7" w:name="_Toc156892355"/>
       <w:r>
         <w:t>Daily meeting (12/12/2023)</w:t>
       </w:r>
@@ -4578,7 +5820,7 @@
       <w:pPr>
         <w:pStyle w:val="Ttulo2"/>
       </w:pPr>
-      <w:bookmarkStart w:id="8" w:name="_Toc156490655"/>
+      <w:bookmarkStart w:id="8" w:name="_Toc156892356"/>
       <w:r>
         <w:t>Daily Meeting (13/12/2023)</w:t>
       </w:r>
@@ -5155,7 +6397,7 @@
       <w:pPr>
         <w:pStyle w:val="Ttulo2"/>
       </w:pPr>
-      <w:bookmarkStart w:id="9" w:name="_Toc156490656"/>
+      <w:bookmarkStart w:id="9" w:name="_Toc156892357"/>
       <w:r>
         <w:t>Daily meeting (14/12/2023)</w:t>
       </w:r>
@@ -5726,7 +6968,7 @@
       <w:pPr>
         <w:pStyle w:val="Ttulo2"/>
       </w:pPr>
-      <w:bookmarkStart w:id="10" w:name="_Toc156490657"/>
+      <w:bookmarkStart w:id="10" w:name="_Toc156892358"/>
       <w:r>
         <w:t>Daily meeting (15/12/2023)</w:t>
       </w:r>
@@ -6336,7 +7578,7 @@
       <w:pPr>
         <w:pStyle w:val="Ttulo1"/>
       </w:pPr>
-      <w:bookmarkStart w:id="11" w:name="_Toc156490658"/>
+      <w:bookmarkStart w:id="11" w:name="_Toc156892359"/>
       <w:r>
         <w:lastRenderedPageBreak/>
         <w:t>Second week (18/12/2023-24/12/2023)</w:t>
@@ -6347,7 +7589,7 @@
       <w:pPr>
         <w:pStyle w:val="Ttulo2"/>
       </w:pPr>
-      <w:bookmarkStart w:id="12" w:name="_Toc156490659"/>
+      <w:bookmarkStart w:id="12" w:name="_Toc156892360"/>
       <w:r>
         <w:t>Replenishment and Commitment Meeting (18/12/2023)</w:t>
       </w:r>
@@ -6779,7 +8021,7 @@
       <w:pPr>
         <w:pStyle w:val="Ttulo2"/>
       </w:pPr>
-      <w:bookmarkStart w:id="13" w:name="_Toc156490660"/>
+      <w:bookmarkStart w:id="13" w:name="_Toc156892361"/>
       <w:r>
         <w:t>Daily meeting (18/11/2023)</w:t>
       </w:r>
@@ -7350,7 +8592,7 @@
       <w:pPr>
         <w:pStyle w:val="Ttulo2"/>
       </w:pPr>
-      <w:bookmarkStart w:id="14" w:name="_Toc156490661"/>
+      <w:bookmarkStart w:id="14" w:name="_Toc156892362"/>
       <w:r>
         <w:t>Daily meeting (</w:t>
       </w:r>
@@ -8231,7 +9473,7 @@
       <w:pPr>
         <w:pStyle w:val="Ttulo2"/>
       </w:pPr>
-      <w:bookmarkStart w:id="15" w:name="_Toc156490662"/>
+      <w:bookmarkStart w:id="15" w:name="_Toc156892363"/>
       <w:r>
         <w:t>Daily meeting (20/12/2023)</w:t>
       </w:r>
@@ -8825,7 +10067,7 @@
       <w:pPr>
         <w:pStyle w:val="Ttulo2"/>
       </w:pPr>
-      <w:bookmarkStart w:id="16" w:name="_Toc156490663"/>
+      <w:bookmarkStart w:id="16" w:name="_Toc156892364"/>
       <w:r>
         <w:t>Service delivery review (21/12/2023)</w:t>
       </w:r>
@@ -9190,6 +10432,7 @@
       <w:r>
         <w:fldChar w:fldCharType="separate"/>
       </w:r>
+      <w:bookmarkStart w:id="18" w:name="_Toc156892455"/>
       <w:r>
         <w:rPr>
           <w:noProof/>
@@ -9220,7 +10463,6 @@
       <w:r>
         <w:fldChar w:fldCharType="end"/>
       </w:r>
-      <w:bookmarkStart w:id="18" w:name="_Toc156232097"/>
       <w:r>
         <w:t>. Figure: Lead time (21/12/2023)</w:t>
       </w:r>
@@ -9389,6 +10631,7 @@
       <w:r>
         <w:fldChar w:fldCharType="separate"/>
       </w:r>
+      <w:bookmarkStart w:id="20" w:name="_Toc156892456"/>
       <w:r>
         <w:rPr>
           <w:noProof/>
@@ -9419,7 +10662,6 @@
       <w:r>
         <w:fldChar w:fldCharType="end"/>
       </w:r>
-      <w:bookmarkStart w:id="20" w:name="_Toc156232098"/>
       <w:r>
         <w:t>. Figure: Gantt diagram (21/12/2023)</w:t>
       </w:r>
@@ -9537,7 +10779,7 @@
       <w:pPr>
         <w:pStyle w:val="Ttulo1"/>
       </w:pPr>
-      <w:bookmarkStart w:id="21" w:name="_Toc156490664"/>
+      <w:bookmarkStart w:id="21" w:name="_Toc156892365"/>
       <w:r>
         <w:lastRenderedPageBreak/>
         <w:t>Fifth Week (08/01/2024 – 14/01/2024)</w:t>
@@ -9548,7 +10790,7 @@
       <w:pPr>
         <w:pStyle w:val="Ttulo2"/>
       </w:pPr>
-      <w:bookmarkStart w:id="22" w:name="_Toc156490665"/>
+      <w:bookmarkStart w:id="22" w:name="_Toc156892366"/>
       <w:r>
         <w:t>Service delivery meeting (08/01/2024)</w:t>
       </w:r>
@@ -9905,6 +11147,7 @@
       <w:r>
         <w:fldChar w:fldCharType="separate"/>
       </w:r>
+      <w:bookmarkStart w:id="24" w:name="_Toc156892457"/>
       <w:r>
         <w:rPr>
           <w:noProof/>
@@ -9935,7 +11178,6 @@
       <w:r>
         <w:fldChar w:fldCharType="end"/>
       </w:r>
-      <w:bookmarkStart w:id="24" w:name="_Toc156232099"/>
       <w:r>
         <w:t>. Figure: Lead time (08/01/2024)</w:t>
       </w:r>
@@ -10106,6 +11348,7 @@
       <w:r>
         <w:fldChar w:fldCharType="separate"/>
       </w:r>
+      <w:bookmarkStart w:id="26" w:name="_Toc156892458"/>
       <w:r>
         <w:rPr>
           <w:noProof/>
@@ -10136,7 +11379,6 @@
       <w:r>
         <w:fldChar w:fldCharType="end"/>
       </w:r>
-      <w:bookmarkStart w:id="26" w:name="_Toc156232100"/>
       <w:r>
         <w:t>. Figure: Gantt diagram (08/01/2024)</w:t>
       </w:r>
@@ -10258,7 +11500,7 @@
       <w:pPr>
         <w:pStyle w:val="Ttulo2"/>
       </w:pPr>
-      <w:bookmarkStart w:id="27" w:name="_Toc156490666"/>
+      <w:bookmarkStart w:id="27" w:name="_Toc156892367"/>
       <w:r>
         <w:rPr>
           <w:bCs/>
@@ -10725,7 +11967,7 @@
       <w:pPr>
         <w:pStyle w:val="Ttulo2"/>
       </w:pPr>
-      <w:bookmarkStart w:id="28" w:name="_Toc156490667"/>
+      <w:bookmarkStart w:id="28" w:name="_Toc156892368"/>
       <w:r>
         <w:t>Daily meeting (08/01/2024)</w:t>
       </w:r>
@@ -11287,7 +12529,7 @@
       <w:pPr>
         <w:pStyle w:val="Ttulo2"/>
       </w:pPr>
-      <w:bookmarkStart w:id="29" w:name="_Toc156490668"/>
+      <w:bookmarkStart w:id="29" w:name="_Toc156892369"/>
       <w:r>
         <w:t>Daily meeting (09/01/2024)</w:t>
       </w:r>
@@ -11824,7 +13066,7 @@
       <w:pPr>
         <w:pStyle w:val="Ttulo2"/>
       </w:pPr>
-      <w:bookmarkStart w:id="30" w:name="_Toc156490669"/>
+      <w:bookmarkStart w:id="30" w:name="_Toc156892370"/>
       <w:r>
         <w:t>Daily meeting (10/01/2024)</w:t>
       </w:r>
@@ -12371,7 +13613,7 @@
       <w:pPr>
         <w:pStyle w:val="Ttulo2"/>
       </w:pPr>
-      <w:bookmarkStart w:id="31" w:name="_Toc156490670"/>
+      <w:bookmarkStart w:id="31" w:name="_Toc156892371"/>
       <w:r>
         <w:t>Daily meetin</w:t>
       </w:r>
@@ -12918,7 +14160,7 @@
       <w:pPr>
         <w:pStyle w:val="Ttulo2"/>
       </w:pPr>
-      <w:bookmarkStart w:id="32" w:name="_Toc156490671"/>
+      <w:bookmarkStart w:id="32" w:name="_Toc156892372"/>
       <w:r>
         <w:t>Daily meeting (12/01/2024)</w:t>
       </w:r>
@@ -13491,7 +14733,7 @@
       <w:pPr>
         <w:pStyle w:val="Ttulo1"/>
       </w:pPr>
-      <w:bookmarkStart w:id="33" w:name="_Toc156490672"/>
+      <w:bookmarkStart w:id="33" w:name="_Toc156892373"/>
       <w:r>
         <w:lastRenderedPageBreak/>
         <w:t>Sixth week (15/01/2024-21/01/2024)</w:t>
@@ -13502,7 +14744,7 @@
       <w:pPr>
         <w:pStyle w:val="Ttulo2"/>
       </w:pPr>
-      <w:bookmarkStart w:id="34" w:name="_Toc156490673"/>
+      <w:bookmarkStart w:id="34" w:name="_Toc156892374"/>
       <w:r>
         <w:t>Replenishment and Commitment Meeting</w:t>
       </w:r>
@@ -13926,7 +15168,7 @@
       <w:pPr>
         <w:pStyle w:val="Ttulo2"/>
       </w:pPr>
-      <w:bookmarkStart w:id="35" w:name="_Toc156490674"/>
+      <w:bookmarkStart w:id="35" w:name="_Toc156892375"/>
       <w:r>
         <w:t>Daily meeting (15/01/2024)</w:t>
       </w:r>
@@ -14464,9 +15706,11 @@
       <w:pPr>
         <w:pStyle w:val="Ttulo2"/>
       </w:pPr>
+      <w:bookmarkStart w:id="36" w:name="_Toc156892376"/>
       <w:r>
         <w:t>Daily meeting (16/01/2024)</w:t>
       </w:r>
+      <w:bookmarkEnd w:id="36"/>
     </w:p>
     <w:p>
       <w:pPr>
@@ -15894,9 +17138,11 @@
       <w:pPr>
         <w:pStyle w:val="Ttulo2"/>
       </w:pPr>
+      <w:bookmarkStart w:id="37" w:name="_Toc156892377"/>
       <w:r>
         <w:t>Daily meeting (17/01/2024)</w:t>
       </w:r>
+      <w:bookmarkEnd w:id="37"/>
     </w:p>
     <w:p>
       <w:pPr>
@@ -17385,9 +18631,11 @@
       <w:pPr>
         <w:pStyle w:val="Ttulo2"/>
       </w:pPr>
+      <w:bookmarkStart w:id="38" w:name="_Toc156892378"/>
       <w:r>
         <w:t>Daily meeting (18/01/2024)</w:t>
       </w:r>
+      <w:bookmarkEnd w:id="38"/>
     </w:p>
     <w:p>
       <w:pPr>
@@ -18695,9 +19943,11 @@
       <w:pPr>
         <w:pStyle w:val="Ttulo2"/>
       </w:pPr>
+      <w:bookmarkStart w:id="39" w:name="_Toc156892379"/>
       <w:r>
         <w:t>Daily meeting (19/01/2024)</w:t>
       </w:r>
+      <w:bookmarkEnd w:id="39"/>
     </w:p>
     <w:p>
       <w:pPr>
@@ -20002,19 +21252,20 @@
       <w:pPr>
         <w:pStyle w:val="Ttulo1"/>
       </w:pPr>
-      <w:bookmarkStart w:id="36" w:name="_Toc156490675"/>
-      <w:bookmarkStart w:id="37" w:name="_Hlk137405933"/>
+      <w:bookmarkStart w:id="40" w:name="_Hlk137405933"/>
+      <w:bookmarkStart w:id="41" w:name="_Toc156892380"/>
       <w:r>
         <w:lastRenderedPageBreak/>
         <w:t>Seventh week (22/01/2024-24/01/2024)</w:t>
       </w:r>
-      <w:bookmarkEnd w:id="36"/>
-      <w:bookmarkEnd w:id="37"/>
+      <w:bookmarkEnd w:id="40"/>
+      <w:bookmarkEnd w:id="41"/>
     </w:p>
     <w:p>
       <w:pPr>
         <w:pStyle w:val="Ttulo2"/>
       </w:pPr>
+      <w:bookmarkStart w:id="42" w:name="_Toc156892381"/>
       <w:r>
         <w:rPr>
           <w:bCs/>
@@ -20033,6 +21284,7 @@
         </w:rPr>
         <w:t>/01/2024)</w:t>
       </w:r>
+      <w:bookmarkEnd w:id="42"/>
     </w:p>
     <w:p>
       <w:r>
@@ -20480,6 +21732,7 @@
       <w:pPr>
         <w:pStyle w:val="Ttulo2"/>
       </w:pPr>
+      <w:bookmarkStart w:id="43" w:name="_Toc156892382"/>
       <w:r>
         <w:t>Daily meeting (</w:t>
       </w:r>
@@ -20489,6 +21742,7 @@
       <w:r>
         <w:t>/01/2024)</w:t>
       </w:r>
+      <w:bookmarkEnd w:id="43"/>
     </w:p>
     <w:p>
       <w:r>
@@ -21031,6 +22285,7 @@
       <w:pPr>
         <w:pStyle w:val="Ttulo2"/>
       </w:pPr>
+      <w:bookmarkStart w:id="44" w:name="_Toc156892383"/>
       <w:r>
         <w:t>Daily meeting (2</w:t>
       </w:r>
@@ -21040,6 +22295,7 @@
       <w:r>
         <w:t>/01/2024)</w:t>
       </w:r>
+      <w:bookmarkEnd w:id="44"/>
     </w:p>
     <w:p>
       <w:r>
@@ -21597,6 +22853,7 @@
       <w:pPr>
         <w:pStyle w:val="Ttulo2"/>
       </w:pPr>
+      <w:bookmarkStart w:id="45" w:name="_Toc156892384"/>
       <w:r>
         <w:t>Daily meeting (2</w:t>
       </w:r>
@@ -21606,6 +22863,7 @@
       <w:r>
         <w:t>/01/2024)</w:t>
       </w:r>
+      <w:bookmarkEnd w:id="45"/>
     </w:p>
     <w:p>
       <w:r>
@@ -22150,6 +23408,7 @@
       <w:pPr>
         <w:pStyle w:val="Ttulo2"/>
       </w:pPr>
+      <w:bookmarkStart w:id="46" w:name="_Toc156892385"/>
       <w:r>
         <w:t>Service delivery meeting (</w:t>
       </w:r>
@@ -22159,6 +23418,7 @@
       <w:r>
         <w:t>/01/2024)</w:t>
       </w:r>
+      <w:bookmarkEnd w:id="46"/>
     </w:p>
     <w:p>
       <w:r>
@@ -22472,7 +23732,7 @@
         </w:drawing>
       </w:r>
     </w:p>
-    <w:bookmarkStart w:id="38" w:name="_Ref156847924"/>
+    <w:bookmarkStart w:id="47" w:name="_Ref156847924"/>
     <w:p>
       <w:pPr>
         <w:pStyle w:val="Descripcin"/>
@@ -22487,6 +23747,7 @@
       <w:r>
         <w:fldChar w:fldCharType="separate"/>
       </w:r>
+      <w:bookmarkStart w:id="48" w:name="_Toc156892459"/>
       <w:r>
         <w:rPr>
           <w:noProof/>
@@ -22520,7 +23781,8 @@
       <w:r>
         <w:t>. Figure: Final lead time (24/01/2024)</w:t>
       </w:r>
-      <w:bookmarkEnd w:id="38"/>
+      <w:bookmarkEnd w:id="47"/>
+      <w:bookmarkEnd w:id="48"/>
     </w:p>
     <w:p>
       <w:pPr>
@@ -22722,7 +23984,7 @@
         </w:drawing>
       </w:r>
     </w:p>
-    <w:bookmarkStart w:id="39" w:name="_Ref156847787"/>
+    <w:bookmarkStart w:id="49" w:name="_Ref156847787"/>
     <w:p>
       <w:pPr>
         <w:pStyle w:val="Descripcin"/>
@@ -22737,6 +23999,7 @@
       <w:r>
         <w:fldChar w:fldCharType="separate"/>
       </w:r>
+      <w:bookmarkStart w:id="50" w:name="_Toc156892460"/>
       <w:r>
         <w:rPr>
           <w:noProof/>
@@ -22770,7 +24033,8 @@
       <w:r>
         <w:t>. Figure: Final Gantt diagram (24/01/2024)</w:t>
       </w:r>
-      <w:bookmarkEnd w:id="39"/>
+      <w:bookmarkEnd w:id="49"/>
+      <w:bookmarkEnd w:id="50"/>
     </w:p>
     <w:p>
       <w:r>
@@ -22893,6 +24157,7 @@
       <w:pPr>
         <w:pStyle w:val="Ttulo2"/>
       </w:pPr>
+      <w:bookmarkStart w:id="51" w:name="_Toc156892386"/>
       <w:r>
         <w:t>Strategy review meeting</w:t>
       </w:r>
@@ -22905,6 +24170,7 @@
       <w:r>
         <w:t>/01/2024)</w:t>
       </w:r>
+      <w:bookmarkEnd w:id="51"/>
     </w:p>
     <w:p>
       <w:r>
@@ -23289,7 +24555,7 @@
         </w:drawing>
       </w:r>
     </w:p>
-    <w:bookmarkStart w:id="40" w:name="_Ref156848278"/>
+    <w:bookmarkStart w:id="52" w:name="_Ref156848278"/>
     <w:p>
       <w:pPr>
         <w:pStyle w:val="Descripcin"/>
@@ -23304,6 +24570,7 @@
       <w:r>
         <w:fldChar w:fldCharType="separate"/>
       </w:r>
+      <w:bookmarkStart w:id="53" w:name="_Toc156892461"/>
       <w:r>
         <w:rPr>
           <w:noProof/>
@@ -23337,7 +24604,8 @@
       <w:r>
         <w:t>. Figure: WIP limit graph (24/01/2024)</w:t>
       </w:r>
-      <w:bookmarkEnd w:id="40"/>
+      <w:bookmarkEnd w:id="52"/>
+      <w:bookmarkEnd w:id="53"/>
     </w:p>
     <w:p>
       <w:pPr>
@@ -23728,7 +24996,7 @@
         </w:pPr>
         <w:fldSimple w:instr=" STYLEREF  Título  \* MERGEFORMAT ">
           <w:r>
-            <w:t>Roomie</w:t>
+            <w:t>Trade Hunter’s meeting minutes</w:t>
           </w:r>
         </w:fldSimple>
       </w:p>
@@ -25647,7 +26915,7 @@
         <w:szCs w:val="18"/>
         <w:lang w:val="es-ES" w:eastAsia="es-ES"/>
       </w:rPr>
-      <w:t>6</w:t>
+      <w:t>4</w:t>
     </w:r>
     <w:r>
       <w:rPr>
@@ -25702,7 +26970,7 @@
         <w:szCs w:val="18"/>
         <w:lang w:val="es-ES" w:eastAsia="es-ES"/>
       </w:rPr>
-      <w:t>Seventh week (22/01/2024-24/01/2024)</w:t>
+      <w:t>Fifth Week (08/01/2024 – 14/01/2024)</w:t>
     </w:r>
     <w:r>
       <w:rPr>

--- a/07_Final_deliveries/Report/Project's meeting minutes.docx
+++ b/07_Final_deliveries/Report/Project's meeting minutes.docx
@@ -74,7 +74,7 @@
         <mc:AlternateContent>
           <mc:Choice Requires="wpg">
             <w:drawing>
-              <wp:anchor distT="0" distB="0" distL="114300" distR="114300" simplePos="0" relativeHeight="251659264" behindDoc="0" locked="0" layoutInCell="1" allowOverlap="1" wp14:anchorId="1E2ABBB2" wp14:editId="0FB043A5">
+              <wp:anchor distT="0" distB="0" distL="114300" distR="114300" simplePos="0" relativeHeight="251659264" behindDoc="0" locked="0" layoutInCell="1" allowOverlap="1" wp14:anchorId="1E2ABBB2" wp14:editId="3DF047B3">
                 <wp:simplePos x="0" y="0"/>
                 <wp:positionH relativeFrom="column">
                   <wp:posOffset>-1714500</wp:posOffset>
@@ -648,7 +648,7 @@
         </w:rPr>
         <w:fldChar w:fldCharType="separate"/>
       </w:r>
-      <w:hyperlink w:anchor="_Toc156892351" w:history="1">
+      <w:hyperlink w:anchor="_Toc156978168" w:history="1">
         <w:r>
           <w:rPr>
             <w:rStyle w:val="Hipervnculo"/>
@@ -675,7 +675,7 @@
             <w:noProof/>
             <w:webHidden/>
           </w:rPr>
-          <w:instrText xml:space="preserve"> PAGEREF _Toc156892351 \h </w:instrText>
+          <w:instrText xml:space="preserve"> PAGEREF _Toc156978168 \h </w:instrText>
         </w:r>
         <w:r>
           <w:rPr>
@@ -723,7 +723,7 @@
           <w14:ligatures w14:val="standardContextual"/>
         </w:rPr>
       </w:pPr>
-      <w:hyperlink w:anchor="_Toc156892352" w:history="1">
+      <w:hyperlink w:anchor="_Toc156978169" w:history="1">
         <w:r>
           <w:rPr>
             <w:rStyle w:val="Hipervnculo"/>
@@ -769,7 +769,7 @@
             <w:noProof/>
             <w:webHidden/>
           </w:rPr>
-          <w:instrText xml:space="preserve"> PAGEREF _Toc156892352 \h </w:instrText>
+          <w:instrText xml:space="preserve"> PAGEREF _Toc156978169 \h </w:instrText>
         </w:r>
         <w:r>
           <w:rPr>
@@ -817,7 +817,7 @@
           <w14:ligatures w14:val="standardContextual"/>
         </w:rPr>
       </w:pPr>
-      <w:hyperlink w:anchor="_Toc156892353" w:history="1">
+      <w:hyperlink w:anchor="_Toc156978170" w:history="1">
         <w:r>
           <w:rPr>
             <w:rStyle w:val="Hipervnculo"/>
@@ -863,7 +863,7 @@
             <w:noProof/>
             <w:webHidden/>
           </w:rPr>
-          <w:instrText xml:space="preserve"> PAGEREF _Toc156892353 \h </w:instrText>
+          <w:instrText xml:space="preserve"> PAGEREF _Toc156978170 \h </w:instrText>
         </w:r>
         <w:r>
           <w:rPr>
@@ -909,7 +909,7 @@
           <w14:ligatures w14:val="standardContextual"/>
         </w:rPr>
       </w:pPr>
-      <w:hyperlink w:anchor="_Toc156892354" w:history="1">
+      <w:hyperlink w:anchor="_Toc156978171" w:history="1">
         <w:r>
           <w:rPr>
             <w:rStyle w:val="Hipervnculo"/>
@@ -953,7 +953,7 @@
             <w:noProof/>
             <w:webHidden/>
           </w:rPr>
-          <w:instrText xml:space="preserve"> PAGEREF _Toc156892354 \h </w:instrText>
+          <w:instrText xml:space="preserve"> PAGEREF _Toc156978171 \h </w:instrText>
         </w:r>
         <w:r>
           <w:rPr>
@@ -999,7 +999,7 @@
           <w14:ligatures w14:val="standardContextual"/>
         </w:rPr>
       </w:pPr>
-      <w:hyperlink w:anchor="_Toc156892355" w:history="1">
+      <w:hyperlink w:anchor="_Toc156978172" w:history="1">
         <w:r>
           <w:rPr>
             <w:rStyle w:val="Hipervnculo"/>
@@ -1043,7 +1043,7 @@
             <w:noProof/>
             <w:webHidden/>
           </w:rPr>
-          <w:instrText xml:space="preserve"> PAGEREF _Toc156892355 \h </w:instrText>
+          <w:instrText xml:space="preserve"> PAGEREF _Toc156978172 \h </w:instrText>
         </w:r>
         <w:r>
           <w:rPr>
@@ -1089,7 +1089,7 @@
           <w14:ligatures w14:val="standardContextual"/>
         </w:rPr>
       </w:pPr>
-      <w:hyperlink w:anchor="_Toc156892356" w:history="1">
+      <w:hyperlink w:anchor="_Toc156978173" w:history="1">
         <w:r>
           <w:rPr>
             <w:rStyle w:val="Hipervnculo"/>
@@ -1133,7 +1133,7 @@
             <w:noProof/>
             <w:webHidden/>
           </w:rPr>
-          <w:instrText xml:space="preserve"> PAGEREF _Toc156892356 \h </w:instrText>
+          <w:instrText xml:space="preserve"> PAGEREF _Toc156978173 \h </w:instrText>
         </w:r>
         <w:r>
           <w:rPr>
@@ -1179,7 +1179,7 @@
           <w14:ligatures w14:val="standardContextual"/>
         </w:rPr>
       </w:pPr>
-      <w:hyperlink w:anchor="_Toc156892357" w:history="1">
+      <w:hyperlink w:anchor="_Toc156978174" w:history="1">
         <w:r>
           <w:rPr>
             <w:rStyle w:val="Hipervnculo"/>
@@ -1223,7 +1223,7 @@
             <w:noProof/>
             <w:webHidden/>
           </w:rPr>
-          <w:instrText xml:space="preserve"> PAGEREF _Toc156892357 \h </w:instrText>
+          <w:instrText xml:space="preserve"> PAGEREF _Toc156978174 \h </w:instrText>
         </w:r>
         <w:r>
           <w:rPr>
@@ -1269,7 +1269,7 @@
           <w14:ligatures w14:val="standardContextual"/>
         </w:rPr>
       </w:pPr>
-      <w:hyperlink w:anchor="_Toc156892358" w:history="1">
+      <w:hyperlink w:anchor="_Toc156978175" w:history="1">
         <w:r>
           <w:rPr>
             <w:rStyle w:val="Hipervnculo"/>
@@ -1313,7 +1313,7 @@
             <w:noProof/>
             <w:webHidden/>
           </w:rPr>
-          <w:instrText xml:space="preserve"> PAGEREF _Toc156892358 \h </w:instrText>
+          <w:instrText xml:space="preserve"> PAGEREF _Toc156978175 \h </w:instrText>
         </w:r>
         <w:r>
           <w:rPr>
@@ -1361,7 +1361,7 @@
           <w14:ligatures w14:val="standardContextual"/>
         </w:rPr>
       </w:pPr>
-      <w:hyperlink w:anchor="_Toc156892359" w:history="1">
+      <w:hyperlink w:anchor="_Toc156978176" w:history="1">
         <w:r>
           <w:rPr>
             <w:rStyle w:val="Hipervnculo"/>
@@ -1407,7 +1407,7 @@
             <w:noProof/>
             <w:webHidden/>
           </w:rPr>
-          <w:instrText xml:space="preserve"> PAGEREF _Toc156892359 \h </w:instrText>
+          <w:instrText xml:space="preserve"> PAGEREF _Toc156978176 \h </w:instrText>
         </w:r>
         <w:r>
           <w:rPr>
@@ -1453,7 +1453,7 @@
           <w14:ligatures w14:val="standardContextual"/>
         </w:rPr>
       </w:pPr>
-      <w:hyperlink w:anchor="_Toc156892360" w:history="1">
+      <w:hyperlink w:anchor="_Toc156978177" w:history="1">
         <w:r>
           <w:rPr>
             <w:rStyle w:val="Hipervnculo"/>
@@ -1497,7 +1497,7 @@
             <w:noProof/>
             <w:webHidden/>
           </w:rPr>
-          <w:instrText xml:space="preserve"> PAGEREF _Toc156892360 \h </w:instrText>
+          <w:instrText xml:space="preserve"> PAGEREF _Toc156978177 \h </w:instrText>
         </w:r>
         <w:r>
           <w:rPr>
@@ -1543,7 +1543,7 @@
           <w14:ligatures w14:val="standardContextual"/>
         </w:rPr>
       </w:pPr>
-      <w:hyperlink w:anchor="_Toc156892361" w:history="1">
+      <w:hyperlink w:anchor="_Toc156978178" w:history="1">
         <w:r>
           <w:rPr>
             <w:rStyle w:val="Hipervnculo"/>
@@ -1587,7 +1587,7 @@
             <w:noProof/>
             <w:webHidden/>
           </w:rPr>
-          <w:instrText xml:space="preserve"> PAGEREF _Toc156892361 \h </w:instrText>
+          <w:instrText xml:space="preserve"> PAGEREF _Toc156978178 \h </w:instrText>
         </w:r>
         <w:r>
           <w:rPr>
@@ -1633,7 +1633,7 @@
           <w14:ligatures w14:val="standardContextual"/>
         </w:rPr>
       </w:pPr>
-      <w:hyperlink w:anchor="_Toc156892362" w:history="1">
+      <w:hyperlink w:anchor="_Toc156978179" w:history="1">
         <w:r>
           <w:rPr>
             <w:rStyle w:val="Hipervnculo"/>
@@ -1677,7 +1677,7 @@
             <w:noProof/>
             <w:webHidden/>
           </w:rPr>
-          <w:instrText xml:space="preserve"> PAGEREF _Toc156892362 \h </w:instrText>
+          <w:instrText xml:space="preserve"> PAGEREF _Toc156978179 \h </w:instrText>
         </w:r>
         <w:r>
           <w:rPr>
@@ -1723,7 +1723,7 @@
           <w14:ligatures w14:val="standardContextual"/>
         </w:rPr>
       </w:pPr>
-      <w:hyperlink w:anchor="_Toc156892363" w:history="1">
+      <w:hyperlink w:anchor="_Toc156978180" w:history="1">
         <w:r>
           <w:rPr>
             <w:rStyle w:val="Hipervnculo"/>
@@ -1767,7 +1767,7 @@
             <w:noProof/>
             <w:webHidden/>
           </w:rPr>
-          <w:instrText xml:space="preserve"> PAGEREF _Toc156892363 \h </w:instrText>
+          <w:instrText xml:space="preserve"> PAGEREF _Toc156978180 \h </w:instrText>
         </w:r>
         <w:r>
           <w:rPr>
@@ -1813,7 +1813,7 @@
           <w14:ligatures w14:val="standardContextual"/>
         </w:rPr>
       </w:pPr>
-      <w:hyperlink w:anchor="_Toc156892364" w:history="1">
+      <w:hyperlink w:anchor="_Toc156978181" w:history="1">
         <w:r>
           <w:rPr>
             <w:rStyle w:val="Hipervnculo"/>
@@ -1857,7 +1857,7 @@
             <w:noProof/>
             <w:webHidden/>
           </w:rPr>
-          <w:instrText xml:space="preserve"> PAGEREF _Toc156892364 \h </w:instrText>
+          <w:instrText xml:space="preserve"> PAGEREF _Toc156978181 \h </w:instrText>
         </w:r>
         <w:r>
           <w:rPr>
@@ -1905,7 +1905,7 @@
           <w14:ligatures w14:val="standardContextual"/>
         </w:rPr>
       </w:pPr>
-      <w:hyperlink w:anchor="_Toc156892365" w:history="1">
+      <w:hyperlink w:anchor="_Toc156978182" w:history="1">
         <w:r>
           <w:rPr>
             <w:rStyle w:val="Hipervnculo"/>
@@ -1951,7 +1951,7 @@
             <w:noProof/>
             <w:webHidden/>
           </w:rPr>
-          <w:instrText xml:space="preserve"> PAGEREF _Toc156892365 \h </w:instrText>
+          <w:instrText xml:space="preserve"> PAGEREF _Toc156978182 \h </w:instrText>
         </w:r>
         <w:r>
           <w:rPr>
@@ -1997,7 +1997,7 @@
           <w14:ligatures w14:val="standardContextual"/>
         </w:rPr>
       </w:pPr>
-      <w:hyperlink w:anchor="_Toc156892366" w:history="1">
+      <w:hyperlink w:anchor="_Toc156978183" w:history="1">
         <w:r>
           <w:rPr>
             <w:rStyle w:val="Hipervnculo"/>
@@ -2041,7 +2041,7 @@
             <w:noProof/>
             <w:webHidden/>
           </w:rPr>
-          <w:instrText xml:space="preserve"> PAGEREF _Toc156892366 \h </w:instrText>
+          <w:instrText xml:space="preserve"> PAGEREF _Toc156978183 \h </w:instrText>
         </w:r>
         <w:r>
           <w:rPr>
@@ -2087,7 +2087,7 @@
           <w14:ligatures w14:val="standardContextual"/>
         </w:rPr>
       </w:pPr>
-      <w:hyperlink w:anchor="_Toc156892367" w:history="1">
+      <w:hyperlink w:anchor="_Toc156978184" w:history="1">
         <w:r>
           <w:rPr>
             <w:rStyle w:val="Hipervnculo"/>
@@ -2132,7 +2132,7 @@
             <w:noProof/>
             <w:webHidden/>
           </w:rPr>
-          <w:instrText xml:space="preserve"> PAGEREF _Toc156892367 \h </w:instrText>
+          <w:instrText xml:space="preserve"> PAGEREF _Toc156978184 \h </w:instrText>
         </w:r>
         <w:r>
           <w:rPr>
@@ -2178,7 +2178,7 @@
           <w14:ligatures w14:val="standardContextual"/>
         </w:rPr>
       </w:pPr>
-      <w:hyperlink w:anchor="_Toc156892368" w:history="1">
+      <w:hyperlink w:anchor="_Toc156978185" w:history="1">
         <w:r>
           <w:rPr>
             <w:rStyle w:val="Hipervnculo"/>
@@ -2222,7 +2222,7 @@
             <w:noProof/>
             <w:webHidden/>
           </w:rPr>
-          <w:instrText xml:space="preserve"> PAGEREF _Toc156892368 \h </w:instrText>
+          <w:instrText xml:space="preserve"> PAGEREF _Toc156978185 \h </w:instrText>
         </w:r>
         <w:r>
           <w:rPr>
@@ -2268,7 +2268,7 @@
           <w14:ligatures w14:val="standardContextual"/>
         </w:rPr>
       </w:pPr>
-      <w:hyperlink w:anchor="_Toc156892369" w:history="1">
+      <w:hyperlink w:anchor="_Toc156978186" w:history="1">
         <w:r>
           <w:rPr>
             <w:rStyle w:val="Hipervnculo"/>
@@ -2312,7 +2312,7 @@
             <w:noProof/>
             <w:webHidden/>
           </w:rPr>
-          <w:instrText xml:space="preserve"> PAGEREF _Toc156892369 \h </w:instrText>
+          <w:instrText xml:space="preserve"> PAGEREF _Toc156978186 \h </w:instrText>
         </w:r>
         <w:r>
           <w:rPr>
@@ -2358,7 +2358,7 @@
           <w14:ligatures w14:val="standardContextual"/>
         </w:rPr>
       </w:pPr>
-      <w:hyperlink w:anchor="_Toc156892370" w:history="1">
+      <w:hyperlink w:anchor="_Toc156978187" w:history="1">
         <w:r>
           <w:rPr>
             <w:rStyle w:val="Hipervnculo"/>
@@ -2402,7 +2402,7 @@
             <w:noProof/>
             <w:webHidden/>
           </w:rPr>
-          <w:instrText xml:space="preserve"> PAGEREF _Toc156892370 \h </w:instrText>
+          <w:instrText xml:space="preserve"> PAGEREF _Toc156978187 \h </w:instrText>
         </w:r>
         <w:r>
           <w:rPr>
@@ -2448,7 +2448,7 @@
           <w14:ligatures w14:val="standardContextual"/>
         </w:rPr>
       </w:pPr>
-      <w:hyperlink w:anchor="_Toc156892371" w:history="1">
+      <w:hyperlink w:anchor="_Toc156978188" w:history="1">
         <w:r>
           <w:rPr>
             <w:rStyle w:val="Hipervnculo"/>
@@ -2492,7 +2492,7 @@
             <w:noProof/>
             <w:webHidden/>
           </w:rPr>
-          <w:instrText xml:space="preserve"> PAGEREF _Toc156892371 \h </w:instrText>
+          <w:instrText xml:space="preserve"> PAGEREF _Toc156978188 \h </w:instrText>
         </w:r>
         <w:r>
           <w:rPr>
@@ -2538,7 +2538,7 @@
           <w14:ligatures w14:val="standardContextual"/>
         </w:rPr>
       </w:pPr>
-      <w:hyperlink w:anchor="_Toc156892372" w:history="1">
+      <w:hyperlink w:anchor="_Toc156978189" w:history="1">
         <w:r>
           <w:rPr>
             <w:rStyle w:val="Hipervnculo"/>
@@ -2582,7 +2582,7 @@
             <w:noProof/>
             <w:webHidden/>
           </w:rPr>
-          <w:instrText xml:space="preserve"> PAGEREF _Toc156892372 \h </w:instrText>
+          <w:instrText xml:space="preserve"> PAGEREF _Toc156978189 \h </w:instrText>
         </w:r>
         <w:r>
           <w:rPr>
@@ -2630,7 +2630,7 @@
           <w14:ligatures w14:val="standardContextual"/>
         </w:rPr>
       </w:pPr>
-      <w:hyperlink w:anchor="_Toc156892373" w:history="1">
+      <w:hyperlink w:anchor="_Toc156978190" w:history="1">
         <w:r>
           <w:rPr>
             <w:rStyle w:val="Hipervnculo"/>
@@ -2676,7 +2676,7 @@
             <w:noProof/>
             <w:webHidden/>
           </w:rPr>
-          <w:instrText xml:space="preserve"> PAGEREF _Toc156892373 \h </w:instrText>
+          <w:instrText xml:space="preserve"> PAGEREF _Toc156978190 \h </w:instrText>
         </w:r>
         <w:r>
           <w:rPr>
@@ -2722,7 +2722,7 @@
           <w14:ligatures w14:val="standardContextual"/>
         </w:rPr>
       </w:pPr>
-      <w:hyperlink w:anchor="_Toc156892374" w:history="1">
+      <w:hyperlink w:anchor="_Toc156978191" w:history="1">
         <w:r>
           <w:rPr>
             <w:rStyle w:val="Hipervnculo"/>
@@ -2766,7 +2766,7 @@
             <w:noProof/>
             <w:webHidden/>
           </w:rPr>
-          <w:instrText xml:space="preserve"> PAGEREF _Toc156892374 \h </w:instrText>
+          <w:instrText xml:space="preserve"> PAGEREF _Toc156978191 \h </w:instrText>
         </w:r>
         <w:r>
           <w:rPr>
@@ -2812,7 +2812,7 @@
           <w14:ligatures w14:val="standardContextual"/>
         </w:rPr>
       </w:pPr>
-      <w:hyperlink w:anchor="_Toc156892375" w:history="1">
+      <w:hyperlink w:anchor="_Toc156978192" w:history="1">
         <w:r>
           <w:rPr>
             <w:rStyle w:val="Hipervnculo"/>
@@ -2856,7 +2856,7 @@
             <w:noProof/>
             <w:webHidden/>
           </w:rPr>
-          <w:instrText xml:space="preserve"> PAGEREF _Toc156892375 \h </w:instrText>
+          <w:instrText xml:space="preserve"> PAGEREF _Toc156978192 \h </w:instrText>
         </w:r>
         <w:r>
           <w:rPr>
@@ -2902,7 +2902,7 @@
           <w14:ligatures w14:val="standardContextual"/>
         </w:rPr>
       </w:pPr>
-      <w:hyperlink w:anchor="_Toc156892376" w:history="1">
+      <w:hyperlink w:anchor="_Toc156978193" w:history="1">
         <w:r>
           <w:rPr>
             <w:rStyle w:val="Hipervnculo"/>
@@ -2946,7 +2946,7 @@
             <w:noProof/>
             <w:webHidden/>
           </w:rPr>
-          <w:instrText xml:space="preserve"> PAGEREF _Toc156892376 \h </w:instrText>
+          <w:instrText xml:space="preserve"> PAGEREF _Toc156978193 \h </w:instrText>
         </w:r>
         <w:r>
           <w:rPr>
@@ -2992,7 +2992,7 @@
           <w14:ligatures w14:val="standardContextual"/>
         </w:rPr>
       </w:pPr>
-      <w:hyperlink w:anchor="_Toc156892377" w:history="1">
+      <w:hyperlink w:anchor="_Toc156978194" w:history="1">
         <w:r>
           <w:rPr>
             <w:rStyle w:val="Hipervnculo"/>
@@ -3036,7 +3036,7 @@
             <w:noProof/>
             <w:webHidden/>
           </w:rPr>
-          <w:instrText xml:space="preserve"> PAGEREF _Toc156892377 \h </w:instrText>
+          <w:instrText xml:space="preserve"> PAGEREF _Toc156978194 \h </w:instrText>
         </w:r>
         <w:r>
           <w:rPr>
@@ -3082,7 +3082,7 @@
           <w14:ligatures w14:val="standardContextual"/>
         </w:rPr>
       </w:pPr>
-      <w:hyperlink w:anchor="_Toc156892378" w:history="1">
+      <w:hyperlink w:anchor="_Toc156978195" w:history="1">
         <w:r>
           <w:rPr>
             <w:rStyle w:val="Hipervnculo"/>
@@ -3126,7 +3126,7 @@
             <w:noProof/>
             <w:webHidden/>
           </w:rPr>
-          <w:instrText xml:space="preserve"> PAGEREF _Toc156892378 \h </w:instrText>
+          <w:instrText xml:space="preserve"> PAGEREF _Toc156978195 \h </w:instrText>
         </w:r>
         <w:r>
           <w:rPr>
@@ -3172,7 +3172,7 @@
           <w14:ligatures w14:val="standardContextual"/>
         </w:rPr>
       </w:pPr>
-      <w:hyperlink w:anchor="_Toc156892379" w:history="1">
+      <w:hyperlink w:anchor="_Toc156978196" w:history="1">
         <w:r>
           <w:rPr>
             <w:rStyle w:val="Hipervnculo"/>
@@ -3216,7 +3216,7 @@
             <w:noProof/>
             <w:webHidden/>
           </w:rPr>
-          <w:instrText xml:space="preserve"> PAGEREF _Toc156892379 \h </w:instrText>
+          <w:instrText xml:space="preserve"> PAGEREF _Toc156978196 \h </w:instrText>
         </w:r>
         <w:r>
           <w:rPr>
@@ -3264,7 +3264,7 @@
           <w14:ligatures w14:val="standardContextual"/>
         </w:rPr>
       </w:pPr>
-      <w:hyperlink w:anchor="_Toc156892380" w:history="1">
+      <w:hyperlink w:anchor="_Toc156978197" w:history="1">
         <w:r>
           <w:rPr>
             <w:rStyle w:val="Hipervnculo"/>
@@ -3310,7 +3310,7 @@
             <w:noProof/>
             <w:webHidden/>
           </w:rPr>
-          <w:instrText xml:space="preserve"> PAGEREF _Toc156892380 \h </w:instrText>
+          <w:instrText xml:space="preserve"> PAGEREF _Toc156978197 \h </w:instrText>
         </w:r>
         <w:r>
           <w:rPr>
@@ -3356,7 +3356,7 @@
           <w14:ligatures w14:val="standardContextual"/>
         </w:rPr>
       </w:pPr>
-      <w:hyperlink w:anchor="_Toc156892381" w:history="1">
+      <w:hyperlink w:anchor="_Toc156978198" w:history="1">
         <w:r>
           <w:rPr>
             <w:rStyle w:val="Hipervnculo"/>
@@ -3401,7 +3401,7 @@
             <w:noProof/>
             <w:webHidden/>
           </w:rPr>
-          <w:instrText xml:space="preserve"> PAGEREF _Toc156892381 \h </w:instrText>
+          <w:instrText xml:space="preserve"> PAGEREF _Toc156978198 \h </w:instrText>
         </w:r>
         <w:r>
           <w:rPr>
@@ -3447,7 +3447,7 @@
           <w14:ligatures w14:val="standardContextual"/>
         </w:rPr>
       </w:pPr>
-      <w:hyperlink w:anchor="_Toc156892382" w:history="1">
+      <w:hyperlink w:anchor="_Toc156978199" w:history="1">
         <w:r>
           <w:rPr>
             <w:rStyle w:val="Hipervnculo"/>
@@ -3491,7 +3491,7 @@
             <w:noProof/>
             <w:webHidden/>
           </w:rPr>
-          <w:instrText xml:space="preserve"> PAGEREF _Toc156892382 \h </w:instrText>
+          <w:instrText xml:space="preserve"> PAGEREF _Toc156978199 \h </w:instrText>
         </w:r>
         <w:r>
           <w:rPr>
@@ -3537,7 +3537,7 @@
           <w14:ligatures w14:val="standardContextual"/>
         </w:rPr>
       </w:pPr>
-      <w:hyperlink w:anchor="_Toc156892383" w:history="1">
+      <w:hyperlink w:anchor="_Toc156978200" w:history="1">
         <w:r>
           <w:rPr>
             <w:rStyle w:val="Hipervnculo"/>
@@ -3581,7 +3581,7 @@
             <w:noProof/>
             <w:webHidden/>
           </w:rPr>
-          <w:instrText xml:space="preserve"> PAGEREF _Toc156892383 \h </w:instrText>
+          <w:instrText xml:space="preserve"> PAGEREF _Toc156978200 \h </w:instrText>
         </w:r>
         <w:r>
           <w:rPr>
@@ -3627,7 +3627,7 @@
           <w14:ligatures w14:val="standardContextual"/>
         </w:rPr>
       </w:pPr>
-      <w:hyperlink w:anchor="_Toc156892384" w:history="1">
+      <w:hyperlink w:anchor="_Toc156978201" w:history="1">
         <w:r>
           <w:rPr>
             <w:rStyle w:val="Hipervnculo"/>
@@ -3671,7 +3671,7 @@
             <w:noProof/>
             <w:webHidden/>
           </w:rPr>
-          <w:instrText xml:space="preserve"> PAGEREF _Toc156892384 \h </w:instrText>
+          <w:instrText xml:space="preserve"> PAGEREF _Toc156978201 \h </w:instrText>
         </w:r>
         <w:r>
           <w:rPr>
@@ -3717,7 +3717,7 @@
           <w14:ligatures w14:val="standardContextual"/>
         </w:rPr>
       </w:pPr>
-      <w:hyperlink w:anchor="_Toc156892385" w:history="1">
+      <w:hyperlink w:anchor="_Toc156978202" w:history="1">
         <w:r>
           <w:rPr>
             <w:rStyle w:val="Hipervnculo"/>
@@ -3761,7 +3761,7 @@
             <w:noProof/>
             <w:webHidden/>
           </w:rPr>
-          <w:instrText xml:space="preserve"> PAGEREF _Toc156892385 \h </w:instrText>
+          <w:instrText xml:space="preserve"> PAGEREF _Toc156978202 \h </w:instrText>
         </w:r>
         <w:r>
           <w:rPr>
@@ -3807,7 +3807,7 @@
           <w14:ligatures w14:val="standardContextual"/>
         </w:rPr>
       </w:pPr>
-      <w:hyperlink w:anchor="_Toc156892386" w:history="1">
+      <w:hyperlink w:anchor="_Toc156978203" w:history="1">
         <w:r>
           <w:rPr>
             <w:rStyle w:val="Hipervnculo"/>
@@ -3851,7 +3851,7 @@
             <w:noProof/>
             <w:webHidden/>
           </w:rPr>
-          <w:instrText xml:space="preserve"> PAGEREF _Toc156892386 \h </w:instrText>
+          <w:instrText xml:space="preserve"> PAGEREF _Toc156978203 \h </w:instrText>
         </w:r>
         <w:r>
           <w:rPr>
@@ -3917,7 +3917,7 @@
         </w:numPr>
       </w:pPr>
       <w:bookmarkStart w:id="2" w:name="_Toc86850231"/>
-      <w:bookmarkStart w:id="3" w:name="_Toc156892351"/>
+      <w:bookmarkStart w:id="3" w:name="_Toc156978168"/>
       <w:r>
         <w:lastRenderedPageBreak/>
         <w:t>Figure index</w:t>
@@ -3945,7 +3945,7 @@
       <w:r>
         <w:fldChar w:fldCharType="separate"/>
       </w:r>
-      <w:hyperlink w:anchor="_Toc156892455" w:history="1">
+      <w:hyperlink w:anchor="_Toc156978204" w:history="1">
         <w:r>
           <w:rPr>
             <w:rStyle w:val="Hipervnculo"/>
@@ -3980,7 +3980,7 @@
             <w:noProof/>
             <w:webHidden/>
           </w:rPr>
-          <w:instrText xml:space="preserve"> PAGEREF _Toc156892455 \h </w:instrText>
+          <w:instrText xml:space="preserve"> PAGEREF _Toc156978204 \h </w:instrText>
         </w:r>
         <w:r>
           <w:rPr>
@@ -4022,7 +4022,7 @@
           <w14:ligatures w14:val="standardContextual"/>
         </w:rPr>
       </w:pPr>
-      <w:hyperlink w:anchor="_Toc156892456" w:history="1">
+      <w:hyperlink w:anchor="_Toc156978205" w:history="1">
         <w:r>
           <w:rPr>
             <w:rStyle w:val="Hipervnculo"/>
@@ -4057,7 +4057,7 @@
             <w:noProof/>
             <w:webHidden/>
           </w:rPr>
-          <w:instrText xml:space="preserve"> PAGEREF _Toc156892456 \h </w:instrText>
+          <w:instrText xml:space="preserve"> PAGEREF _Toc156978205 \h </w:instrText>
         </w:r>
         <w:r>
           <w:rPr>
@@ -4099,7 +4099,7 @@
           <w14:ligatures w14:val="standardContextual"/>
         </w:rPr>
       </w:pPr>
-      <w:hyperlink w:anchor="_Toc156892457" w:history="1">
+      <w:hyperlink w:anchor="_Toc156978206" w:history="1">
         <w:r>
           <w:rPr>
             <w:rStyle w:val="Hipervnculo"/>
@@ -4134,7 +4134,7 @@
             <w:noProof/>
             <w:webHidden/>
           </w:rPr>
-          <w:instrText xml:space="preserve"> PAGEREF _Toc156892457 \h </w:instrText>
+          <w:instrText xml:space="preserve"> PAGEREF _Toc156978206 \h </w:instrText>
         </w:r>
         <w:r>
           <w:rPr>
@@ -4176,7 +4176,7 @@
           <w14:ligatures w14:val="standardContextual"/>
         </w:rPr>
       </w:pPr>
-      <w:hyperlink w:anchor="_Toc156892458" w:history="1">
+      <w:hyperlink w:anchor="_Toc156978207" w:history="1">
         <w:r>
           <w:rPr>
             <w:rStyle w:val="Hipervnculo"/>
@@ -4211,7 +4211,7 @@
             <w:noProof/>
             <w:webHidden/>
           </w:rPr>
-          <w:instrText xml:space="preserve"> PAGEREF _Toc156892458 \h </w:instrText>
+          <w:instrText xml:space="preserve"> PAGEREF _Toc156978207 \h </w:instrText>
         </w:r>
         <w:r>
           <w:rPr>
@@ -4253,7 +4253,7 @@
           <w14:ligatures w14:val="standardContextual"/>
         </w:rPr>
       </w:pPr>
-      <w:hyperlink w:anchor="_Toc156892459" w:history="1">
+      <w:hyperlink w:anchor="_Toc156978208" w:history="1">
         <w:r>
           <w:rPr>
             <w:rStyle w:val="Hipervnculo"/>
@@ -4288,7 +4288,7 @@
             <w:noProof/>
             <w:webHidden/>
           </w:rPr>
-          <w:instrText xml:space="preserve"> PAGEREF _Toc156892459 \h </w:instrText>
+          <w:instrText xml:space="preserve"> PAGEREF _Toc156978208 \h </w:instrText>
         </w:r>
         <w:r>
           <w:rPr>
@@ -4330,7 +4330,7 @@
           <w14:ligatures w14:val="standardContextual"/>
         </w:rPr>
       </w:pPr>
-      <w:hyperlink w:anchor="_Toc156892460" w:history="1">
+      <w:hyperlink w:anchor="_Toc156978209" w:history="1">
         <w:r>
           <w:rPr>
             <w:rStyle w:val="Hipervnculo"/>
@@ -4365,7 +4365,7 @@
             <w:noProof/>
             <w:webHidden/>
           </w:rPr>
-          <w:instrText xml:space="preserve"> PAGEREF _Toc156892460 \h </w:instrText>
+          <w:instrText xml:space="preserve"> PAGEREF _Toc156978209 \h </w:instrText>
         </w:r>
         <w:r>
           <w:rPr>
@@ -4407,7 +4407,7 @@
           <w14:ligatures w14:val="standardContextual"/>
         </w:rPr>
       </w:pPr>
-      <w:hyperlink w:anchor="_Toc156892461" w:history="1">
+      <w:hyperlink w:anchor="_Toc156978210" w:history="1">
         <w:r>
           <w:rPr>
             <w:rStyle w:val="Hipervnculo"/>
@@ -4442,7 +4442,7 @@
             <w:noProof/>
             <w:webHidden/>
           </w:rPr>
-          <w:instrText xml:space="preserve"> PAGEREF _Toc156892461 \h </w:instrText>
+          <w:instrText xml:space="preserve"> PAGEREF _Toc156978210 \h </w:instrText>
         </w:r>
         <w:r>
           <w:rPr>
@@ -4474,21 +4474,10 @@
       </w:hyperlink>
     </w:p>
     <w:p>
-      <w:r>
-        <w:fldChar w:fldCharType="end"/>
-      </w:r>
-    </w:p>
-    <w:p>
-      <w:pPr>
-        <w:pStyle w:val="Tabladeilustraciones"/>
+      <w:pPr>
         <w:rPr>
           <w:rStyle w:val="Hipervnculo"/>
-          <w:rFonts w:eastAsiaTheme="majorEastAsia" w:cstheme="majorBidi"/>
-          <w:b/>
-          <w:caps/>
           <w:color w:val="auto"/>
-          <w:sz w:val="32"/>
-          <w:szCs w:val="32"/>
           <w:u w:val="none"/>
         </w:rPr>
         <w:sectPr>
@@ -4503,12 +4492,15 @@
           <w:docGrid w:linePitch="360"/>
         </w:sectPr>
       </w:pPr>
+      <w:r>
+        <w:fldChar w:fldCharType="end"/>
+      </w:r>
     </w:p>
     <w:p>
       <w:pPr>
         <w:pStyle w:val="Ttulo1"/>
       </w:pPr>
-      <w:bookmarkStart w:id="4" w:name="_Toc156892352"/>
+      <w:bookmarkStart w:id="4" w:name="_Toc156978169"/>
       <w:r>
         <w:lastRenderedPageBreak/>
         <w:t>Initial meeting</w:t>
@@ -4867,7 +4859,6 @@
         </w:numPr>
       </w:pPr>
       <w:r>
-        <w:lastRenderedPageBreak/>
         <w:t>Emphasized the importance of structured progression from design to deployment.</w:t>
       </w:r>
     </w:p>
@@ -4879,6 +4870,7 @@
         </w:numPr>
       </w:pPr>
       <w:r>
+        <w:lastRenderedPageBreak/>
         <w:t>Kanban policies:</w:t>
       </w:r>
     </w:p>
@@ -5013,7 +5005,7 @@
       <w:pPr>
         <w:pStyle w:val="Ttulo1"/>
       </w:pPr>
-      <w:bookmarkStart w:id="5" w:name="_Toc156892353"/>
+      <w:bookmarkStart w:id="5" w:name="_Toc156978170"/>
       <w:r>
         <w:lastRenderedPageBreak/>
         <w:t>First week (11/12/2023 - 17/12/2023)</w:t>
@@ -5024,7 +5016,7 @@
       <w:pPr>
         <w:pStyle w:val="Ttulo2"/>
       </w:pPr>
-      <w:bookmarkStart w:id="6" w:name="_Toc156892354"/>
+      <w:bookmarkStart w:id="6" w:name="_Toc156978171"/>
       <w:r>
         <w:t>Daily meeting (11/12/2023)</w:t>
       </w:r>
@@ -5269,14 +5261,20 @@
     </w:p>
     <w:p>
       <w:r>
-        <w:t>The members are clear about their role in the project and it has been correctly defined which procedure has to be followed in order to correctly run the project management. The next step is to proceed with the development of the project, each with their assigned tasks.</w:t>
+        <w:t xml:space="preserve">The members are clear about their role in the </w:t>
+      </w:r>
+      <w:r>
+        <w:t>project,</w:t>
+      </w:r>
+      <w:r>
+        <w:t xml:space="preserve"> and it has been correctly defined which procedure has to be followed in order to correctly run the project management. The next step is to proceed with the development of the project, each with their assigned tasks.</w:t>
       </w:r>
     </w:p>
     <w:p>
       <w:pPr>
         <w:pStyle w:val="Ttulo2"/>
       </w:pPr>
-      <w:bookmarkStart w:id="7" w:name="_Toc156892355"/>
+      <w:bookmarkStart w:id="7" w:name="_Toc156978172"/>
       <w:r>
         <w:t>Daily meeting (12/12/2023)</w:t>
       </w:r>
@@ -5820,7 +5818,7 @@
       <w:pPr>
         <w:pStyle w:val="Ttulo2"/>
       </w:pPr>
-      <w:bookmarkStart w:id="8" w:name="_Toc156892356"/>
+      <w:bookmarkStart w:id="8" w:name="_Toc156978173"/>
       <w:r>
         <w:t>Daily Meeting (13/12/2023)</w:t>
       </w:r>
@@ -6165,7 +6163,16 @@
         </w:numPr>
       </w:pPr>
       <w:r>
-        <w:t>Implement the google cloud server and download and install the different technologies that are going to be used, such as Jenkins, SonarQube… </w:t>
+        <w:t>Implement the google cloud server and download and install the different technologies that are going to be used, such as Jenkins</w:t>
+      </w:r>
+      <w:r>
+        <w:t xml:space="preserve"> and</w:t>
+      </w:r>
+      <w:r>
+        <w:t xml:space="preserve"> SonarQube</w:t>
+      </w:r>
+      <w:r>
+        <w:t>.</w:t>
       </w:r>
     </w:p>
     <w:p>
@@ -6358,13 +6365,19 @@
         </w:numPr>
       </w:pPr>
       <w:r>
-        <w:t xml:space="preserve">Make an efficient connection with the REST API and other components such as NODE-RED, </w:t>
+        <w:t>Make an efficient connection with the REST API and other components such as NODE-RED</w:t>
+      </w:r>
+      <w:r>
+        <w:t xml:space="preserve"> and</w:t>
+      </w:r>
+      <w:r>
+        <w:t xml:space="preserve"> </w:t>
       </w:r>
       <w:r>
         <w:t>MySQL</w:t>
       </w:r>
       <w:r>
-        <w:t>… </w:t>
+        <w:t>.</w:t>
       </w:r>
     </w:p>
     <w:p>
@@ -6397,7 +6410,7 @@
       <w:pPr>
         <w:pStyle w:val="Ttulo2"/>
       </w:pPr>
-      <w:bookmarkStart w:id="9" w:name="_Toc156892357"/>
+      <w:bookmarkStart w:id="9" w:name="_Toc156978174"/>
       <w:r>
         <w:t>Daily meeting (14/12/2023)</w:t>
       </w:r>
@@ -6968,7 +6981,7 @@
       <w:pPr>
         <w:pStyle w:val="Ttulo2"/>
       </w:pPr>
-      <w:bookmarkStart w:id="10" w:name="_Toc156892358"/>
+      <w:bookmarkStart w:id="10" w:name="_Toc156978175"/>
       <w:r>
         <w:t>Daily meeting (15/12/2023)</w:t>
       </w:r>
@@ -7578,7 +7591,7 @@
       <w:pPr>
         <w:pStyle w:val="Ttulo1"/>
       </w:pPr>
-      <w:bookmarkStart w:id="11" w:name="_Toc156892359"/>
+      <w:bookmarkStart w:id="11" w:name="_Toc156978176"/>
       <w:r>
         <w:lastRenderedPageBreak/>
         <w:t>Second week (18/12/2023-24/12/2023)</w:t>
@@ -7589,7 +7602,7 @@
       <w:pPr>
         <w:pStyle w:val="Ttulo2"/>
       </w:pPr>
-      <w:bookmarkStart w:id="12" w:name="_Toc156892360"/>
+      <w:bookmarkStart w:id="12" w:name="_Toc156978177"/>
       <w:r>
         <w:t>Replenishment and Commitment Meeting (18/12/2023)</w:t>
       </w:r>
@@ -8021,7 +8034,7 @@
       <w:pPr>
         <w:pStyle w:val="Ttulo2"/>
       </w:pPr>
-      <w:bookmarkStart w:id="13" w:name="_Toc156892361"/>
+      <w:bookmarkStart w:id="13" w:name="_Toc156978178"/>
       <w:r>
         <w:t>Daily meeting (18/11/2023)</w:t>
       </w:r>
@@ -8573,6 +8586,9 @@
       <w:r>
         <w:t>Error mocking lists</w:t>
       </w:r>
+      <w:r>
+        <w:t>.</w:t>
+      </w:r>
     </w:p>
     <w:p>
       <w:r>
@@ -8592,7 +8608,7 @@
       <w:pPr>
         <w:pStyle w:val="Ttulo2"/>
       </w:pPr>
-      <w:bookmarkStart w:id="14" w:name="_Toc156892362"/>
+      <w:bookmarkStart w:id="14" w:name="_Toc156978179"/>
       <w:r>
         <w:t>Daily meeting (</w:t>
       </w:r>
@@ -9361,6 +9377,13 @@
         </w:rPr>
         <w:t>Making an accurate model</w:t>
       </w:r>
+      <w:r>
+        <w:rPr>
+          <w:rFonts w:cs="Arial"/>
+          <w:color w:val="000000"/>
+        </w:rPr>
+        <w:t>.</w:t>
+      </w:r>
     </w:p>
     <w:p>
       <w:pPr>
@@ -9473,7 +9496,7 @@
       <w:pPr>
         <w:pStyle w:val="Ttulo2"/>
       </w:pPr>
-      <w:bookmarkStart w:id="15" w:name="_Toc156892363"/>
+      <w:bookmarkStart w:id="15" w:name="_Toc156978180"/>
       <w:r>
         <w:t>Daily meeting (20/12/2023)</w:t>
       </w:r>
@@ -9967,6 +9990,9 @@
       <w:r>
         <w:t>Making an accurate model</w:t>
       </w:r>
+      <w:r>
+        <w:t>.</w:t>
+      </w:r>
     </w:p>
     <w:p>
       <w:pPr>
@@ -9988,6 +10014,9 @@
       </w:pPr>
       <w:r>
         <w:t>Having a good coverage in SonarQube analysis</w:t>
+      </w:r>
+      <w:r>
+        <w:t>.</w:t>
       </w:r>
     </w:p>
     <w:p>
@@ -10067,7 +10096,7 @@
       <w:pPr>
         <w:pStyle w:val="Ttulo2"/>
       </w:pPr>
-      <w:bookmarkStart w:id="16" w:name="_Toc156892364"/>
+      <w:bookmarkStart w:id="16" w:name="_Toc156978181"/>
       <w:r>
         <w:t>Service delivery review (21/12/2023)</w:t>
       </w:r>
@@ -10432,7 +10461,7 @@
       <w:r>
         <w:fldChar w:fldCharType="separate"/>
       </w:r>
-      <w:bookmarkStart w:id="18" w:name="_Toc156892455"/>
+      <w:bookmarkStart w:id="18" w:name="_Toc156978204"/>
       <w:r>
         <w:rPr>
           <w:noProof/>
@@ -10567,7 +10596,7 @@
           <w:lang w:eastAsia="es-ES"/>
         </w:rPr>
         <w:drawing>
-          <wp:inline distT="0" distB="0" distL="0" distR="0" wp14:anchorId="4365D783" wp14:editId="4036C1A9">
+          <wp:inline distT="0" distB="0" distL="0" distR="0" wp14:anchorId="4365D783" wp14:editId="242BC34E">
             <wp:extent cx="5730240" cy="2476500"/>
             <wp:effectExtent l="0" t="0" r="3810" b="0"/>
             <wp:docPr id="2" name="Imagen 2" descr="https://lh7-us.googleusercontent.com/-ihEGGqDy2E8AojoSP4tOeHLaMXUIr6p8hMHNbBTcr1sVdQSJNxK-nXpqA4mstFHivkluaxbReBqXOc0aEqW7BNnE_PpsRJXtxaxAYy0WOlG8CNa4KivY-h0MZnvyqYdAI9xzxuqsTrktzK38GjKiYM"/>
@@ -10631,7 +10660,7 @@
       <w:r>
         <w:fldChar w:fldCharType="separate"/>
       </w:r>
-      <w:bookmarkStart w:id="20" w:name="_Toc156892456"/>
+      <w:bookmarkStart w:id="20" w:name="_Toc156978205"/>
       <w:r>
         <w:rPr>
           <w:noProof/>
@@ -10779,7 +10808,7 @@
       <w:pPr>
         <w:pStyle w:val="Ttulo1"/>
       </w:pPr>
-      <w:bookmarkStart w:id="21" w:name="_Toc156892365"/>
+      <w:bookmarkStart w:id="21" w:name="_Toc156978182"/>
       <w:r>
         <w:lastRenderedPageBreak/>
         <w:t>Fifth Week (08/01/2024 – 14/01/2024)</w:t>
@@ -10790,7 +10819,7 @@
       <w:pPr>
         <w:pStyle w:val="Ttulo2"/>
       </w:pPr>
-      <w:bookmarkStart w:id="22" w:name="_Toc156892366"/>
+      <w:bookmarkStart w:id="22" w:name="_Toc156978183"/>
       <w:r>
         <w:t>Service delivery meeting (08/01/2024)</w:t>
       </w:r>
@@ -11147,7 +11176,7 @@
       <w:r>
         <w:fldChar w:fldCharType="separate"/>
       </w:r>
-      <w:bookmarkStart w:id="24" w:name="_Toc156892457"/>
+      <w:bookmarkStart w:id="24" w:name="_Toc156978206"/>
       <w:r>
         <w:rPr>
           <w:noProof/>
@@ -11284,7 +11313,7 @@
         </w:rPr>
         <w:lastRenderedPageBreak/>
         <w:drawing>
-          <wp:inline distT="0" distB="0" distL="0" distR="0" wp14:anchorId="26FE62D9" wp14:editId="763DE994">
+          <wp:inline distT="0" distB="0" distL="0" distR="0" wp14:anchorId="26FE62D9" wp14:editId="75DFC23E">
             <wp:extent cx="5730240" cy="2598420"/>
             <wp:effectExtent l="0" t="0" r="3810" b="0"/>
             <wp:docPr id="14" name="Imagen 14" descr="https://lh7-us.googleusercontent.com/NcORdmERzZ8j86NiwEiET0LtPdUaCFXyEyYtqFPhH50miPq2lHQLBEsqiYCS-XOVz5C3vRGCxkOOGyPTzStvDGME6jwf5TTfZXsLBmvz_ilH9FW_K9XnoCHJ4Sc8KytxU4VPAq-A3IuO2glPY1mGFUg"/>
@@ -11348,7 +11377,7 @@
       <w:r>
         <w:fldChar w:fldCharType="separate"/>
       </w:r>
-      <w:bookmarkStart w:id="26" w:name="_Toc156892458"/>
+      <w:bookmarkStart w:id="26" w:name="_Toc156978207"/>
       <w:r>
         <w:rPr>
           <w:noProof/>
@@ -11500,7 +11529,7 @@
       <w:pPr>
         <w:pStyle w:val="Ttulo2"/>
       </w:pPr>
-      <w:bookmarkStart w:id="27" w:name="_Toc156892367"/>
+      <w:bookmarkStart w:id="27" w:name="_Toc156978184"/>
       <w:r>
         <w:rPr>
           <w:bCs/>
@@ -11967,7 +11996,7 @@
       <w:pPr>
         <w:pStyle w:val="Ttulo2"/>
       </w:pPr>
-      <w:bookmarkStart w:id="28" w:name="_Toc156892368"/>
+      <w:bookmarkStart w:id="28" w:name="_Toc156978185"/>
       <w:r>
         <w:t>Daily meeting (08/01/2024)</w:t>
       </w:r>
@@ -12529,7 +12558,7 @@
       <w:pPr>
         <w:pStyle w:val="Ttulo2"/>
       </w:pPr>
-      <w:bookmarkStart w:id="29" w:name="_Toc156892369"/>
+      <w:bookmarkStart w:id="29" w:name="_Toc156978186"/>
       <w:r>
         <w:t>Daily meeting (09/01/2024)</w:t>
       </w:r>
@@ -13066,7 +13095,7 @@
       <w:pPr>
         <w:pStyle w:val="Ttulo2"/>
       </w:pPr>
-      <w:bookmarkStart w:id="30" w:name="_Toc156892370"/>
+      <w:bookmarkStart w:id="30" w:name="_Toc156978187"/>
       <w:r>
         <w:t>Daily meeting (10/01/2024)</w:t>
       </w:r>
@@ -13613,7 +13642,7 @@
       <w:pPr>
         <w:pStyle w:val="Ttulo2"/>
       </w:pPr>
-      <w:bookmarkStart w:id="31" w:name="_Toc156892371"/>
+      <w:bookmarkStart w:id="31" w:name="_Toc156978188"/>
       <w:r>
         <w:t>Daily meetin</w:t>
       </w:r>
@@ -14160,7 +14189,7 @@
       <w:pPr>
         <w:pStyle w:val="Ttulo2"/>
       </w:pPr>
-      <w:bookmarkStart w:id="32" w:name="_Toc156892372"/>
+      <w:bookmarkStart w:id="32" w:name="_Toc156978189"/>
       <w:r>
         <w:t>Daily meeting (12/01/2024)</w:t>
       </w:r>
@@ -14733,7 +14762,7 @@
       <w:pPr>
         <w:pStyle w:val="Ttulo1"/>
       </w:pPr>
-      <w:bookmarkStart w:id="33" w:name="_Toc156892373"/>
+      <w:bookmarkStart w:id="33" w:name="_Toc156978190"/>
       <w:r>
         <w:lastRenderedPageBreak/>
         <w:t>Sixth week (15/01/2024-21/01/2024)</w:t>
@@ -14744,7 +14773,7 @@
       <w:pPr>
         <w:pStyle w:val="Ttulo2"/>
       </w:pPr>
-      <w:bookmarkStart w:id="34" w:name="_Toc156892374"/>
+      <w:bookmarkStart w:id="34" w:name="_Toc156978191"/>
       <w:r>
         <w:t>Replenishment and Commitment Meeting</w:t>
       </w:r>
@@ -15168,7 +15197,7 @@
       <w:pPr>
         <w:pStyle w:val="Ttulo2"/>
       </w:pPr>
-      <w:bookmarkStart w:id="35" w:name="_Toc156892375"/>
+      <w:bookmarkStart w:id="35" w:name="_Toc156978192"/>
       <w:r>
         <w:t>Daily meeting (15/01/2024)</w:t>
       </w:r>
@@ -15662,6 +15691,9 @@
       <w:r>
         <w:t>Denormalize the prediction</w:t>
       </w:r>
+      <w:r>
+        <w:t>.</w:t>
+      </w:r>
     </w:p>
     <w:p>
       <w:pPr>
@@ -15706,7 +15738,7 @@
       <w:pPr>
         <w:pStyle w:val="Ttulo2"/>
       </w:pPr>
-      <w:bookmarkStart w:id="36" w:name="_Toc156892376"/>
+      <w:bookmarkStart w:id="36" w:name="_Toc156978193"/>
       <w:r>
         <w:t>Daily meeting (16/01/2024)</w:t>
       </w:r>
@@ -17019,6 +17051,16 @@
         </w:rPr>
         <w:t>Subtracting data from the model</w:t>
       </w:r>
+      <w:r>
+        <w:rPr>
+          <w:rFonts w:ascii="Arial" w:hAnsi="Arial" w:cs="Arial"/>
+          <w:color w:val="000000"/>
+          <w:sz w:val="22"/>
+          <w:szCs w:val="22"/>
+          <w:lang w:val="en-GB"/>
+        </w:rPr>
+        <w:t>.</w:t>
+      </w:r>
     </w:p>
     <w:p>
       <w:pPr>
@@ -17138,7 +17180,7 @@
       <w:pPr>
         <w:pStyle w:val="Ttulo2"/>
       </w:pPr>
-      <w:bookmarkStart w:id="37" w:name="_Toc156892377"/>
+      <w:bookmarkStart w:id="37" w:name="_Toc156978194"/>
       <w:r>
         <w:t>Daily meeting (17/01/2024)</w:t>
       </w:r>
@@ -18631,7 +18673,7 @@
       <w:pPr>
         <w:pStyle w:val="Ttulo2"/>
       </w:pPr>
-      <w:bookmarkStart w:id="38" w:name="_Toc156892378"/>
+      <w:bookmarkStart w:id="38" w:name="_Toc156978195"/>
       <w:r>
         <w:t>Daily meeting (18/01/2024)</w:t>
       </w:r>
@@ -19943,7 +19985,7 @@
       <w:pPr>
         <w:pStyle w:val="Ttulo2"/>
       </w:pPr>
-      <w:bookmarkStart w:id="39" w:name="_Toc156892379"/>
+      <w:bookmarkStart w:id="39" w:name="_Toc156978196"/>
       <w:r>
         <w:t>Daily meeting (19/01/2024)</w:t>
       </w:r>
@@ -21253,7 +21295,7 @@
         <w:pStyle w:val="Ttulo1"/>
       </w:pPr>
       <w:bookmarkStart w:id="40" w:name="_Hlk137405933"/>
-      <w:bookmarkStart w:id="41" w:name="_Toc156892380"/>
+      <w:bookmarkStart w:id="41" w:name="_Toc156978197"/>
       <w:r>
         <w:lastRenderedPageBreak/>
         <w:t>Seventh week (22/01/2024-24/01/2024)</w:t>
@@ -21265,7 +21307,7 @@
       <w:pPr>
         <w:pStyle w:val="Ttulo2"/>
       </w:pPr>
-      <w:bookmarkStart w:id="42" w:name="_Toc156892381"/>
+      <w:bookmarkStart w:id="42" w:name="_Toc156978198"/>
       <w:r>
         <w:rPr>
           <w:bCs/>
@@ -21523,7 +21565,15 @@
         </w:numPr>
       </w:pPr>
       <w:r>
-        <w:t>So far, the group has encountered major problems with the Google Cloud server suspendance, which blocked some PBIs until the server was recreated.</w:t>
+        <w:t xml:space="preserve">So far, the group has encountered major problems with the Google Cloud server </w:t>
+      </w:r>
+      <w:proofErr w:type="spellStart"/>
+      <w:r>
+        <w:t>suspendance</w:t>
+      </w:r>
+      <w:proofErr w:type="spellEnd"/>
+      <w:r>
+        <w:t>, which blocked some PBIs until the server was recreated.</w:t>
       </w:r>
     </w:p>
     <w:p>
@@ -21682,10 +21732,12 @@
         </w:numPr>
       </w:pPr>
       <w:r>
-        <w:t xml:space="preserve">Make a concerted effort to manage the Work in Progress (WIP) and ensure that the number of concurrent tasks remains below the now established limit of 2. </w:t>
-      </w:r>
-      <w:r>
-        <w:tab/>
+        <w:t>Make a concerted effort to manage the Work in Progress (WIP) and ensure that the number of concurrent tasks remains below the now established limit of 2.</w:t>
+      </w:r>
+      <w:r>
+        <w:t xml:space="preserve"> </w:t>
+      </w:r>
+      <w:r>
         <w:t>This involves careful planning and coordination to optimise workflow efficiency.</w:t>
       </w:r>
     </w:p>
@@ -21732,7 +21784,7 @@
       <w:pPr>
         <w:pStyle w:val="Ttulo2"/>
       </w:pPr>
-      <w:bookmarkStart w:id="43" w:name="_Toc156892382"/>
+      <w:bookmarkStart w:id="43" w:name="_Toc156978199"/>
       <w:r>
         <w:t>Daily meeting (</w:t>
       </w:r>
@@ -22285,7 +22337,7 @@
       <w:pPr>
         <w:pStyle w:val="Ttulo2"/>
       </w:pPr>
-      <w:bookmarkStart w:id="44" w:name="_Toc156892383"/>
+      <w:bookmarkStart w:id="44" w:name="_Toc156978200"/>
       <w:r>
         <w:t>Daily meeting (2</w:t>
       </w:r>
@@ -22853,7 +22905,7 @@
       <w:pPr>
         <w:pStyle w:val="Ttulo2"/>
       </w:pPr>
-      <w:bookmarkStart w:id="45" w:name="_Toc156892384"/>
+      <w:bookmarkStart w:id="45" w:name="_Toc156978201"/>
       <w:r>
         <w:t>Daily meeting (2</w:t>
       </w:r>
@@ -23408,7 +23460,7 @@
       <w:pPr>
         <w:pStyle w:val="Ttulo2"/>
       </w:pPr>
-      <w:bookmarkStart w:id="46" w:name="_Toc156892385"/>
+      <w:bookmarkStart w:id="46" w:name="_Toc156978202"/>
       <w:r>
         <w:t>Service delivery meeting (</w:t>
       </w:r>
@@ -23747,7 +23799,7 @@
       <w:r>
         <w:fldChar w:fldCharType="separate"/>
       </w:r>
-      <w:bookmarkStart w:id="48" w:name="_Toc156892459"/>
+      <w:bookmarkStart w:id="48" w:name="_Toc156978208"/>
       <w:r>
         <w:rPr>
           <w:noProof/>
@@ -23935,7 +23987,7 @@
         </w:rPr>
         <w:lastRenderedPageBreak/>
         <w:drawing>
-          <wp:inline distT="0" distB="0" distL="0" distR="0" wp14:anchorId="7DC4FDFE" wp14:editId="4E8C44F2">
+          <wp:inline distT="0" distB="0" distL="0" distR="0" wp14:anchorId="7DC4FDFE" wp14:editId="56A0E78C">
             <wp:extent cx="5731510" cy="2697480"/>
             <wp:effectExtent l="0" t="0" r="2540" b="7620"/>
             <wp:docPr id="258858241" name="Imagen 1" descr="Escala de tiempo&#10;&#10;Descripción generada automáticamente"/>
@@ -23999,7 +24051,7 @@
       <w:r>
         <w:fldChar w:fldCharType="separate"/>
       </w:r>
-      <w:bookmarkStart w:id="50" w:name="_Toc156892460"/>
+      <w:bookmarkStart w:id="50" w:name="_Toc156978209"/>
       <w:r>
         <w:rPr>
           <w:noProof/>
@@ -24157,7 +24209,7 @@
       <w:pPr>
         <w:pStyle w:val="Ttulo2"/>
       </w:pPr>
-      <w:bookmarkStart w:id="51" w:name="_Toc156892386"/>
+      <w:bookmarkStart w:id="51" w:name="_Toc156978203"/>
       <w:r>
         <w:t>Strategy review meeting</w:t>
       </w:r>
@@ -24506,7 +24558,7 @@
         </w:rPr>
         <w:lastRenderedPageBreak/>
         <w:drawing>
-          <wp:inline distT="0" distB="0" distL="0" distR="0" wp14:anchorId="2FBCC538" wp14:editId="5317AE73">
+          <wp:inline distT="0" distB="0" distL="0" distR="0" wp14:anchorId="2FBCC538" wp14:editId="3408F4B7">
             <wp:extent cx="5731510" cy="3542665"/>
             <wp:effectExtent l="0" t="0" r="2540" b="635"/>
             <wp:docPr id="412111640" name="Imagen 3" descr="Gráfico, Gráfico de líneas&#10;&#10;Descripción generada automáticamente"/>
@@ -24570,7 +24622,7 @@
       <w:r>
         <w:fldChar w:fldCharType="separate"/>
       </w:r>
-      <w:bookmarkStart w:id="53" w:name="_Toc156892461"/>
+      <w:bookmarkStart w:id="53" w:name="_Toc156978210"/>
       <w:r>
         <w:rPr>
           <w:noProof/>
@@ -26915,7 +26967,7 @@
         <w:szCs w:val="18"/>
         <w:lang w:val="es-ES" w:eastAsia="es-ES"/>
       </w:rPr>
-      <w:t>4</w:t>
+      <w:t>6</w:t>
     </w:r>
     <w:r>
       <w:rPr>
@@ -26970,7 +27022,7 @@
         <w:szCs w:val="18"/>
         <w:lang w:val="es-ES" w:eastAsia="es-ES"/>
       </w:rPr>
-      <w:t>Fifth Week (08/01/2024 – 14/01/2024)</w:t>
+      <w:t>Seventh week (22/01/2024-24/01/2024)</w:t>
     </w:r>
     <w:r>
       <w:rPr>
